--- a/downloads/workbook/ai-5-week-36.docx
+++ b/downloads/workbook/ai-5-week-36.docx
@@ -987,6 +987,178 @@
         <w:t>Project connection: For the Image-pattern Network Investigation, save the labelled trace and the changed-case explanation beside the experiment record. State exactly what this example supports before linking it to the wider capstone claim.</w:t>
       </w:r>
     </w:p>
+    <w:p>
+      <w:pPr>
+        <w:pStyle w:val="Heading1"/>
+      </w:pPr>
+      <w:r>
+        <w:t>13. Project portfolio milestone</w:t>
+      </w:r>
+    </w:p>
+    <w:p>
+      <w:r>
+        <w:t>Project: Image-pattern Network Investigation</w:t>
+      </w:r>
+    </w:p>
+    <w:p>
+      <w:r>
+        <w:t>Current milestone: Present and defend. Demonstrate the system, explain one failure and justify the next improvement with evidence.</w:t>
+      </w:r>
+    </w:p>
+    <w:p>
+      <w:r>
+        <w:t>For the Image-pattern Network Investigation, save the labelled trace and the changed-case explanation beside the experiment record. State exactly what this example supports before linking it to the wider capstone claim.</w:t>
+      </w:r>
+    </w:p>
+    <w:tbl>
+      <w:tblPr>
+        <w:tblStyle w:val="LightShading-Accent1"/>
+        <w:tblW w:type="auto" w:w="0"/>
+        <w:tblLook w:firstColumn="1" w:firstRow="1" w:lastColumn="0" w:lastRow="0" w:noHBand="0" w:noVBand="1" w:val="04A0"/>
+      </w:tblPr>
+      <w:tblGrid>
+        <w:gridCol w:w="5112"/>
+        <w:gridCol w:w="5112"/>
+      </w:tblGrid>
+      <w:tr>
+        <w:trPr>
+          <w:tblHeader/>
+        </w:trPr>
+        <w:tc>
+          <w:tcPr>
+            <w:tcW w:type="dxa" w:w="5112"/>
+          </w:tcPr>
+          <w:p>
+            <w:r>
+              <w:t>Evidence to keep</w:t>
+            </w:r>
+          </w:p>
+        </w:tc>
+        <w:tc>
+          <w:tcPr>
+            <w:tcW w:type="dxa" w:w="5112"/>
+          </w:tcPr>
+          <w:p>
+            <w:r>
+              <w:t>My record</w:t>
+            </w:r>
+          </w:p>
+        </w:tc>
+      </w:tr>
+      <w:tr>
+        <w:tc>
+          <w:tcPr>
+            <w:tcW w:type="dxa" w:w="5112"/>
+          </w:tcPr>
+          <w:p>
+            <w:r>
+              <w:t>This week’s input and deciding step</w:t>
+            </w:r>
+          </w:p>
+        </w:tc>
+        <w:tc>
+          <w:tcPr>
+            <w:tcW w:type="dxa" w:w="5112"/>
+          </w:tcPr>
+          <w:p>
+            <w:r/>
+          </w:p>
+        </w:tc>
+      </w:tr>
+      <w:tr>
+        <w:tc>
+          <w:tcPr>
+            <w:tcW w:type="dxa" w:w="5112"/>
+          </w:tcPr>
+          <w:p>
+            <w:r>
+              <w:t>Prediction and actual result (or labelled paper trace)</w:t>
+            </w:r>
+          </w:p>
+        </w:tc>
+        <w:tc>
+          <w:tcPr>
+            <w:tcW w:type="dxa" w:w="5112"/>
+          </w:tcPr>
+          <w:p>
+            <w:r/>
+          </w:p>
+        </w:tc>
+      </w:tr>
+      <w:tr>
+        <w:tc>
+          <w:tcPr>
+            <w:tcW w:type="dxa" w:w="5112"/>
+          </w:tcPr>
+          <w:p>
+            <w:r>
+              <w:t>One change since the previous checkpoint and why</w:t>
+            </w:r>
+          </w:p>
+        </w:tc>
+        <w:tc>
+          <w:tcPr>
+            <w:tcW w:type="dxa" w:w="5112"/>
+          </w:tcPr>
+          <w:p>
+            <w:r/>
+          </w:p>
+        </w:tc>
+      </w:tr>
+      <w:tr>
+        <w:tc>
+          <w:tcPr>
+            <w:tcW w:type="dxa" w:w="5112"/>
+          </w:tcPr>
+          <w:p>
+            <w:r>
+              <w:t>One error or limit and the next test</w:t>
+            </w:r>
+          </w:p>
+        </w:tc>
+        <w:tc>
+          <w:tcPr>
+            <w:tcW w:type="dxa" w:w="5112"/>
+          </w:tcPr>
+          <w:p>
+            <w:r/>
+          </w:p>
+        </w:tc>
+      </w:tr>
+    </w:tbl>
+    <w:p>
+      <w:pPr>
+        <w:pStyle w:val="Heading3"/>
+      </w:pPr>
+      <w:r>
+        <w:t>Explain what this week adds to your project. Reuse last week’s record rather than starting again.</w:t>
+      </w:r>
+    </w:p>
+    <w:p>
+      <w:r>
+        <w:t>________________________________________________________________</w:t>
+      </w:r>
+    </w:p>
+    <w:p>
+      <w:r>
+        <w:t>________________________________________________________________</w:t>
+      </w:r>
+    </w:p>
+    <w:p>
+      <w:r>
+        <w:t>________________________________________________________________</w:t>
+      </w:r>
+    </w:p>
+    <w:p>
+      <w:r>
+        <w:t>________________________________________________________________</w:t>
+      </w:r>
+    </w:p>
+    <w:p>
+      <w:r>
+        <w:t>________________________________________________________________</w:t>
+      </w:r>
+    </w:p>
     <w:sectPr>
       <w:pgSz w:w="12240" w:h="15840"/>
       <w:pgMar w:top="936" w:right="1008" w:bottom="936" w:left="1008" w:header="720" w:footer="720" w:gutter="0"/>

--- a/downloads/workbook/ai-5-week-36.docx
+++ b/downloads/workbook/ai-5-week-36.docx
@@ -1159,6 +1159,235 @@
         <w:t>________________________________________________________________</w:t>
       </w:r>
     </w:p>
+    <w:p>
+      <w:pPr>
+        <w:pStyle w:val="Heading1"/>
+      </w:pPr>
+      <w:r>
+        <w:t>14. Supported practice and learning evidence</w:t>
+      </w:r>
+    </w:p>
+    <w:p>
+      <w:r>
+        <w:t>Use this supported practice once, in the browser or on paper. Keep the reserved independent assessment for a separate first attempt before teacher feedback.</w:t>
+      </w:r>
+    </w:p>
+    <w:p>
+      <w:r>
+        <w:t>Defend an individual network calculation. At the defence, a team shows a single toy neuron before describing the whole image-pattern experiment.</w:t>
+      </w:r>
+    </w:p>
+    <w:p>
+      <w:pPr>
+        <w:pStyle w:val="Heading3"/>
+      </w:pPr>
+      <w:r>
+        <w:t>Practice 1: explain the deciding evidence</w:t>
+      </w:r>
+    </w:p>
+    <w:p>
+      <w:r>
+        <w:t>Which labelled step matches this detail? max(0,0.2)=0.2; this activation is not a confidence percentage.</w:t>
+      </w:r>
+    </w:p>
+    <w:p>
+      <w:r>
+        <w:t>1. Add weighted terms</w:t>
+      </w:r>
+    </w:p>
+    <w:p>
+      <w:r>
+        <w:t>2. Apply ReLU</w:t>
+      </w:r>
+    </w:p>
+    <w:p>
+      <w:r>
+        <w:t>3. Multiply inputs</w:t>
+      </w:r>
+    </w:p>
+    <w:p>
+      <w:pPr>
+        <w:pStyle w:val="Heading3"/>
+      </w:pPr>
+      <w:r>
+        <w:t>My selected conclusion, deciding fact and explanation</w:t>
+      </w:r>
+    </w:p>
+    <w:p>
+      <w:r>
+        <w:t>________________________________________________________________</w:t>
+      </w:r>
+    </w:p>
+    <w:p>
+      <w:r>
+        <w:t>________________________________________________________________</w:t>
+      </w:r>
+    </w:p>
+    <w:p>
+      <w:r>
+        <w:t>________________________________________________________________</w:t>
+      </w:r>
+    </w:p>
+    <w:p>
+      <w:r>
+        <w:t>________________________________________________________________</w:t>
+      </w:r>
+    </w:p>
+    <w:p>
+      <w:r>
+        <w:t>________________________________________________________________</w:t>
+      </w:r>
+    </w:p>
+    <w:p>
+      <w:r>
+        <w:t>Hint if needed: Read the steps in the pictorial case. Match the supplied detail to the stage that performs or records it.</w:t>
+      </w:r>
+    </w:p>
+    <w:p>
+      <w:r>
+        <w:t>After your attempt, compare with the supported explanation: Apply ReLU max(0,0.2)=0.2; this activation is not a confidence percentage. A defence should distinguish a traceable network calculation from a claim about classification quality. The neuron transforms supplied numbers; held-out labelled cases are needed to assess the complete system.</w:t>
+      </w:r>
+    </w:p>
+    <w:p>
+      <w:pPr>
+        <w:pStyle w:val="Heading3"/>
+      </w:pPr>
+      <w:r>
+        <w:t>Practice 2: explain the deciding evidence</w:t>
+      </w:r>
+    </w:p>
+    <w:p>
+      <w:r>
+        <w:t>Changed-case practice: Change the second input from 1 to 2. Which conclusion is supported by the supplied facts?</w:t>
+      </w:r>
+    </w:p>
+    <w:p>
+      <w:r>
+        <w:t>1. We can decide the result without examining the changed input or the procedure.</w:t>
+      </w:r>
+    </w:p>
+    <w:p>
+      <w:r>
+        <w:t>2. This one example guarantees correct results for every future input.</w:t>
+      </w:r>
+    </w:p>
+    <w:p>
+      <w:r>
+        <w:t>3. z becomes 1-2+0.2=-0.8 and ReLU returns 0.</w:t>
+      </w:r>
+    </w:p>
+    <w:p>
+      <w:pPr>
+        <w:pStyle w:val="Heading3"/>
+      </w:pPr>
+      <w:r>
+        <w:t>My selected conclusion, deciding fact and explanation</w:t>
+      </w:r>
+    </w:p>
+    <w:p>
+      <w:r>
+        <w:t>________________________________________________________________</w:t>
+      </w:r>
+    </w:p>
+    <w:p>
+      <w:r>
+        <w:t>________________________________________________________________</w:t>
+      </w:r>
+    </w:p>
+    <w:p>
+      <w:r>
+        <w:t>________________________________________________________________</w:t>
+      </w:r>
+    </w:p>
+    <w:p>
+      <w:r>
+        <w:t>________________________________________________________________</w:t>
+      </w:r>
+    </w:p>
+    <w:p>
+      <w:r>
+        <w:t>________________________________________________________________</w:t>
+      </w:r>
+    </w:p>
+    <w:p>
+      <w:r>
+        <w:t>Hint if needed: Use the changed condition and the deciding step in the pictorial trace. The answer must say what follows from those facts.</w:t>
+      </w:r>
+    </w:p>
+    <w:p>
+      <w:r>
+        <w:t>After your attempt, compare with the supported explanation: z becomes 1-2+0.2=-0.8 and ReLU returns 0. The negative weighted term grows; ReLU clips a negative pre-activation to zero.</w:t>
+      </w:r>
+    </w:p>
+    <w:p>
+      <w:pPr>
+        <w:pStyle w:val="Heading3"/>
+      </w:pPr>
+      <w:r>
+        <w:t>Repair a missing building block</w:t>
+      </w:r>
+    </w:p>
+    <w:p>
+      <w:r>
+        <w:t>Review Capstone limitations and revision (ai-5/35). Goal: Evaluate a frozen candidate and baseline on final rows. Short practice: Calculate the slice rates and explain the claim revision. If the team trains on the shifted evaluation patterns, what kind of evidence does their rerun provide?. Return to this week and explain what you changed.</w:t>
+      </w:r>
+    </w:p>
+    <w:p>
+      <w:r>
+        <w:t>Review Capstone hypothesis and baseline (ai-5/33). Goal: Write a testable capstone hypothesis and a credible baseline. Short practice: Name the intended change, the baseline and the measured outcome. Why must both versions avoid training on the eight reserved labels?. Return to this week and explain what you changed.</w:t>
+      </w:r>
+    </w:p>
+    <w:p>
+      <w:r>
+        <w:t>Review Dataset shift in neural models (ai-5/30). Goal: Explain how a changed input mix can change overall accuracy. Short practice: Did the supplied model’s dim-light accuracy deteriorate? Point to the relevant step in the picture, then write the changed result and the rule or evidence that supports it.. Return to this week and explain what you changed.</w:t>
+      </w:r>
+    </w:p>
+    <w:p>
+      <w:pPr>
+        <w:pStyle w:val="Heading3"/>
+      </w:pPr>
+      <w:r>
+        <w:t>Keep your completed work</w:t>
+      </w:r>
+    </w:p>
+    <w:p>
+      <w:r>
+        <w:t>Use Download completed work in the hosted lesson to export your answers, reflections, practice feedback and code-run evidence. Open the HTML copy to read or print it. Drafts stay in this browser when storage is available; clear drafts on a shared device.</w:t>
+      </w:r>
+    </w:p>
+    <w:p>
+      <w:pPr>
+        <w:pStyle w:val="Heading3"/>
+      </w:pPr>
+      <w:r>
+        <w:t>What I repaired, the evidence I kept and the next test</w:t>
+      </w:r>
+    </w:p>
+    <w:p>
+      <w:r>
+        <w:t>________________________________________________________________</w:t>
+      </w:r>
+    </w:p>
+    <w:p>
+      <w:r>
+        <w:t>________________________________________________________________</w:t>
+      </w:r>
+    </w:p>
+    <w:p>
+      <w:r>
+        <w:t>________________________________________________________________</w:t>
+      </w:r>
+    </w:p>
+    <w:p>
+      <w:r>
+        <w:t>________________________________________________________________</w:t>
+      </w:r>
+    </w:p>
+    <w:p>
+      <w:r>
+        <w:t>________________________________________________________________</w:t>
+      </w:r>
+    </w:p>
     <w:sectPr>
       <w:pgSz w:w="12240" w:h="15840"/>
       <w:pgMar w:top="936" w:right="1008" w:bottom="936" w:left="1008" w:header="720" w:footer="720" w:gutter="0"/>

--- a/downloads/workbook/ai-5-week-36.docx
+++ b/downloads/workbook/ai-5-week-36.docx
@@ -30,33 +30,57 @@
     </w:p>
     <w:p>
       <w:r>
-        <w:t>Try the recall before opening notes. Then use a different colour or a labelled second line to correct your explanation.</w:t>
+        <w:t>Record your starting explanation for Neural network experiment defense before opening notes. Show any later correction separately.</w:t>
       </w:r>
     </w:p>
     <w:p>
       <w:pPr>
-        <w:pStyle w:val="Heading3"/>
-      </w:pPr>
-      <w:r>
-        <w:t>Capstone limitations and revision</w:t>
+        <w:spacing w:line="336" w:lineRule="auto" w:after="180"/>
+      </w:pPr>
+      <w:r>
+        <w:rPr>
+          <w:b w:val="0"/>
+        </w:rPr>
+        <w:t>Try the recall before opening notes. Then use a different colour or a labelled second line to correct your explanation.</w:t>
       </w:r>
     </w:p>
     <w:p>
-      <w:r>
-        <w:t>Without opening the old lesson, explain one key idea from Capstone limitations and revision. Give an example and a mistake that the idea helps you avoid.</w:t>
+      <w:pPr>
+        <w:pStyle w:val="Heading3"/>
+      </w:pPr>
+      <w:r>
+        <w:t>Capstone limitations and revision</w:t>
       </w:r>
     </w:p>
     <w:p>
       <w:pPr>
-        <w:pStyle w:val="Heading3"/>
-      </w:pPr>
-      <w:r>
-        <w:t>My remembered idea, example and correction</w:t>
+        <w:spacing w:line="336" w:lineRule="auto" w:after="180"/>
+      </w:pPr>
+      <w:r>
+        <w:rPr>
+          <w:b w:val="0"/>
+        </w:rPr>
+        <w:t xml:space="preserve">Without opening the old lesson, explain one key idea from Capstone </w:t>
+      </w:r>
+      <w:r>
+        <w:rPr>
+          <w:b/>
+        </w:rPr>
+        <w:t>limitation</w:t>
+      </w:r>
+      <w:r>
+        <w:rPr>
+          <w:b w:val="0"/>
+        </w:rPr>
+        <w:t>s and revision. Give an example and a mistake that the idea helps you avoid.</w:t>
       </w:r>
     </w:p>
     <w:p>
-      <w:r>
-        <w:t>________________________________________________________________</w:t>
+      <w:pPr>
+        <w:pStyle w:val="Heading3"/>
+      </w:pPr>
+      <w:r>
+        <w:t>My remembered idea, example and correction</w:t>
       </w:r>
     </w:p>
     <w:p>
@@ -70,29 +94,35 @@
       </w:r>
     </w:p>
     <w:p>
-      <w:pPr>
-        <w:pStyle w:val="Heading3"/>
-      </w:pPr>
-      <w:r>
-        <w:t>Capstone hypothesis and baseline</w:t>
+      <w:r>
+        <w:t>________________________________________________________________</w:t>
       </w:r>
     </w:p>
     <w:p>
-      <w:r>
-        <w:t>Without opening the old lesson, explain one key idea from Capstone hypothesis and baseline. Give an example and a mistake that the idea helps you avoid.</w:t>
+      <w:pPr>
+        <w:pStyle w:val="Heading3"/>
+      </w:pPr>
+      <w:r>
+        <w:t>Capstone hypothesis and baseline</w:t>
       </w:r>
     </w:p>
     <w:p>
       <w:pPr>
-        <w:pStyle w:val="Heading3"/>
-      </w:pPr>
-      <w:r>
-        <w:t>My remembered idea, example and correction</w:t>
+        <w:spacing w:line="336" w:lineRule="auto" w:after="180"/>
+      </w:pPr>
+      <w:r>
+        <w:rPr>
+          <w:b w:val="0"/>
+        </w:rPr>
+        <w:t>Without opening the old lesson, explain one key idea from Capstone hypothesis and baseline. Give an example and a mistake that the idea helps you avoid.</w:t>
       </w:r>
     </w:p>
     <w:p>
-      <w:r>
-        <w:t>________________________________________________________________</w:t>
+      <w:pPr>
+        <w:pStyle w:val="Heading3"/>
+      </w:pPr>
+      <w:r>
+        <w:t>My remembered idea, example and correction</w:t>
       </w:r>
     </w:p>
     <w:p>
@@ -106,29 +136,35 @@
       </w:r>
     </w:p>
     <w:p>
-      <w:pPr>
-        <w:pStyle w:val="Heading3"/>
-      </w:pPr>
-      <w:r>
-        <w:t>Dataset shift in neural models</w:t>
+      <w:r>
+        <w:t>________________________________________________________________</w:t>
       </w:r>
     </w:p>
     <w:p>
-      <w:r>
-        <w:t>Without opening the old lesson, explain one key idea from Dataset shift in neural models. Give an example and a mistake that the idea helps you avoid.</w:t>
+      <w:pPr>
+        <w:pStyle w:val="Heading3"/>
+      </w:pPr>
+      <w:r>
+        <w:t>Dataset shift in neural models</w:t>
       </w:r>
     </w:p>
     <w:p>
       <w:pPr>
-        <w:pStyle w:val="Heading3"/>
-      </w:pPr>
-      <w:r>
-        <w:t>My remembered idea, example and correction</w:t>
+        <w:spacing w:line="336" w:lineRule="auto" w:after="180"/>
+      </w:pPr>
+      <w:r>
+        <w:rPr>
+          <w:b w:val="0"/>
+        </w:rPr>
+        <w:t>Without opening the old lesson, explain one key idea from Dataset shift in neural models. Give an example and a mistake that the idea helps you avoid.</w:t>
       </w:r>
     </w:p>
     <w:p>
-      <w:r>
-        <w:t>________________________________________________________________</w:t>
+      <w:pPr>
+        <w:pStyle w:val="Heading3"/>
+      </w:pPr>
+      <w:r>
+        <w:t>My remembered idea, example and correction</w:t>
       </w:r>
     </w:p>
     <w:p>
@@ -142,16 +178,44 @@
       </w:r>
     </w:p>
     <w:p>
-      <w:pPr>
-        <w:pStyle w:val="Heading1"/>
-      </w:pPr>
-      <w:r>
-        <w:t>02. Practise with fading help</w:t>
+      <w:r>
+        <w:t>________________________________________________________________</w:t>
       </w:r>
     </w:p>
     <w:p>
-      <w:r>
-        <w:t>Use W2: Defend the result for Neural network experiment defense. Record the answer once; the lesson and workbook refer to the same attempt.</w:t>
+      <w:pPr>
+        <w:pStyle w:val="Heading1"/>
+      </w:pPr>
+      <w:r>
+        <w:t>02. Practise with fading help</w:t>
+      </w:r>
+    </w:p>
+    <w:p>
+      <w:r>
+        <w:t>Complete the supported Neural network experiment defense trace and record the first step you can explain without help.</w:t>
+      </w:r>
+    </w:p>
+    <w:p>
+      <w:pPr>
+        <w:spacing w:line="336" w:lineRule="auto" w:after="180"/>
+      </w:pPr>
+      <w:r>
+        <w:rPr>
+          <w:b w:val="0"/>
+        </w:rPr>
+        <w:t xml:space="preserve">Use W2: Defend the result for Neural network experiment </w:t>
+      </w:r>
+      <w:r>
+        <w:rPr>
+          <w:b/>
+        </w:rPr>
+        <w:t>defense</w:t>
+      </w:r>
+      <w:r>
+        <w:rPr>
+          <w:b w:val="0"/>
+        </w:rPr>
+        <w:t>. Record the answer once; the lesson and workbook refer to the same attempt.</w:t>
       </w:r>
     </w:p>
     <w:tbl>
@@ -279,25 +343,49 @@
     </w:p>
     <w:p>
       <w:r>
-        <w:t>Use the worked case for Neural network experiment defense. Proposed explanation: “A polished demonstration is an evaluation”. Decide whether this explanation is supported. Point to the step or supplied fact that decides; explain your repair if needed.</w:t>
+        <w:t>Check the proposed Neural network experiment defense explanation against the supplied facts before discussing it.</w:t>
       </w:r>
     </w:p>
     <w:p>
       <w:pPr>
-        <w:pStyle w:val="Heading3"/>
-      </w:pPr>
-      <w:r>
-        <w:t>My explanation before partner discussion</w:t>
+        <w:spacing w:line="336" w:lineRule="auto" w:after="180"/>
+      </w:pPr>
+      <w:r>
+        <w:rPr>
+          <w:b w:val="0"/>
+        </w:rPr>
+        <w:t xml:space="preserve">Use the worked case for Neural network experiment </w:t>
+      </w:r>
+      <w:r>
+        <w:rPr>
+          <w:b/>
+        </w:rPr>
+        <w:t>defense</w:t>
+      </w:r>
+      <w:r>
+        <w:rPr>
+          <w:b w:val="0"/>
+        </w:rPr>
+        <w:t>. Proposed explanation: “A polished demonstration is an evaluation”. Decide whether this explanation is supported.</w:t>
       </w:r>
     </w:p>
     <w:p>
-      <w:r>
-        <w:t>________________________________________________________________</w:t>
+      <w:pPr>
+        <w:spacing w:line="336" w:lineRule="auto" w:after="180"/>
+      </w:pPr>
+      <w:r>
+        <w:rPr>
+          <w:b w:val="0"/>
+        </w:rPr>
+        <w:t>Point to the step or supplied fact that decides; explain your repair if needed.</w:t>
       </w:r>
     </w:p>
     <w:p>
-      <w:r>
-        <w:t>________________________________________________________________</w:t>
+      <w:pPr>
+        <w:pStyle w:val="Heading3"/>
+      </w:pPr>
+      <w:r>
+        <w:t>My explanation before partner discussion</w:t>
       </w:r>
     </w:p>
     <w:p>
@@ -311,57 +399,87 @@
       </w:r>
     </w:p>
     <w:p>
-      <w:pPr>
-        <w:pStyle w:val="Heading1"/>
-      </w:pPr>
-      <w:r>
-        <w:t>04. Independent transfer case</w:t>
+      <w:r>
+        <w:t>________________________________________________________________</w:t>
       </w:r>
     </w:p>
     <w:p>
-      <w:pPr>
-        <w:pStyle w:val="Heading3"/>
-      </w:pPr>
-      <w:r>
-        <w:t>Independent case: Defend a new record independently</w:t>
+      <w:r>
+        <w:t>________________________________________________________________</w:t>
       </w:r>
     </w:p>
     <w:p>
-      <w:r>
-        <w:t>A separate experiment compares candidates C1 and C2 on two validation rows: MSE 1.5 and 1.0. The written rule selects lower MSE. After freezing C2, four fresh final rows give baseline squared errors 4,9,1,2 and C2 squared errors 1,1,2,0. Compute final MSE and relative reduction. Two condition-B rows are the last two rows; compare baseline and candidate MSE there. State what this record supports and what is unmeasured.</w:t>
+      <w:pPr>
+        <w:pStyle w:val="Heading1"/>
+      </w:pPr>
+      <w:r>
+        <w:t>04. Independent transfer case</w:t>
       </w:r>
     </w:p>
     <w:p>
-      <w:pPr>
-        <w:pStyle w:val="Heading3"/>
-      </w:pPr>
-      <w:r>
-        <w:t>My independent explanation, trace and limits</w:t>
+      <w:r>
+        <w:t>Write one first attempt at the reserved independent case before feedback. Repeated copies of that case refer to the same recorded attempt.</w:t>
       </w:r>
     </w:p>
     <w:p>
-      <w:r>
-        <w:t>________________________________________________________________</w:t>
+      <w:pPr>
+        <w:pStyle w:val="Heading3"/>
+      </w:pPr>
+      <w:r>
+        <w:t>Independent case: Defend a new record independently</w:t>
       </w:r>
     </w:p>
     <w:p>
-      <w:r>
-        <w:t>________________________________________________________________</w:t>
+      <w:pPr>
+        <w:spacing w:line="336" w:lineRule="auto" w:after="180"/>
+      </w:pPr>
+      <w:r>
+        <w:rPr>
+          <w:b w:val="0"/>
+        </w:rPr>
+        <w:t xml:space="preserve">A separate experiment compares candidates C1 and C2 on two validation rows: MSE 1.5 and 1.0. The </w:t>
+      </w:r>
+      <w:r>
+        <w:rPr>
+          <w:b/>
+        </w:rPr>
+        <w:t>written rule</w:t>
+      </w:r>
+      <w:r>
+        <w:rPr>
+          <w:b w:val="0"/>
+        </w:rPr>
+        <w:t xml:space="preserve"> selects lower MSE.</w:t>
       </w:r>
     </w:p>
     <w:p>
-      <w:r>
-        <w:t>________________________________________________________________</w:t>
+      <w:pPr>
+        <w:spacing w:line="336" w:lineRule="auto" w:after="180"/>
+      </w:pPr>
+      <w:r>
+        <w:rPr>
+          <w:b w:val="0"/>
+        </w:rPr>
+        <w:t>After freezing C2, four fresh final rows give baseline squared errors 4,9,1,2 and C2 squared errors 1,1,2,0. Compute final MSE and relative reduction.</w:t>
       </w:r>
     </w:p>
     <w:p>
-      <w:r>
-        <w:t>________________________________________________________________</w:t>
+      <w:pPr>
+        <w:spacing w:line="336" w:lineRule="auto" w:after="180"/>
+      </w:pPr>
+      <w:r>
+        <w:rPr>
+          <w:b w:val="0"/>
+        </w:rPr>
+        <w:t>Two condition-B rows are the last two rows; compare baseline and candidate MSE there. State what this record supports and what is unmeasured.</w:t>
       </w:r>
     </w:p>
     <w:p>
-      <w:r>
-        <w:t>________________________________________________________________</w:t>
+      <w:pPr>
+        <w:pStyle w:val="Heading3"/>
+      </w:pPr>
+      <w:r>
+        <w:t>My independent explanation, trace and limits</w:t>
       </w:r>
     </w:p>
     <w:p>
@@ -376,28 +494,22 @@
     </w:p>
     <w:p>
       <w:r>
-        <w:t>Attempt this case before feedback. Record any help. Earlier examples below are further practice; a case already practised with feedback cannot establish fresh transfer.</w:t>
+        <w:t>________________________________________________________________</w:t>
       </w:r>
     </w:p>
     <w:p>
-      <w:pPr>
-        <w:pStyle w:val="Heading1"/>
-      </w:pPr>
-      <w:r>
-        <w:t>05. W1 Build the evidence inventory</w:t>
+      <w:r>
+        <w:t>________________________________________________________________</w:t>
       </w:r>
     </w:p>
     <w:p>
       <w:r>
-        <w:t>Name eight items needed to check the capstone from question through final result.</w:t>
+        <w:t>________________________________________________________________</w:t>
       </w:r>
     </w:p>
     <w:p>
-      <w:pPr>
-        <w:pStyle w:val="Heading3"/>
-      </w:pPr>
-      <w:r>
-        <w:t>My reasoning and evidence</w:t>
+      <w:r>
+        <w:t>________________________________________________________________</w:t>
       </w:r>
     </w:p>
     <w:p>
@@ -406,49 +518,61 @@
       </w:r>
     </w:p>
     <w:p>
-      <w:r>
-        <w:t>________________________________________________________________</w:t>
+      <w:pPr>
+        <w:spacing w:line="336" w:lineRule="auto" w:after="180"/>
+      </w:pPr>
+      <w:r>
+        <w:rPr>
+          <w:b w:val="0"/>
+        </w:rPr>
+        <w:t>Attempt this case before feedback. Record any help. Earlier examples below are further practice; a case already practised with feedback cannot establish fresh transfer.</w:t>
       </w:r>
     </w:p>
     <w:p>
-      <w:r>
-        <w:t>________________________________________________________________</w:t>
+      <w:pPr>
+        <w:pStyle w:val="Heading1"/>
+      </w:pPr>
+      <w:r>
+        <w:t>05. W1 Build the evidence inventory</w:t>
       </w:r>
     </w:p>
     <w:p>
       <w:r>
-        <w:t>________________________________________________________________</w:t>
+        <w:t>Build the evidence inventory. Apply the supplied Neural network experiment defense facts and keep your reasoning.</w:t>
       </w:r>
     </w:p>
     <w:p>
-      <w:r>
-        <w:t>________________________________________________________________</w:t>
+      <w:pPr>
+        <w:spacing w:line="336" w:lineRule="auto" w:after="180"/>
+      </w:pPr>
+      <w:r>
+        <w:rPr>
+          <w:b w:val="0"/>
+        </w:rPr>
+        <w:t>Name eight items needed to check the capstone from question through final result.</w:t>
       </w:r>
     </w:p>
     <w:p>
-      <w:r>
-        <w:t>________________________________________________________________</w:t>
+      <w:pPr>
+        <w:pStyle w:val="Heading3"/>
+      </w:pPr>
+      <w:r>
+        <w:t>My reasoning and evidence</w:t>
       </w:r>
     </w:p>
     <w:p>
-      <w:pPr>
-        <w:pStyle w:val="Heading1"/>
-      </w:pPr>
-      <w:r>
-        <w:t>06. W2 Defend the result</w:t>
+      <w:r>
+        <w:t>________________________________________________________________</w:t>
       </w:r>
     </w:p>
     <w:p>
       <w:r>
-        <w:t>State the validation selection and frozen final comparison using their correct metrics and scopes.</w:t>
+        <w:t>________________________________________________________________</w:t>
       </w:r>
     </w:p>
     <w:p>
-      <w:pPr>
-        <w:pStyle w:val="Heading3"/>
-      </w:pPr>
-      <w:r>
-        <w:t>My reasoning and evidence</w:t>
+      <w:r>
+        <w:t>________________________________________________________________</w:t>
       </w:r>
     </w:p>
     <w:p>
@@ -467,39 +591,45 @@
       </w:r>
     </w:p>
     <w:p>
-      <w:r>
-        <w:t>________________________________________________________________</w:t>
+      <w:pPr>
+        <w:pStyle w:val="Heading1"/>
+      </w:pPr>
+      <w:r>
+        <w:t>06. W2 Defend the result</w:t>
       </w:r>
     </w:p>
     <w:p>
       <w:r>
-        <w:t>________________________________________________________________</w:t>
+        <w:t>Defend the result. Apply the supplied Neural network experiment defense facts and keep your reasoning.</w:t>
       </w:r>
     </w:p>
     <w:p>
-      <w:r>
-        <w:t>________________________________________________________________</w:t>
+      <w:pPr>
+        <w:spacing w:line="336" w:lineRule="auto" w:after="180"/>
+      </w:pPr>
+      <w:r>
+        <w:rPr>
+          <w:b w:val="0"/>
+        </w:rPr>
+        <w:t>State the validation selection and frozen final comparison using their correct metrics and scopes.</w:t>
       </w:r>
     </w:p>
     <w:p>
       <w:pPr>
-        <w:pStyle w:val="Heading1"/>
-      </w:pPr>
-      <w:r>
-        <w:t>07. W3 Challenge an unsupported claim</w:t>
+        <w:pStyle w:val="Heading3"/>
+      </w:pPr>
+      <w:r>
+        <w:t>My reasoning and evidence</w:t>
       </w:r>
     </w:p>
     <w:p>
       <w:r>
-        <w:t>A presenter claims the experiment proves neural networks beat fitted lines and use less energy. What evidence is missing?</w:t>
+        <w:t>________________________________________________________________</w:t>
       </w:r>
     </w:p>
     <w:p>
-      <w:pPr>
-        <w:pStyle w:val="Heading3"/>
-      </w:pPr>
-      <w:r>
-        <w:t>My reasoning and evidence</w:t>
+      <w:r>
+        <w:t>________________________________________________________________</w:t>
       </w:r>
     </w:p>
     <w:p>
@@ -523,34 +653,53 @@
       </w:r>
     </w:p>
     <w:p>
-      <w:r>
-        <w:t>________________________________________________________________</w:t>
+      <w:pPr>
+        <w:pStyle w:val="Heading1"/>
+      </w:pPr>
+      <w:r>
+        <w:t>07. W3 Challenge an unsupported claim</w:t>
       </w:r>
     </w:p>
     <w:p>
       <w:r>
-        <w:t>________________________________________________________________</w:t>
+        <w:t>Challenge an unsupported claim. Apply the supplied Neural network experiment defense facts and keep your reasoning.</w:t>
       </w:r>
     </w:p>
     <w:p>
       <w:pPr>
-        <w:pStyle w:val="Heading1"/>
-      </w:pPr>
-      <w:r>
-        <w:t>08. W4 Defend a new record independently</w:t>
+        <w:spacing w:line="336" w:lineRule="auto" w:after="180"/>
+        <w:shd w:fill="F5F1FB"/>
+      </w:pPr>
+      <w:r>
+        <w:rPr>
+          <w:b w:val="0"/>
+        </w:rPr>
+        <w:t xml:space="preserve">A presenter claims the experiment proves neural networks beat fitted lines and use less energy. What </w:t>
+      </w:r>
+      <w:r>
+        <w:rPr>
+          <w:b/>
+        </w:rPr>
+        <w:t>evidence</w:t>
+      </w:r>
+      <w:r>
+        <w:rPr>
+          <w:b w:val="0"/>
+        </w:rPr>
+        <w:t xml:space="preserve"> is missing?</w:t>
       </w:r>
     </w:p>
     <w:p>
-      <w:r>
-        <w:t>A separate experiment compares candidates C1 and C2 on two validation rows: MSE 1.5 and 1.0. The written rule selects lower MSE. After freezing C2, four fresh final rows give baseline squared errors 4,9,1,2 and C2 squared errors 1,1,2,0. Compute final MSE and relative reduction. Two condition-B rows are the last two rows; compare baseline and candidate MSE there. State what this record supports and what is unmeasured.</w:t>
+      <w:pPr>
+        <w:pStyle w:val="Heading3"/>
+      </w:pPr>
+      <w:r>
+        <w:t>My reasoning and evidence</w:t>
       </w:r>
     </w:p>
     <w:p>
-      <w:pPr>
-        <w:pStyle w:val="Heading3"/>
-      </w:pPr>
-      <w:r>
-        <w:t>My reasoning and evidence</w:t>
+      <w:r>
+        <w:t>________________________________________________________________</w:t>
       </w:r>
     </w:p>
     <w:p>
@@ -579,31 +728,61 @@
       </w:r>
     </w:p>
     <w:p>
-      <w:r>
-        <w:t>________________________________________________________________</w:t>
+      <w:pPr>
+        <w:pStyle w:val="Heading1"/>
+      </w:pPr>
+      <w:r>
+        <w:t>08. W4 Defend a new record independently</w:t>
       </w:r>
     </w:p>
     <w:p>
       <w:r>
-        <w:t>________________________________________________________________</w:t>
+        <w:t>Attempt before feedback. If this repeats the selected independent case, reuse that first attempt; otherwise keep a separate record. Defend a new record independently. Apply the supplied Neural network experiment defense facts and keep your reasoning.</w:t>
       </w:r>
     </w:p>
     <w:p>
-      <w:r>
-        <w:t>________________________________________________________________</w:t>
+      <w:pPr>
+        <w:spacing w:line="336" w:lineRule="auto" w:after="180"/>
+      </w:pPr>
+      <w:r>
+        <w:rPr>
+          <w:b w:val="0"/>
+        </w:rPr>
+        <w:t xml:space="preserve">A separate experiment compares candidates C1 and C2 on two validation rows: MSE 1.5 and 1.0. The </w:t>
+      </w:r>
+      <w:r>
+        <w:rPr>
+          <w:b/>
+        </w:rPr>
+        <w:t>written rule</w:t>
+      </w:r>
+      <w:r>
+        <w:rPr>
+          <w:b w:val="0"/>
+        </w:rPr>
+        <w:t xml:space="preserve"> selects lower MSE.</w:t>
       </w:r>
     </w:p>
     <w:p>
       <w:pPr>
-        <w:pStyle w:val="Heading1"/>
-      </w:pPr>
-      <w:r>
-        <w:t>09. W5 Record the next investigation</w:t>
+        <w:spacing w:line="336" w:lineRule="auto" w:after="180"/>
+      </w:pPr>
+      <w:r>
+        <w:rPr>
+          <w:b w:val="0"/>
+        </w:rPr>
+        <w:t>After freezing C2, four fresh final rows give baseline squared errors 4,9,1,2 and C2 squared errors 1,1,2,0. Compute final MSE and relative reduction.</w:t>
       </w:r>
     </w:p>
     <w:p>
-      <w:r>
-        <w:t>Propose a fair next comparison with a fitted signed line. State how to preserve previous evidence and reserve new evaluation.</w:t>
+      <w:pPr>
+        <w:spacing w:line="336" w:lineRule="auto" w:after="180"/>
+      </w:pPr>
+      <w:r>
+        <w:rPr>
+          <w:b w:val="0"/>
+        </w:rPr>
+        <w:t>Two condition-B rows are the last two rows; compare baseline and candidate MSE there. State what this record supports and what is unmeasured.</w:t>
       </w:r>
     </w:p>
     <w:p>
@@ -645,39 +824,57 @@
       </w:r>
     </w:p>
     <w:p>
-      <w:pPr>
-        <w:pStyle w:val="Heading1"/>
-      </w:pPr>
-      <w:r>
-        <w:t>10. Project checkpoint and reflection</w:t>
+      <w:r>
+        <w:t>________________________________________________________________</w:t>
       </w:r>
     </w:p>
     <w:p>
       <w:r>
-        <w:t>For Image-pattern Network Investigation, use this week’s independent task as a rehearsal for the final evidence pack: A separate experiment compares candidates C1 and C2 on two validation rows: MSE 1.5 and 1.0. The written rule selects lower MSE. After freezing C2, four fresh final rows give baseline squared errors 4,9,1,2 and C2 squared errors 1,1,2,0. Compute final MSE and relative reduction. Two condition-B rows are the last two rows; compare baseline and candidate MSE there. State what this record supports and what is unmeasured. Keep actual observations separate from expected results, preserve failures, compare a baseline and explain the limits.</w:t>
+        <w:t>________________________________________________________________</w:t>
       </w:r>
     </w:p>
     <w:p>
       <w:pPr>
-        <w:pStyle w:val="Heading3"/>
-      </w:pPr>
-      <w:r>
-        <w:t>My project change, supporting evidence and remaining limit</w:t>
+        <w:pStyle w:val="Heading1"/>
+      </w:pPr>
+      <w:r>
+        <w:t>09. W5 Record the next investigation</w:t>
       </w:r>
     </w:p>
     <w:p>
       <w:r>
-        <w:t>________________________________________________________________</w:t>
+        <w:t>Record the next investigation. Apply the supplied Neural network experiment defense facts and keep your reasoning.</w:t>
       </w:r>
     </w:p>
     <w:p>
-      <w:r>
-        <w:t>________________________________________________________________</w:t>
+      <w:pPr>
+        <w:spacing w:line="336" w:lineRule="auto" w:after="180"/>
+      </w:pPr>
+      <w:r>
+        <w:rPr>
+          <w:b w:val="0"/>
+        </w:rPr>
+        <w:t xml:space="preserve">Propose a fair next comparison with a fitted signed line. State how to preserve previous </w:t>
+      </w:r>
+      <w:r>
+        <w:rPr>
+          <w:b/>
+        </w:rPr>
+        <w:t>evidence</w:t>
+      </w:r>
+      <w:r>
+        <w:rPr>
+          <w:b w:val="0"/>
+        </w:rPr>
+        <w:t xml:space="preserve"> and reserve new evaluation.</w:t>
       </w:r>
     </w:p>
     <w:p>
-      <w:r>
-        <w:t>________________________________________________________________</w:t>
+      <w:pPr>
+        <w:pStyle w:val="Heading3"/>
+      </w:pPr>
+      <w:r>
+        <w:t>My reasoning and evidence</w:t>
       </w:r>
     </w:p>
     <w:p>
@@ -696,11 +893,162 @@
       </w:r>
     </w:p>
     <w:p>
+      <w:r>
+        <w:t>________________________________________________________________</w:t>
+      </w:r>
+    </w:p>
+    <w:p>
+      <w:r>
+        <w:t>________________________________________________________________</w:t>
+      </w:r>
+    </w:p>
+    <w:p>
+      <w:r>
+        <w:t>________________________________________________________________</w:t>
+      </w:r>
+    </w:p>
+    <w:p>
       <w:pPr>
         <w:pStyle w:val="Heading1"/>
       </w:pPr>
       <w:r>
+        <w:t>10. Project checkpoint and reflection</w:t>
+      </w:r>
+    </w:p>
+    <w:p>
+      <w:r>
+        <w:t>Connect Neural network experiment defense to Image-pattern Network Investigation, identify a limit and choose the next useful test.</w:t>
+      </w:r>
+    </w:p>
+    <w:p>
+      <w:pPr>
+        <w:spacing w:line="336" w:lineRule="auto" w:after="180"/>
+      </w:pPr>
+      <w:r>
+        <w:rPr>
+          <w:b w:val="0"/>
+        </w:rPr>
+        <w:t xml:space="preserve">For Image-pattern Network Investigation, use this week’s independent task as a rehearsal for the final </w:t>
+      </w:r>
+      <w:r>
+        <w:rPr>
+          <w:b/>
+        </w:rPr>
+        <w:t>evidence</w:t>
+      </w:r>
+      <w:r>
+        <w:rPr>
+          <w:b w:val="0"/>
+        </w:rPr>
+        <w:t xml:space="preserve"> pack: A separate experiment compares candidates C1 and C2 on two validation rows: MSE 1.5 and 1.0.</w:t>
+      </w:r>
+    </w:p>
+    <w:p>
+      <w:pPr>
+        <w:spacing w:line="336" w:lineRule="auto" w:after="180"/>
+      </w:pPr>
+      <w:r>
+        <w:rPr>
+          <w:b w:val="0"/>
+        </w:rPr>
+        <w:t xml:space="preserve">The </w:t>
+      </w:r>
+      <w:r>
+        <w:rPr>
+          <w:b/>
+        </w:rPr>
+        <w:t>written rule</w:t>
+      </w:r>
+      <w:r>
+        <w:rPr>
+          <w:b w:val="0"/>
+        </w:rPr>
+        <w:t xml:space="preserve"> selects lower MSE. After freezing C2, four fresh final rows give baseline squared errors 4,9,1,2 and C2 squared errors 1,1,2,0. Compute final MSE and relative reduction.</w:t>
+      </w:r>
+    </w:p>
+    <w:p>
+      <w:pPr>
+        <w:spacing w:line="336" w:lineRule="auto" w:after="180"/>
+      </w:pPr>
+      <w:r>
+        <w:rPr>
+          <w:b w:val="0"/>
+        </w:rPr>
+        <w:t>Two condition-B rows are the last two rows; compare baseline and candidate MSE there. State what this record supports and what is unmeasured.</w:t>
+      </w:r>
+    </w:p>
+    <w:p>
+      <w:pPr>
+        <w:spacing w:line="336" w:lineRule="auto" w:after="180"/>
+      </w:pPr>
+      <w:r>
+        <w:rPr>
+          <w:b w:val="0"/>
+        </w:rPr>
+        <w:t xml:space="preserve">Keep actual </w:t>
+      </w:r>
+      <w:r>
+        <w:rPr>
+          <w:b/>
+        </w:rPr>
+        <w:t>observation</w:t>
+      </w:r>
+      <w:r>
+        <w:rPr>
+          <w:b w:val="0"/>
+        </w:rPr>
+        <w:t>s separate from expected results, preserve failures, compare a baseline and explain the limits.</w:t>
+      </w:r>
+    </w:p>
+    <w:p>
+      <w:pPr>
+        <w:pStyle w:val="Heading3"/>
+      </w:pPr>
+      <w:r>
+        <w:t>My project change, supporting evidence and remaining limit</w:t>
+      </w:r>
+    </w:p>
+    <w:p>
+      <w:r>
+        <w:t>________________________________________________________________</w:t>
+      </w:r>
+    </w:p>
+    <w:p>
+      <w:r>
+        <w:t>________________________________________________________________</w:t>
+      </w:r>
+    </w:p>
+    <w:p>
+      <w:r>
+        <w:t>________________________________________________________________</w:t>
+      </w:r>
+    </w:p>
+    <w:p>
+      <w:r>
+        <w:t>________________________________________________________________</w:t>
+      </w:r>
+    </w:p>
+    <w:p>
+      <w:r>
+        <w:t>________________________________________________________________</w:t>
+      </w:r>
+    </w:p>
+    <w:p>
+      <w:r>
+        <w:t>________________________________________________________________</w:t>
+      </w:r>
+    </w:p>
+    <w:p>
+      <w:pPr>
+        <w:pStyle w:val="Heading1"/>
+      </w:pPr>
+      <w:r>
         <w:t>11. Feedback, return check and learning record</w:t>
+      </w:r>
+    </w:p>
+    <w:p>
+      <w:r>
+        <w:t>Record the first repaired step and a different case to revisit after a delay.</w:t>
       </w:r>
     </w:p>
     <w:tbl>
@@ -840,7 +1188,13 @@
       </w:tr>
     </w:tbl>
     <w:p>
-      <w:r>
+      <w:pPr>
+        <w:spacing w:line="336" w:lineRule="auto" w:after="180"/>
+      </w:pPr>
+      <w:r>
+        <w:rPr>
+          <w:b w:val="0"/>
+        </w:rPr>
         <w:t>Revisit this idea with your teacher after a delay. Familiarity is different from explaining and using it on a changed case.</w:t>
       </w:r>
     </w:p>
@@ -854,12 +1208,35 @@
     </w:p>
     <w:p>
       <w:r>
-        <w:t>Defend an individual network calculation. At the defence, a team shows a single toy neuron before describing the whole image-pattern experiment.</w:t>
+        <w:t>Defend an individual network calculation. At the defence, a team shows a single toy neuron before describing the whole image-pattern experiment. Explain the labelled step before checking the changed condition.</w:t>
       </w:r>
     </w:p>
     <w:p>
-      <w:r>
-        <w:t>Inputs are [2,1]; weights [0.5,-1]; bias 0.2; activation is ReLU, max(0,z). This is a demonstration, not a probability model.</w:t>
+      <w:pPr>
+        <w:spacing w:line="336" w:lineRule="auto" w:after="180"/>
+      </w:pPr>
+      <w:r>
+        <w:rPr>
+          <w:b w:val="0"/>
+        </w:rPr>
+        <w:t>Defend an individual network calculation. At the defence, a team shows a single toy neuron before describing the whole image-pattern experiment.</w:t>
+      </w:r>
+    </w:p>
+    <w:p>
+      <w:pPr>
+        <w:spacing w:line="336" w:lineRule="auto" w:after="180"/>
+      </w:pPr>
+      <w:r>
+        <w:rPr>
+          <w:b/>
+        </w:rPr>
+        <w:t>Input</w:t>
+      </w:r>
+      <w:r>
+        <w:rPr>
+          <w:b w:val="0"/>
+        </w:rPr>
+        <w:t>s are [2,1]; weights [0.5,-1]; bias 0.2; activation is ReLU, max(0,z). This is a demonstration, not a probability model.</w:t>
       </w:r>
     </w:p>
     <w:p>
@@ -935,8 +1312,38 @@
       </w:r>
     </w:p>
     <w:p>
-      <w:r>
-        <w:t>Calculate both weighted terms, z and ReLU output. Predict the changed second input and explain why 0.2 cannot be called 20% accuracy.</w:t>
+      <w:pPr>
+        <w:spacing w:line="336" w:lineRule="auto" w:after="180"/>
+      </w:pPr>
+      <w:r>
+        <w:rPr>
+          <w:b w:val="0"/>
+        </w:rPr>
+        <w:t xml:space="preserve">Calculate both weighted terms, z and ReLU </w:t>
+      </w:r>
+      <w:r>
+        <w:rPr>
+          <w:b/>
+        </w:rPr>
+        <w:t>output</w:t>
+      </w:r>
+      <w:r>
+        <w:rPr>
+          <w:b w:val="0"/>
+        </w:rPr>
+        <w:t xml:space="preserve">. Predict the changed second </w:t>
+      </w:r>
+      <w:r>
+        <w:rPr>
+          <w:b/>
+        </w:rPr>
+        <w:t>input</w:t>
+      </w:r>
+      <w:r>
+        <w:rPr>
+          <w:b w:val="0"/>
+        </w:rPr>
+        <w:t xml:space="preserve"> and explain why 0.2 cannot be called 20% accuracy.</w:t>
       </w:r>
     </w:p>
     <w:p>
@@ -978,35 +1385,114 @@
       </w:r>
     </w:p>
     <w:p>
-      <w:r>
-        <w:t>Support used: alone / hint / worked example. This record is practice evidence.</w:t>
+      <w:pPr>
+        <w:pStyle w:val="Heading3"/>
+      </w:pPr>
+      <w:r>
+        <w:t>Record the help used</w:t>
       </w:r>
     </w:p>
     <w:p>
-      <w:r>
-        <w:t>Project connection: For the Image-pattern Network Investigation, save the labelled trace and the changed-case explanation beside the experiment record. State exactly what this example supports before linking it to the wider capstone claim.</w:t>
+      <w:pPr>
+        <w:spacing w:line="336" w:lineRule="auto" w:after="180"/>
+        <w:shd w:fill="F1F6F8"/>
+      </w:pPr>
+      <w:r>
+        <w:rPr>
+          <w:b w:val="0"/>
+        </w:rPr>
+        <w:t xml:space="preserve">Support used: alone / hint / worked example. This record is practice </w:t>
+      </w:r>
+      <w:r>
+        <w:rPr>
+          <w:b/>
+        </w:rPr>
+        <w:t>evidence</w:t>
+      </w:r>
+      <w:r>
+        <w:rPr>
+          <w:b w:val="0"/>
+        </w:rPr>
+        <w:t>.</w:t>
       </w:r>
     </w:p>
     <w:p>
       <w:pPr>
-        <w:pStyle w:val="Heading1"/>
-      </w:pPr>
-      <w:r>
-        <w:t>13. Project portfolio milestone</w:t>
+        <w:spacing w:line="336" w:lineRule="auto" w:after="180"/>
+      </w:pPr>
+      <w:r>
+        <w:rPr>
+          <w:b w:val="0"/>
+        </w:rPr>
+        <w:t>Project connection: For the Image-pattern Network Investigation, save the labelled trace and the changed-case explanation beside the experiment record.</w:t>
       </w:r>
     </w:p>
     <w:p>
-      <w:r>
-        <w:t>Project: Image-pattern Network Investigation</w:t>
+      <w:pPr>
+        <w:spacing w:line="336" w:lineRule="auto" w:after="180"/>
+      </w:pPr>
+      <w:r>
+        <w:rPr>
+          <w:b w:val="0"/>
+        </w:rPr>
+        <w:t>State exactly what this example supports before linking it to the wider capstone claim.</w:t>
       </w:r>
     </w:p>
     <w:p>
-      <w:r>
-        <w:t>Current milestone: Present and defend. Demonstrate the system, explain one failure and justify the next improvement with evidence.</w:t>
+      <w:pPr>
+        <w:pStyle w:val="Heading1"/>
+      </w:pPr>
+      <w:r>
+        <w:t>13. Project portfolio milestone</w:t>
       </w:r>
     </w:p>
     <w:p>
       <w:r>
+        <w:t>Keep this week’s input, deciding step, result and limit together in the Image-pattern Network Investigation record.</w:t>
+      </w:r>
+    </w:p>
+    <w:p>
+      <w:pPr>
+        <w:spacing w:line="336" w:lineRule="auto" w:after="180"/>
+      </w:pPr>
+      <w:r>
+        <w:rPr>
+          <w:b w:val="0"/>
+        </w:rPr>
+        <w:t>Project: Image-pattern Network Investigation</w:t>
+      </w:r>
+    </w:p>
+    <w:p>
+      <w:pPr>
+        <w:spacing w:line="336" w:lineRule="auto" w:after="180"/>
+      </w:pPr>
+      <w:r>
+        <w:rPr>
+          <w:b w:val="0"/>
+        </w:rPr>
+        <w:t xml:space="preserve">Current milestone: Present and defend. Demonstrate the system, explain one failure and justify the next improvement with </w:t>
+      </w:r>
+      <w:r>
+        <w:rPr>
+          <w:b/>
+        </w:rPr>
+        <w:t>evidence</w:t>
+      </w:r>
+      <w:r>
+        <w:rPr>
+          <w:b w:val="0"/>
+        </w:rPr>
+        <w:t>.</w:t>
+      </w:r>
+    </w:p>
+    <w:p>
+      <w:pPr>
+        <w:spacing w:line="336" w:lineRule="auto" w:after="180"/>
+      </w:pPr>
+      <w:r>
+        <w:rPr>
+          <w:b w:val="0"/>
+        </w:rPr>
         <w:t>For the Image-pattern Network Investigation, save the labelled trace and the changed-case explanation beside the experiment record. State exactly what this example supports before linking it to the wider capstone claim.</w:t>
       </w:r>
     </w:p>
@@ -1169,53 +1655,104 @@
     </w:p>
     <w:p>
       <w:r>
-        <w:t>Use this supported practice once, in the browser or on paper. Keep the reserved independent assessment for a separate first attempt before teacher feedback.</w:t>
+        <w:t>Try the supported questions before comparing with hints and feedback. Record what you repaired and the evidence you retained.</w:t>
       </w:r>
     </w:p>
     <w:p>
-      <w:r>
-        <w:t>Defend an individual network calculation. At the defence, a team shows a single toy neuron before describing the whole image-pattern experiment.</w:t>
+      <w:pPr>
+        <w:spacing w:line="336" w:lineRule="auto" w:after="180"/>
+      </w:pPr>
+      <w:r>
+        <w:rPr>
+          <w:b w:val="0"/>
+        </w:rPr>
+        <w:t>Use this supported practice once, in the browser or on paper. Keep the reserved independent assessment for a separate first attempt before teacher feedback.</w:t>
       </w:r>
     </w:p>
     <w:p>
       <w:pPr>
-        <w:pStyle w:val="Heading3"/>
-      </w:pPr>
-      <w:r>
-        <w:t>Practice 1: explain the deciding evidence</w:t>
+        <w:spacing w:line="336" w:lineRule="auto" w:after="180"/>
+      </w:pPr>
+      <w:r>
+        <w:rPr>
+          <w:b w:val="0"/>
+        </w:rPr>
+        <w:t>Defend an individual network calculation. At the defence, a team shows a single toy neuron before describing the whole image-pattern experiment.</w:t>
       </w:r>
     </w:p>
     <w:p>
-      <w:r>
-        <w:t>Which labelled step matches this detail? max(0,0.2)=0.2; this activation is not a confidence percentage.</w:t>
+      <w:pPr>
+        <w:pStyle w:val="Heading3"/>
+      </w:pPr>
+      <w:r>
+        <w:t>Practice 1: explain the deciding evidence</w:t>
       </w:r>
     </w:p>
     <w:p>
-      <w:r>
-        <w:t>1. Add weighted terms</w:t>
+      <w:pPr>
+        <w:spacing w:line="336" w:lineRule="auto" w:after="180"/>
+      </w:pPr>
+      <w:r>
+        <w:rPr>
+          <w:b w:val="0"/>
+        </w:rPr>
+        <w:t>Which labelled step matches this detail? max(0,0.2)=0.2; this activation is not a confidence percentage.</w:t>
       </w:r>
     </w:p>
     <w:p>
-      <w:r>
-        <w:t>2. Apply ReLU</w:t>
+      <w:pPr>
+        <w:spacing w:line="336" w:lineRule="auto" w:after="180"/>
+        <w:shd w:fill="F4F9FC"/>
+      </w:pPr>
+      <w:r>
+        <w:rPr>
+          <w:b w:val="0"/>
+        </w:rPr>
+        <w:t>1. Add weighted terms</w:t>
       </w:r>
     </w:p>
     <w:p>
-      <w:r>
-        <w:t>3. Multiply inputs</w:t>
+      <w:pPr>
+        <w:spacing w:line="336" w:lineRule="auto" w:after="180"/>
+        <w:shd w:fill="F4F9FC"/>
+      </w:pPr>
+      <w:r>
+        <w:rPr>
+          <w:b w:val="0"/>
+        </w:rPr>
+        <w:t>2. Apply ReLU</w:t>
       </w:r>
     </w:p>
     <w:p>
       <w:pPr>
-        <w:pStyle w:val="Heading3"/>
-      </w:pPr>
-      <w:r>
-        <w:t>My selected conclusion, deciding fact and explanation</w:t>
+        <w:spacing w:line="336" w:lineRule="auto" w:after="180"/>
+        <w:shd w:fill="F4F9FC"/>
+      </w:pPr>
+      <w:r>
+        <w:rPr>
+          <w:b w:val="0"/>
+        </w:rPr>
+        <w:t xml:space="preserve">3. Multiply </w:t>
+      </w:r>
+      <w:r>
+        <w:rPr>
+          <w:b/>
+        </w:rPr>
+        <w:t>input</w:t>
+      </w:r>
+      <w:r>
+        <w:rPr>
+          <w:b w:val="0"/>
+        </w:rPr>
+        <w:t>s</w:t>
       </w:r>
     </w:p>
     <w:p>
-      <w:r>
-        <w:t>________________________________________________________________</w:t>
+      <w:pPr>
+        <w:pStyle w:val="Heading3"/>
+      </w:pPr>
+      <w:r>
+        <w:t>My selected conclusion, deciding fact and explanation</w:t>
       </w:r>
     </w:p>
     <w:p>
@@ -1240,40 +1777,67 @@
     </w:p>
     <w:p>
       <w:r>
-        <w:t>Hint if needed: Read the steps in the pictorial case. Match the supplied detail to the stage that performs or records it.</w:t>
+        <w:t>________________________________________________________________</w:t>
       </w:r>
     </w:p>
     <w:p>
-      <w:r>
-        <w:t>After your attempt, compare with the supported explanation: Apply ReLU max(0,0.2)=0.2; this activation is not a confidence percentage. A defence should distinguish a traceable network calculation from a claim about classification quality. The neuron transforms supplied numbers; held-out labelled cases are needed to assess the complete system.</w:t>
+      <w:pPr>
+        <w:pStyle w:val="Heading3"/>
+      </w:pPr>
+      <w:r>
+        <w:t>Hint · try first</w:t>
       </w:r>
     </w:p>
     <w:p>
       <w:pPr>
-        <w:pStyle w:val="Heading3"/>
-      </w:pPr>
-      <w:r>
-        <w:t>Practice 2: explain the deciding evidence</w:t>
+        <w:spacing w:line="336" w:lineRule="auto" w:after="180"/>
+        <w:shd w:fill="F1F6F8"/>
+      </w:pPr>
+      <w:r>
+        <w:rPr>
+          <w:b w:val="0"/>
+        </w:rPr>
+        <w:t>Hint if needed: Read the steps in the pictorial case. Match the supplied detail to the stage that performs or records it.</w:t>
       </w:r>
     </w:p>
     <w:p>
-      <w:r>
-        <w:t>Changed-case practice: Change the second input from 1 to 2. Which conclusion is supported by the supplied facts?</w:t>
+      <w:pPr>
+        <w:pStyle w:val="Heading3"/>
+      </w:pPr>
+      <w:r>
+        <w:t>Feedback · compare after trying</w:t>
       </w:r>
     </w:p>
     <w:p>
-      <w:r>
-        <w:t>1. We can decide the result without examining the changed input or the procedure.</w:t>
+      <w:pPr>
+        <w:spacing w:line="336" w:lineRule="auto" w:after="180"/>
+        <w:shd w:fill="F1F6FC"/>
+      </w:pPr>
+      <w:r>
+        <w:rPr>
+          <w:b w:val="0"/>
+        </w:rPr>
+        <w:t>After your attempt, compare with the supported explanation: Apply ReLU max(0,0.2)=0.2; this activation is not a confidence percentage.</w:t>
       </w:r>
     </w:p>
     <w:p>
-      <w:r>
-        <w:t>2. This one example guarantees correct results for every future input.</w:t>
+      <w:pPr>
+        <w:spacing w:line="336" w:lineRule="auto" w:after="180"/>
+        <w:shd w:fill="F1F6FC"/>
+      </w:pPr>
+      <w:r>
+        <w:rPr>
+          <w:b w:val="0"/>
+        </w:rPr>
+        <w:t>A defence should distinguish a traceable network calculation from a claim about classification quality. The neuron transforms supplied numbers; held-out labelled cases are needed to assess the complete system.</w:t>
       </w:r>
     </w:p>
     <w:p>
-      <w:r>
-        <w:t>3. z becomes 1-2+0.2=-0.8 and ReLU returns 0.</w:t>
+      <w:pPr>
+        <w:pStyle w:val="Heading3"/>
+      </w:pPr>
+      <w:r>
+        <w:t>Practice 2: explain the deciding evidence</w:t>
       </w:r>
     </w:p>
     <w:p>
@@ -1281,91 +1845,1100 @@
         <w:pStyle w:val="Heading3"/>
       </w:pPr>
       <w:r>
-        <w:t>My selected conclusion, deciding fact and explanation</w:t>
+        <w:t>Changed case · predict first</w:t>
       </w:r>
     </w:p>
     <w:p>
-      <w:r>
-        <w:t>________________________________________________________________</w:t>
+      <w:pPr>
+        <w:spacing w:line="336" w:lineRule="auto" w:after="180"/>
+        <w:shd w:fill="F5F1FB"/>
+      </w:pPr>
+      <w:r>
+        <w:rPr>
+          <w:b w:val="0"/>
+        </w:rPr>
+        <w:t xml:space="preserve">Changed-case practice: Change the second </w:t>
+      </w:r>
+      <w:r>
+        <w:rPr>
+          <w:b/>
+        </w:rPr>
+        <w:t>input</w:t>
+      </w:r>
+      <w:r>
+        <w:rPr>
+          <w:b w:val="0"/>
+        </w:rPr>
+        <w:t xml:space="preserve"> from 1 to 2. Which conclusion is supported by the supplied facts?</w:t>
       </w:r>
     </w:p>
     <w:p>
-      <w:r>
-        <w:t>________________________________________________________________</w:t>
+      <w:pPr>
+        <w:spacing w:line="336" w:lineRule="auto" w:after="180"/>
+        <w:shd w:fill="F4F9FC"/>
+      </w:pPr>
+      <w:r>
+        <w:rPr>
+          <w:b w:val="0"/>
+        </w:rPr>
+        <w:t xml:space="preserve">1. We can decide the result without examining the changed </w:t>
+      </w:r>
+      <w:r>
+        <w:rPr>
+          <w:b/>
+        </w:rPr>
+        <w:t>input</w:t>
+      </w:r>
+      <w:r>
+        <w:rPr>
+          <w:b w:val="0"/>
+        </w:rPr>
+        <w:t xml:space="preserve"> or the procedure.</w:t>
       </w:r>
     </w:p>
     <w:p>
-      <w:r>
-        <w:t>________________________________________________________________</w:t>
+      <w:pPr>
+        <w:spacing w:line="336" w:lineRule="auto" w:after="180"/>
+        <w:shd w:fill="F4F9FC"/>
+      </w:pPr>
+      <w:r>
+        <w:rPr>
+          <w:b w:val="0"/>
+        </w:rPr>
+        <w:t xml:space="preserve">2. This one example guarantees correct results for every future </w:t>
+      </w:r>
+      <w:r>
+        <w:rPr>
+          <w:b/>
+        </w:rPr>
+        <w:t>input</w:t>
+      </w:r>
+      <w:r>
+        <w:rPr>
+          <w:b w:val="0"/>
+        </w:rPr>
+        <w:t>.</w:t>
       </w:r>
     </w:p>
     <w:p>
-      <w:r>
-        <w:t>________________________________________________________________</w:t>
+      <w:pPr>
+        <w:spacing w:line="336" w:lineRule="auto" w:after="180"/>
+        <w:shd w:fill="F4F9FC"/>
+      </w:pPr>
+      <w:r>
+        <w:rPr>
+          <w:b w:val="0"/>
+        </w:rPr>
+        <w:t>3. z becomes 1-2+0.2=-0.8 and ReLU returns 0.</w:t>
       </w:r>
     </w:p>
     <w:p>
-      <w:r>
-        <w:t>________________________________________________________________</w:t>
+      <w:pPr>
+        <w:pStyle w:val="Heading3"/>
+      </w:pPr>
+      <w:r>
+        <w:t>My selected conclusion, deciding fact and explanation</w:t>
       </w:r>
     </w:p>
     <w:p>
       <w:r>
-        <w:t>Hint if needed: Use the changed condition and the deciding step in the pictorial trace. The answer must say what follows from those facts.</w:t>
+        <w:t>________________________________________________________________</w:t>
       </w:r>
     </w:p>
     <w:p>
       <w:r>
-        <w:t>After your attempt, compare with the supported explanation: z becomes 1-2+0.2=-0.8 and ReLU returns 0. The negative weighted term grows; ReLU clips a negative pre-activation to zero.</w:t>
+        <w:t>________________________________________________________________</w:t>
       </w:r>
     </w:p>
     <w:p>
-      <w:pPr>
-        <w:pStyle w:val="Heading3"/>
-      </w:pPr>
-      <w:r>
-        <w:t>Repair a missing building block</w:t>
+      <w:r>
+        <w:t>________________________________________________________________</w:t>
       </w:r>
     </w:p>
     <w:p>
       <w:r>
-        <w:t>Review Capstone limitations and revision (ai-5/35). Goal: Evaluate a frozen candidate and baseline on final rows. Short practice: Calculate the slice rates and explain the claim revision. If the team trains on the shifted evaluation patterns, what kind of evidence does their rerun provide?. Return to this week and explain what you changed.</w:t>
+        <w:t>________________________________________________________________</w:t>
       </w:r>
     </w:p>
     <w:p>
       <w:r>
-        <w:t>Review Capstone hypothesis and baseline (ai-5/33). Goal: Write a testable capstone hypothesis and a credible baseline. Short practice: Name the intended change, the baseline and the measured outcome. Why must both versions avoid training on the eight reserved labels?. Return to this week and explain what you changed.</w:t>
+        <w:t>________________________________________________________________</w:t>
       </w:r>
     </w:p>
     <w:p>
-      <w:r>
-        <w:t>Review Dataset shift in neural models (ai-5/30). Goal: Explain how a changed input mix can change overall accuracy. Short practice: Did the supplied model’s dim-light accuracy deteriorate? Point to the relevant step in the picture, then write the changed result and the rule or evidence that supports it.. Return to this week and explain what you changed.</w:t>
+      <w:pPr>
+        <w:pStyle w:val="Heading3"/>
+      </w:pPr>
+      <w:r>
+        <w:t>Hint · try first</w:t>
       </w:r>
     </w:p>
     <w:p>
       <w:pPr>
-        <w:pStyle w:val="Heading3"/>
-      </w:pPr>
-      <w:r>
-        <w:t>Keep your completed work</w:t>
+        <w:spacing w:line="336" w:lineRule="auto" w:after="180"/>
+        <w:shd w:fill="F1F6F8"/>
+      </w:pPr>
+      <w:r>
+        <w:rPr>
+          <w:b w:val="0"/>
+        </w:rPr>
+        <w:t>Hint if needed: Use the changed condition and the deciding step in the pictorial trace. The answer must say what follows from those facts.</w:t>
       </w:r>
     </w:p>
     <w:p>
-      <w:r>
-        <w:t>Use Download completed work in the hosted lesson to export your answers, reflections, practice feedback and code-run evidence. Open the HTML copy to read or print it. Drafts stay in this browser when storage is available; clear drafts on a shared device.</w:t>
+      <w:pPr>
+        <w:pStyle w:val="Heading3"/>
+      </w:pPr>
+      <w:r>
+        <w:t>Feedback · compare after trying</w:t>
       </w:r>
     </w:p>
     <w:p>
       <w:pPr>
-        <w:pStyle w:val="Heading3"/>
-      </w:pPr>
-      <w:r>
-        <w:t>What I repaired, the evidence I kept and the next test</w:t>
+        <w:spacing w:line="336" w:lineRule="auto" w:after="180"/>
+        <w:shd w:fill="F1F6FC"/>
+      </w:pPr>
+      <w:r>
+        <w:rPr>
+          <w:b w:val="0"/>
+        </w:rPr>
+        <w:t>After your attempt, compare with the supported explanation: z becomes 1-2+0.2=-0.8 and ReLU returns 0. The negative weighted term grows; ReLU clips a negative pre-activation to zero.</w:t>
       </w:r>
     </w:p>
     <w:p>
+      <w:pPr>
+        <w:pStyle w:val="Heading3"/>
+      </w:pPr>
+      <w:r>
+        <w:t>Repair a missing building block</w:t>
+      </w:r>
+    </w:p>
+    <w:p>
+      <w:pPr>
+        <w:spacing w:line="336" w:lineRule="auto" w:after="180"/>
+      </w:pPr>
+      <w:r>
+        <w:rPr>
+          <w:b w:val="0"/>
+        </w:rPr>
+        <w:t xml:space="preserve">Review Capstone </w:t>
+      </w:r>
+      <w:r>
+        <w:rPr>
+          <w:b/>
+        </w:rPr>
+        <w:t>limitation</w:t>
+      </w:r>
+      <w:r>
+        <w:rPr>
+          <w:b w:val="0"/>
+        </w:rPr>
+        <w:t>s and revision (ai-5/35). Goal: Evaluate a frozen candidate and baseline on final rows. Short practice: Calculate the slice rates and explain the claim revision.</w:t>
+      </w:r>
+    </w:p>
+    <w:p>
+      <w:pPr>
+        <w:spacing w:line="336" w:lineRule="auto" w:after="180"/>
+      </w:pPr>
+      <w:r>
+        <w:rPr>
+          <w:b w:val="0"/>
+        </w:rPr>
+        <w:t xml:space="preserve">If the team trains on the shifted evaluation patterns, what kind of </w:t>
+      </w:r>
+      <w:r>
+        <w:rPr>
+          <w:b/>
+        </w:rPr>
+        <w:t>evidence</w:t>
+      </w:r>
+      <w:r>
+        <w:rPr>
+          <w:b w:val="0"/>
+        </w:rPr>
+        <w:t xml:space="preserve"> does their rerun provide?. Return to this week and explain what you changed.</w:t>
+      </w:r>
+    </w:p>
+    <w:p>
+      <w:pPr>
+        <w:spacing w:line="336" w:lineRule="auto" w:after="180"/>
+      </w:pPr>
+      <w:r>
+        <w:rPr>
+          <w:b w:val="0"/>
+        </w:rPr>
+        <w:t>Review Capstone hypothesis and baseline (ai-5/33). Goal: Write a testable capstone hypothesis and a credible baseline. Short practice: Name the intended change, the baseline and the measured outcome.</w:t>
+      </w:r>
+    </w:p>
+    <w:p>
+      <w:pPr>
+        <w:spacing w:line="336" w:lineRule="auto" w:after="180"/>
+      </w:pPr>
+      <w:r>
+        <w:rPr>
+          <w:b w:val="0"/>
+        </w:rPr>
+        <w:t xml:space="preserve">Why must both versions avoid </w:t>
+      </w:r>
+      <w:r>
+        <w:rPr>
+          <w:b/>
+        </w:rPr>
+        <w:t>training</w:t>
+      </w:r>
+      <w:r>
+        <w:rPr>
+          <w:b w:val="0"/>
+        </w:rPr>
+        <w:t xml:space="preserve"> on the eight reserved labels?. Return to this week and explain what you changed.</w:t>
+      </w:r>
+    </w:p>
+    <w:p>
+      <w:pPr>
+        <w:spacing w:line="336" w:lineRule="auto" w:after="180"/>
+      </w:pPr>
+      <w:r>
+        <w:rPr>
+          <w:b w:val="0"/>
+        </w:rPr>
+        <w:t xml:space="preserve">Review Dataset shift in neural models (ai-5/30). Goal: Explain how a changed </w:t>
+      </w:r>
+      <w:r>
+        <w:rPr>
+          <w:b/>
+        </w:rPr>
+        <w:t>input</w:t>
+      </w:r>
+      <w:r>
+        <w:rPr>
+          <w:b w:val="0"/>
+        </w:rPr>
+        <w:t xml:space="preserve"> mix can change overall accuracy. Short practice: Did the supplied model’s dim-light accuracy deteriorate?</w:t>
+      </w:r>
+    </w:p>
+    <w:p>
+      <w:pPr>
+        <w:spacing w:line="336" w:lineRule="auto" w:after="180"/>
+      </w:pPr>
+      <w:r>
+        <w:rPr>
+          <w:b w:val="0"/>
+        </w:rPr>
+        <w:t xml:space="preserve">Point to the relevant step in the picture, then write the changed result and the rule or </w:t>
+      </w:r>
+      <w:r>
+        <w:rPr>
+          <w:b/>
+        </w:rPr>
+        <w:t>evidence</w:t>
+      </w:r>
+      <w:r>
+        <w:rPr>
+          <w:b w:val="0"/>
+        </w:rPr>
+        <w:t xml:space="preserve"> that supports it.. Return to this week and explain what you changed.</w:t>
+      </w:r>
+    </w:p>
+    <w:p>
+      <w:pPr>
+        <w:pStyle w:val="Heading3"/>
+      </w:pPr>
+      <w:r>
+        <w:t>Keep your completed work</w:t>
+      </w:r>
+    </w:p>
+    <w:p>
+      <w:pPr>
+        <w:spacing w:line="336" w:lineRule="auto" w:after="180"/>
+      </w:pPr>
+      <w:r>
+        <w:rPr>
+          <w:b w:val="0"/>
+        </w:rPr>
+        <w:t xml:space="preserve">Use Download completed work in the hosted lesson to export your answers, reflections, practice feedback and code-run </w:t>
+      </w:r>
+      <w:r>
+        <w:rPr>
+          <w:b/>
+        </w:rPr>
+        <w:t>evidence</w:t>
+      </w:r>
+      <w:r>
+        <w:rPr>
+          <w:b w:val="0"/>
+        </w:rPr>
+        <w:t>. Open the HTML copy to read or print it.</w:t>
+      </w:r>
+    </w:p>
+    <w:p>
+      <w:pPr>
+        <w:spacing w:line="336" w:lineRule="auto" w:after="180"/>
+      </w:pPr>
+      <w:r>
+        <w:rPr>
+          <w:b w:val="0"/>
+        </w:rPr>
+        <w:t>Drafts stay in this browser when storage is available; clear drafts on a shared device.</w:t>
+      </w:r>
+    </w:p>
+    <w:p>
+      <w:pPr>
+        <w:pStyle w:val="Heading3"/>
+      </w:pPr>
+      <w:r>
+        <w:t>What I repaired, the evidence I kept and the next test</w:t>
+      </w:r>
+    </w:p>
+    <w:p>
       <w:r>
         <w:t>________________________________________________________________</w:t>
+      </w:r>
+    </w:p>
+    <w:p>
+      <w:r>
+        <w:t>________________________________________________________________</w:t>
+      </w:r>
+    </w:p>
+    <w:p>
+      <w:r>
+        <w:t>________________________________________________________________</w:t>
+      </w:r>
+    </w:p>
+    <w:p>
+      <w:r>
+        <w:t>________________________________________________________________</w:t>
+      </w:r>
+    </w:p>
+    <w:p>
+      <w:r>
+        <w:t>________________________________________________________________</w:t>
+      </w:r>
+    </w:p>
+    <w:p>
+      <w:pPr>
+        <w:pStyle w:val="Heading1"/>
+      </w:pPr>
+      <w:r>
+        <w:t>15. Visual concept journey</w:t>
+      </w:r>
+    </w:p>
+    <w:p>
+      <w:r>
+        <w:t>Explain each Neural network experiment defense picture from its labels, then record a relevant limit.</w:t>
+      </w:r>
+    </w:p>
+    <w:p>
+      <w:pPr>
+        <w:pStyle w:val="Heading3"/>
+      </w:pPr>
+      <w:r>
+        <w:t>01. Neural network experiment defense: the case</w:t>
+      </w:r>
+    </w:p>
+    <w:p>
+      <w:r>
+        <w:drawing>
+          <wp:inline xmlns:a="http://schemas.openxmlformats.org/drawingml/2006/main" xmlns:pic="http://schemas.openxmlformats.org/drawingml/2006/picture">
+            <wp:extent cx="5486400" cy="2834640"/>
+            <wp:docPr id="3" name="Picture 3" descr="Defend an individual network calculation. At the defence, a team shows a single toy neuron before describing the whole image-pattern experiment. Supplied facts: Inputs are [2,1]; weights [0.5,-1]; bias 0.2; activation is ReLU, max(0,z). This is a demonstration, not a probability model."/>
+            <wp:cNvGraphicFramePr>
+              <a:graphicFrameLocks noChangeAspect="1"/>
+            </wp:cNvGraphicFramePr>
+            <a:graphic>
+              <a:graphicData uri="http://schemas.openxmlformats.org/drawingml/2006/picture">
+                <pic:pic>
+                  <pic:nvPicPr>
+                    <pic:cNvPr id="0" name="academy-story-ai-5-36-01.png"/>
+                    <pic:cNvPicPr/>
+                  </pic:nvPicPr>
+                  <pic:blipFill>
+                    <a:blip r:embed="rId11"/>
+                    <a:stretch>
+                      <a:fillRect/>
+                    </a:stretch>
+                  </pic:blipFill>
+                  <pic:spPr>
+                    <a:xfrm>
+                      <a:off x="0" y="0"/>
+                      <a:ext cx="5486400" cy="2834640"/>
+                    </a:xfrm>
+                    <a:prstGeom prst="rect"/>
+                  </pic:spPr>
+                </pic:pic>
+              </a:graphicData>
+            </a:graphic>
+          </wp:inline>
+        </w:drawing>
+      </w:r>
+    </w:p>
+    <w:p>
+      <w:pPr>
+        <w:spacing w:line="336" w:lineRule="auto" w:after="180"/>
+      </w:pPr>
+      <w:r>
+        <w:rPr>
+          <w:b w:val="0"/>
+        </w:rPr>
+        <w:t>Defend an individual network calculation. At the defence, a team shows a single toy neuron before describing the whole image-pattern experiment.</w:t>
+      </w:r>
+    </w:p>
+    <w:p>
+      <w:pPr>
+        <w:spacing w:line="336" w:lineRule="auto" w:after="180"/>
+      </w:pPr>
+      <w:r>
+        <w:rPr>
+          <w:b w:val="0"/>
+        </w:rPr>
+        <w:t xml:space="preserve">Supplied facts: </w:t>
+      </w:r>
+      <w:r>
+        <w:rPr>
+          <w:b/>
+        </w:rPr>
+        <w:t>Input</w:t>
+      </w:r>
+      <w:r>
+        <w:rPr>
+          <w:b w:val="0"/>
+        </w:rPr>
+        <w:t>s are [2,1]; weights [0.5,-1]; bias 0.2; activation is ReLU, max(0,z). This is a demonstration, not a probability model.</w:t>
+      </w:r>
+    </w:p>
+    <w:p>
+      <w:pPr>
+        <w:spacing w:line="336" w:lineRule="auto" w:after="180"/>
+        <w:shd w:fill="F5F1FB"/>
+      </w:pPr>
+      <w:r>
+        <w:rPr>
+          <w:b w:val="0"/>
+        </w:rPr>
+        <w:t>Point to the given fact that matters most. Explain why it matters.</w:t>
+      </w:r>
+    </w:p>
+    <w:p>
+      <w:pPr>
+        <w:pStyle w:val="Heading3"/>
+      </w:pPr>
+      <w:r>
+        <w:t>My picture explanation, deciding evidence and one limit</w:t>
+      </w:r>
+    </w:p>
+    <w:p>
+      <w:r>
+        <w:t>________________________________________________________________</w:t>
+      </w:r>
+    </w:p>
+    <w:p>
+      <w:r>
+        <w:t>________________________________________________________________</w:t>
+      </w:r>
+    </w:p>
+    <w:p>
+      <w:r>
+        <w:t>________________________________________________________________</w:t>
+      </w:r>
+    </w:p>
+    <w:p>
+      <w:r>
+        <w:t>________________________________________________________________</w:t>
+      </w:r>
+    </w:p>
+    <w:p>
+      <w:pPr>
+        <w:pStyle w:val="Heading3"/>
+      </w:pPr>
+      <w:r>
+        <w:t>02. Follow the deciding steps</w:t>
+      </w:r>
+    </w:p>
+    <w:p>
+      <w:r>
+        <w:drawing>
+          <wp:inline xmlns:a="http://schemas.openxmlformats.org/drawingml/2006/main" xmlns:pic="http://schemas.openxmlformats.org/drawingml/2006/picture">
+            <wp:extent cx="5486400" cy="3182112"/>
+            <wp:docPr id="4" name="Picture 4" descr="Multiply inputs: 2×0.5=1 and 1×(-1)=-1. → Add weighted terms: Pre-activation z is 1-1+0.2=0.2. → Apply ReLU: max(0,0.2)=0.2; this activation is not a confidence percentage."/>
+            <wp:cNvGraphicFramePr>
+              <a:graphicFrameLocks noChangeAspect="1"/>
+            </wp:cNvGraphicFramePr>
+            <a:graphic>
+              <a:graphicData uri="http://schemas.openxmlformats.org/drawingml/2006/picture">
+                <pic:pic>
+                  <pic:nvPicPr>
+                    <pic:cNvPr id="0" name="academy-story-ai-5-36-02.png"/>
+                    <pic:cNvPicPr/>
+                  </pic:nvPicPr>
+                  <pic:blipFill>
+                    <a:blip r:embed="rId12"/>
+                    <a:stretch>
+                      <a:fillRect/>
+                    </a:stretch>
+                  </pic:blipFill>
+                  <pic:spPr>
+                    <a:xfrm>
+                      <a:off x="0" y="0"/>
+                      <a:ext cx="5486400" cy="3182112"/>
+                    </a:xfrm>
+                    <a:prstGeom prst="rect"/>
+                  </pic:spPr>
+                </pic:pic>
+              </a:graphicData>
+            </a:graphic>
+          </wp:inline>
+        </w:drawing>
+      </w:r>
+    </w:p>
+    <w:p>
+      <w:pPr>
+        <w:spacing w:line="336" w:lineRule="auto" w:after="180"/>
+      </w:pPr>
+      <w:r>
+        <w:rPr>
+          <w:b w:val="0"/>
+        </w:rPr>
+        <w:t xml:space="preserve">Multiply </w:t>
+      </w:r>
+      <w:r>
+        <w:rPr>
+          <w:b/>
+        </w:rPr>
+        <w:t>input</w:t>
+      </w:r>
+      <w:r>
+        <w:rPr>
+          <w:b w:val="0"/>
+        </w:rPr>
+        <w:t>s: 2×0.5=1 and 1×(-1)=-1. → Add weighted terms: Pre-activation z is 1-1+0.2=0.2. → Apply ReLU: max(0,0.2)=0.2; this activation is not a confidence percentage.</w:t>
+      </w:r>
+    </w:p>
+    <w:p>
+      <w:pPr>
+        <w:spacing w:line="336" w:lineRule="auto" w:after="180"/>
+        <w:shd w:fill="F5F1FB"/>
+      </w:pPr>
+      <w:r>
+        <w:rPr>
+          <w:b w:val="0"/>
+        </w:rPr>
+        <w:t xml:space="preserve">Point to each numbered stage and explain which recorded </w:t>
+      </w:r>
+      <w:r>
+        <w:rPr>
+          <w:b/>
+        </w:rPr>
+        <w:t>input</w:t>
+      </w:r>
+      <w:r>
+        <w:rPr>
+          <w:b w:val="0"/>
+        </w:rPr>
+        <w:t xml:space="preserve"> it uses.</w:t>
+      </w:r>
+    </w:p>
+    <w:p>
+      <w:pPr>
+        <w:pStyle w:val="Heading3"/>
+      </w:pPr>
+      <w:r>
+        <w:t>My picture explanation, deciding evidence and one limit</w:t>
+      </w:r>
+    </w:p>
+    <w:p>
+      <w:r>
+        <w:t>________________________________________________________________</w:t>
+      </w:r>
+    </w:p>
+    <w:p>
+      <w:r>
+        <w:t>________________________________________________________________</w:t>
+      </w:r>
+    </w:p>
+    <w:p>
+      <w:r>
+        <w:t>________________________________________________________________</w:t>
+      </w:r>
+    </w:p>
+    <w:p>
+      <w:r>
+        <w:t>________________________________________________________________</w:t>
+      </w:r>
+    </w:p>
+    <w:p>
+      <w:pPr>
+        <w:pStyle w:val="Heading3"/>
+      </w:pPr>
+      <w:r>
+        <w:t>03. One toy ReLU neuron: not a probability</w:t>
+      </w:r>
+    </w:p>
+    <w:p>
+      <w:r>
+        <w:drawing>
+          <wp:inline xmlns:a="http://schemas.openxmlformats.org/drawingml/2006/main" xmlns:pic="http://schemas.openxmlformats.org/drawingml/2006/picture">
+            <wp:extent cx="5486400" cy="3224784"/>
+            <wp:docPr id="5" name="Picture 5" descr="One toy ReLU neuron: not a probability. Inputs: [2, 1]; weights: [0.5, -1]; bias: 0.2; activation: relu; output: 0.2."/>
+            <wp:cNvGraphicFramePr>
+              <a:graphicFrameLocks noChangeAspect="1"/>
+            </wp:cNvGraphicFramePr>
+            <a:graphic>
+              <a:graphicData uri="http://schemas.openxmlformats.org/drawingml/2006/picture">
+                <pic:pic>
+                  <pic:nvPicPr>
+                    <pic:cNvPr id="0" name="academy-story-ai-5-36-03.png"/>
+                    <pic:cNvPicPr/>
+                  </pic:nvPicPr>
+                  <pic:blipFill>
+                    <a:blip r:embed="rId13"/>
+                    <a:stretch>
+                      <a:fillRect/>
+                    </a:stretch>
+                  </pic:blipFill>
+                  <pic:spPr>
+                    <a:xfrm>
+                      <a:off x="0" y="0"/>
+                      <a:ext cx="5486400" cy="3224784"/>
+                    </a:xfrm>
+                    <a:prstGeom prst="rect"/>
+                  </pic:spPr>
+                </pic:pic>
+              </a:graphicData>
+            </a:graphic>
+          </wp:inline>
+        </w:drawing>
+      </w:r>
+    </w:p>
+    <w:p>
+      <w:pPr>
+        <w:spacing w:line="336" w:lineRule="auto" w:after="180"/>
+      </w:pPr>
+      <w:r>
+        <w:rPr>
+          <w:b w:val="0"/>
+        </w:rPr>
+        <w:t xml:space="preserve">One toy ReLU neuron: not a probability. </w:t>
+      </w:r>
+      <w:r>
+        <w:rPr>
+          <w:b/>
+        </w:rPr>
+        <w:t>Input</w:t>
+      </w:r>
+      <w:r>
+        <w:rPr>
+          <w:b w:val="0"/>
+        </w:rPr>
+        <w:t xml:space="preserve">s: [2, 1]; weights: [0.5, -1]; bias: 0.2; activation: relu; </w:t>
+      </w:r>
+      <w:r>
+        <w:rPr>
+          <w:b/>
+        </w:rPr>
+        <w:t>output</w:t>
+      </w:r>
+      <w:r>
+        <w:rPr>
+          <w:b w:val="0"/>
+        </w:rPr>
+        <w:t>: 0.2.</w:t>
+      </w:r>
+    </w:p>
+    <w:p>
+      <w:pPr>
+        <w:spacing w:line="336" w:lineRule="auto" w:after="180"/>
+        <w:shd w:fill="F5F1FB"/>
+      </w:pPr>
+      <w:r>
+        <w:rPr>
+          <w:b w:val="0"/>
+        </w:rPr>
+        <w:t>Read the labels and values. Explain the relationship the model shows.</w:t>
+      </w:r>
+    </w:p>
+    <w:p>
+      <w:pPr>
+        <w:pStyle w:val="Heading3"/>
+      </w:pPr>
+      <w:r>
+        <w:t>My picture explanation, deciding evidence and one limit</w:t>
+      </w:r>
+    </w:p>
+    <w:p>
+      <w:r>
+        <w:t>________________________________________________________________</w:t>
+      </w:r>
+    </w:p>
+    <w:p>
+      <w:r>
+        <w:t>________________________________________________________________</w:t>
+      </w:r>
+    </w:p>
+    <w:p>
+      <w:r>
+        <w:t>________________________________________________________________</w:t>
+      </w:r>
+    </w:p>
+    <w:p>
+      <w:r>
+        <w:t>________________________________________________________________</w:t>
+      </w:r>
+    </w:p>
+    <w:p>
+      <w:pPr>
+        <w:pStyle w:val="Heading3"/>
+      </w:pPr>
+      <w:r>
+        <w:t>04. Change one thing. Trace what follows.</w:t>
+      </w:r>
+    </w:p>
+    <w:p>
+      <w:r>
+        <w:drawing>
+          <wp:inline xmlns:a="http://schemas.openxmlformats.org/drawingml/2006/main" xmlns:pic="http://schemas.openxmlformats.org/drawingml/2006/picture">
+            <wp:extent cx="5486400" cy="3026664"/>
+            <wp:docPr id="6" name="Picture 6" descr="Original case: max(0,0.2)=0.2; this activation is not a confidence percentage. Changed condition: Change the second input from 1 to 2. Expected result: z becomes 1-2+0.2=-0.8 and ReLU returns 0. Reason: The negative weighted term grows; ReLU clips a negative pre-activation to zero."/>
+            <wp:cNvGraphicFramePr>
+              <a:graphicFrameLocks noChangeAspect="1"/>
+            </wp:cNvGraphicFramePr>
+            <a:graphic>
+              <a:graphicData uri="http://schemas.openxmlformats.org/drawingml/2006/picture">
+                <pic:pic>
+                  <pic:nvPicPr>
+                    <pic:cNvPr id="0" name="academy-story-ai-5-36-04.png"/>
+                    <pic:cNvPicPr/>
+                  </pic:nvPicPr>
+                  <pic:blipFill>
+                    <a:blip r:embed="rId14"/>
+                    <a:stretch>
+                      <a:fillRect/>
+                    </a:stretch>
+                  </pic:blipFill>
+                  <pic:spPr>
+                    <a:xfrm>
+                      <a:off x="0" y="0"/>
+                      <a:ext cx="5486400" cy="3026664"/>
+                    </a:xfrm>
+                    <a:prstGeom prst="rect"/>
+                  </pic:spPr>
+                </pic:pic>
+              </a:graphicData>
+            </a:graphic>
+          </wp:inline>
+        </w:drawing>
+      </w:r>
+    </w:p>
+    <w:p>
+      <w:pPr>
+        <w:spacing w:line="336" w:lineRule="auto" w:after="180"/>
+      </w:pPr>
+      <w:r>
+        <w:rPr>
+          <w:b w:val="0"/>
+        </w:rPr>
+        <w:t xml:space="preserve">Original case: max(0,0.2)=0.2; this activation is not a confidence percentage. Changed condition: Change the second </w:t>
+      </w:r>
+      <w:r>
+        <w:rPr>
+          <w:b/>
+        </w:rPr>
+        <w:t>input</w:t>
+      </w:r>
+      <w:r>
+        <w:rPr>
+          <w:b w:val="0"/>
+        </w:rPr>
+        <w:t xml:space="preserve"> from 1 to 2. Expected result: z becomes 1-2+0.2=-0.8 and ReLU returns 0.</w:t>
+      </w:r>
+    </w:p>
+    <w:p>
+      <w:pPr>
+        <w:spacing w:line="336" w:lineRule="auto" w:after="180"/>
+      </w:pPr>
+      <w:r>
+        <w:rPr>
+          <w:b w:val="0"/>
+        </w:rPr>
+        <w:t>Reason: The negative weighted term grows; ReLU clips a negative pre-activation to zero.</w:t>
+      </w:r>
+    </w:p>
+    <w:p>
+      <w:pPr>
+        <w:spacing w:line="336" w:lineRule="auto" w:after="180"/>
+        <w:shd w:fill="F5F1FB"/>
+      </w:pPr>
+      <w:r>
+        <w:rPr>
+          <w:b w:val="0"/>
+        </w:rPr>
+        <w:t>Predict before checking the worked changed-case result. Name what changed and what the supplied facts allow you to conclude.</w:t>
+      </w:r>
+    </w:p>
+    <w:p>
+      <w:pPr>
+        <w:pStyle w:val="Heading3"/>
+      </w:pPr>
+      <w:r>
+        <w:t>My picture explanation, deciding evidence and one limit</w:t>
+      </w:r>
+    </w:p>
+    <w:p>
+      <w:r>
+        <w:t>________________________________________________________________</w:t>
+      </w:r>
+    </w:p>
+    <w:p>
+      <w:r>
+        <w:t>________________________________________________________________</w:t>
+      </w:r>
+    </w:p>
+    <w:p>
+      <w:r>
+        <w:t>________________________________________________________________</w:t>
+      </w:r>
+    </w:p>
+    <w:p>
+      <w:r>
+        <w:t>________________________________________________________________</w:t>
+      </w:r>
+    </w:p>
+    <w:p>
+      <w:pPr>
+        <w:pStyle w:val="Heading3"/>
+      </w:pPr>
+      <w:r>
+        <w:t>05. Connect the explanation to its limit</w:t>
+      </w:r>
+    </w:p>
+    <w:p>
+      <w:r>
+        <w:drawing>
+          <wp:inline xmlns:a="http://schemas.openxmlformats.org/drawingml/2006/main" xmlns:pic="http://schemas.openxmlformats.org/drawingml/2006/picture">
+            <wp:extent cx="5486400" cy="2834640"/>
+            <wp:docPr id="7" name="Picture 7" descr="A defence should distinguish a traceable network calculation from a claim about classification quality. The neuron transforms supplied numbers; held-out labelled cases are needed to assess the complete system. Limit: This one-neuron arithmetic does not establish how a trained image classifier generalises or why its full network makes a decision."/>
+            <wp:cNvGraphicFramePr>
+              <a:graphicFrameLocks noChangeAspect="1"/>
+            </wp:cNvGraphicFramePr>
+            <a:graphic>
+              <a:graphicData uri="http://schemas.openxmlformats.org/drawingml/2006/picture">
+                <pic:pic>
+                  <pic:nvPicPr>
+                    <pic:cNvPr id="0" name="academy-story-ai-5-36-05.png"/>
+                    <pic:cNvPicPr/>
+                  </pic:nvPicPr>
+                  <pic:blipFill>
+                    <a:blip r:embed="rId15"/>
+                    <a:stretch>
+                      <a:fillRect/>
+                    </a:stretch>
+                  </pic:blipFill>
+                  <pic:spPr>
+                    <a:xfrm>
+                      <a:off x="0" y="0"/>
+                      <a:ext cx="5486400" cy="2834640"/>
+                    </a:xfrm>
+                    <a:prstGeom prst="rect"/>
+                  </pic:spPr>
+                </pic:pic>
+              </a:graphicData>
+            </a:graphic>
+          </wp:inline>
+        </w:drawing>
+      </w:r>
+    </w:p>
+    <w:p>
+      <w:pPr>
+        <w:spacing w:line="336" w:lineRule="auto" w:after="180"/>
+      </w:pPr>
+      <w:r>
+        <w:rPr>
+          <w:b w:val="0"/>
+        </w:rPr>
+        <w:t>A defence should distinguish a traceable network calculation from a claim about classification quality. The neuron transforms supplied numbers; held-out labelled cases are needed to assess the complete system.</w:t>
+      </w:r>
+    </w:p>
+    <w:p>
+      <w:pPr>
+        <w:spacing w:line="336" w:lineRule="auto" w:after="180"/>
+      </w:pPr>
+      <w:r>
+        <w:rPr>
+          <w:b w:val="0"/>
+        </w:rPr>
+        <w:t>Limit: This one-neuron arithmetic does not establish how a trained image classifier generalises or why its full network makes a decision.</w:t>
+      </w:r>
+    </w:p>
+    <w:p>
+      <w:pPr>
+        <w:spacing w:line="336" w:lineRule="auto" w:after="180"/>
+        <w:shd w:fill="F5F1FB"/>
+      </w:pPr>
+      <w:r>
+        <w:rPr>
+          <w:b w:val="0"/>
+        </w:rPr>
+        <w:t>Explain the case, then point to a limit on the claim.</w:t>
+      </w:r>
+    </w:p>
+    <w:p>
+      <w:pPr>
+        <w:pStyle w:val="Heading3"/>
+      </w:pPr>
+      <w:r>
+        <w:t>My picture explanation, deciding evidence and one limit</w:t>
+      </w:r>
+    </w:p>
+    <w:p>
+      <w:r>
+        <w:t>________________________________________________________________</w:t>
+      </w:r>
+    </w:p>
+    <w:p>
+      <w:r>
+        <w:t>________________________________________________________________</w:t>
+      </w:r>
+    </w:p>
+    <w:p>
+      <w:r>
+        <w:t>________________________________________________________________</w:t>
+      </w:r>
+    </w:p>
+    <w:p>
+      <w:r>
+        <w:t>________________________________________________________________</w:t>
+      </w:r>
+    </w:p>
+    <w:p>
+      <w:pPr>
+        <w:pStyle w:val="Heading3"/>
+      </w:pPr>
+      <w:r>
+        <w:t>06. Make the idea visible in your project</w:t>
+      </w:r>
+    </w:p>
+    <w:p>
+      <w:r>
+        <w:drawing>
+          <wp:inline xmlns:a="http://schemas.openxmlformats.org/drawingml/2006/main" xmlns:pic="http://schemas.openxmlformats.org/drawingml/2006/picture">
+            <wp:extent cx="5486400" cy="3681984"/>
+            <wp:docPr id="8" name="Picture 8" descr="For the Image-pattern Network Investigation, save the labelled trace and the changed-case explanation beside the experiment record. State exactly what this example supports before linking it to the wider capstone claim. Draw your input, deciding step, result and limit. Supported question: Calculate both weighted terms, z and ReLU output. Predict the changed second input and explain why 0.2 cannot be called 20% accuracy."/>
+            <wp:cNvGraphicFramePr>
+              <a:graphicFrameLocks noChangeAspect="1"/>
+            </wp:cNvGraphicFramePr>
+            <a:graphic>
+              <a:graphicData uri="http://schemas.openxmlformats.org/drawingml/2006/picture">
+                <pic:pic>
+                  <pic:nvPicPr>
+                    <pic:cNvPr id="0" name="academy-story-ai-5-36-06.png"/>
+                    <pic:cNvPicPr/>
+                  </pic:nvPicPr>
+                  <pic:blipFill>
+                    <a:blip r:embed="rId16"/>
+                    <a:stretch>
+                      <a:fillRect/>
+                    </a:stretch>
+                  </pic:blipFill>
+                  <pic:spPr>
+                    <a:xfrm>
+                      <a:off x="0" y="0"/>
+                      <a:ext cx="5486400" cy="3681984"/>
+                    </a:xfrm>
+                    <a:prstGeom prst="rect"/>
+                  </pic:spPr>
+                </pic:pic>
+              </a:graphicData>
+            </a:graphic>
+          </wp:inline>
+        </w:drawing>
+      </w:r>
+    </w:p>
+    <w:p>
+      <w:pPr>
+        <w:spacing w:line="336" w:lineRule="auto" w:after="180"/>
+      </w:pPr>
+      <w:r>
+        <w:rPr>
+          <w:b w:val="0"/>
+        </w:rPr>
+        <w:t>For the Image-pattern Network Investigation, save the labelled trace and the changed-case explanation beside the experiment record. State exactly what this example supports before linking it to the wider capstone claim.</w:t>
+      </w:r>
+    </w:p>
+    <w:p>
+      <w:pPr>
+        <w:spacing w:line="336" w:lineRule="auto" w:after="180"/>
+      </w:pPr>
+      <w:r>
+        <w:rPr>
+          <w:b w:val="0"/>
+        </w:rPr>
+        <w:t xml:space="preserve">Draw your </w:t>
+      </w:r>
+      <w:r>
+        <w:rPr>
+          <w:b/>
+        </w:rPr>
+        <w:t>input</w:t>
+      </w:r>
+      <w:r>
+        <w:rPr>
+          <w:b w:val="0"/>
+        </w:rPr>
+        <w:t xml:space="preserve">, deciding step, result and limit. Supported question: Calculate both weighted terms, z and ReLU </w:t>
+      </w:r>
+      <w:r>
+        <w:rPr>
+          <w:b/>
+        </w:rPr>
+        <w:t>output</w:t>
+      </w:r>
+      <w:r>
+        <w:rPr>
+          <w:b w:val="0"/>
+        </w:rPr>
+        <w:t xml:space="preserve">. Predict the changed second </w:t>
+      </w:r>
+      <w:r>
+        <w:rPr>
+          <w:b/>
+        </w:rPr>
+        <w:t>input</w:t>
+      </w:r>
+      <w:r>
+        <w:rPr>
+          <w:b w:val="0"/>
+        </w:rPr>
+        <w:t xml:space="preserve"> and explain why 0.2 cannot be called 20% accuracy.</w:t>
+      </w:r>
+    </w:p>
+    <w:p>
+      <w:pPr>
+        <w:spacing w:line="336" w:lineRule="auto" w:after="180"/>
+        <w:shd w:fill="F5F1FB"/>
+      </w:pPr>
+      <w:r>
+        <w:rPr>
+          <w:b w:val="0"/>
+        </w:rPr>
+        <w:t xml:space="preserve">Draw your project trace and justify the deciding step using </w:t>
+      </w:r>
+      <w:r>
+        <w:rPr>
+          <w:b/>
+        </w:rPr>
+        <w:t>evidence</w:t>
+      </w:r>
+      <w:r>
+        <w:rPr>
+          <w:b w:val="0"/>
+        </w:rPr>
+        <w:t>.</w:t>
+      </w:r>
+    </w:p>
+    <w:p>
+      <w:pPr>
+        <w:pStyle w:val="Heading3"/>
+      </w:pPr>
+      <w:r>
+        <w:t>My picture explanation, deciding evidence and one limit</w:t>
       </w:r>
     </w:p>
     <w:p>

--- a/downloads/workbook/ai-5-week-36.docx
+++ b/downloads/workbook/ai-5-week-36.docx
@@ -180,6 +180,106 @@
     <w:p>
       <w:r>
         <w:t>________________________________________________________________</w:t>
+      </w:r>
+    </w:p>
+    <w:p>
+      <w:pPr>
+        <w:pStyle w:val="Heading3"/>
+      </w:pPr>
+      <w:r>
+        <w:t>Lesson reference for workbook practice</w:t>
+      </w:r>
+    </w:p>
+    <w:p>
+      <w:pPr>
+        <w:spacing w:line="336" w:lineRule="auto" w:after="180"/>
+        <w:shd w:fill="F1F6F8"/>
+      </w:pPr>
+      <w:r>
+        <w:rPr>
+          <w:b w:val="0"/>
+        </w:rPr>
+        <w:t>Use this reference for the original W1–W3 and W5 exercises. The separately named independent case supplies its own changed facts; use those facts for that attempt before feedback.</w:t>
+      </w:r>
+    </w:p>
+    <w:p>
+      <w:pPr>
+        <w:spacing w:line="336" w:lineRule="auto" w:after="180"/>
+      </w:pPr>
+      <w:r>
+        <w:rPr>
+          <w:b w:val="0"/>
+        </w:rPr>
+        <w:t xml:space="preserve">A </w:t>
+      </w:r>
+      <w:r>
+        <w:rPr>
+          <w:b/>
+        </w:rPr>
+        <w:t>defense</w:t>
+      </w:r>
+      <w:r>
+        <w:rPr>
+          <w:b w:val="0"/>
+        </w:rPr>
+        <w:t xml:space="preserve"> is not a sales pitch. Assemble the original question and criterion, data roles, baseline, model equation, settings, raw checkpoints, validation selection, frozen final </w:t>
+      </w:r>
+      <w:r>
+        <w:rPr>
+          <w:b/>
+        </w:rPr>
+        <w:t>prediction</w:t>
+      </w:r>
+      <w:r>
+        <w:rPr>
+          <w:b w:val="0"/>
+        </w:rPr>
+        <w:t xml:space="preserve">s, </w:t>
+      </w:r>
+      <w:r>
+        <w:rPr>
+          <w:b/>
+        </w:rPr>
+        <w:t>limitation</w:t>
+      </w:r>
+      <w:r>
+        <w:rPr>
+          <w:b w:val="0"/>
+        </w:rPr>
+        <w:t>s and revision history.</w:t>
+      </w:r>
+    </w:p>
+    <w:p>
+      <w:pPr>
+        <w:spacing w:line="336" w:lineRule="auto" w:after="180"/>
+      </w:pPr>
+      <w:r>
+        <w:rPr>
+          <w:b w:val="0"/>
+        </w:rPr>
+        <w:t>Someone reading the record should be able to recompute a reported MSE and see which decisions each dataset informed.</w:t>
+      </w:r>
+    </w:p>
+    <w:p>
+      <w:pPr>
+        <w:spacing w:line="336" w:lineRule="auto" w:after="180"/>
+      </w:pPr>
+      <w:r>
+        <w:rPr>
+          <w:b w:val="0"/>
+        </w:rPr>
+        <w:t>For this capstone, two rates were compared under matched conditions. Rate 0.2 selected a = 2 with validation MSE 0 versus 0.78125 for rate 0.1.</w:t>
+      </w:r>
+    </w:p>
+    <w:p>
+      <w:pPr>
+        <w:spacing w:line="336" w:lineRule="auto" w:after="180"/>
+      </w:pPr>
+      <w:r>
+        <w:rPr>
+          <w:b w:val="0"/>
+        </w:rPr>
+        <w:t>The frozen candidate then achieved final MSE 5 versus baseline 20.25 on four constructed cases. These are different comparisons and must not be collapsed into “the network was 100% accurate”.</w:t>
       </w:r>
     </w:p>
     <w:p>

--- a/downloads/workbook/ai-5-week-36.docx
+++ b/downloads/workbook/ai-5-week-36.docx
@@ -25,22 +25,45 @@
         <w:pStyle w:val="Heading1"/>
       </w:pPr>
       <w:r>
-        <w:t>01. Recall and choose your starting point</w:t>
-      </w:r>
-    </w:p>
-    <w:p>
-      <w:r>
-        <w:t>Record your starting explanation for Neural network experiment defense before opening notes. Show any later correction separately.</w:t>
-      </w:r>
-    </w:p>
-    <w:p>
-      <w:pPr>
-        <w:spacing w:line="336" w:lineRule="auto" w:after="180"/>
-      </w:pPr>
-      <w:r>
-        <w:rPr>
-          <w:b w:val="0"/>
-        </w:rPr>
+        <w:t>One complete experiment-defense record.</w:t>
+      </w:r>
+    </w:p>
+    <w:p>
+      <w:r>
+        <w:t>Keep claims, calculations, condition failures, data roles and missing evidence together.</w:t>
+      </w:r>
+    </w:p>
+    <w:p>
+      <w:r>
+        <w:t>Recall → W1–W3/W5 → independent defense → final portfolio → delayed return.</w:t>
+      </w:r>
+    </w:p>
+    <w:p>
+      <w:pPr>
+        <w:pStyle w:val="Heading1"/>
+      </w:pPr>
+      <w:r>
+        <w:t>01. Recall · Retrieve before notes</w:t>
+      </w:r>
+    </w:p>
+    <w:p>
+      <w:r>
+        <w:t>Keep this task’s inputs,rule and response together.</w:t>
+      </w:r>
+    </w:p>
+    <w:p>
+      <w:pPr>
+        <w:pStyle w:val="Heading2"/>
+      </w:pPr>
+      <w:r>
+        <w:t>Complete task and evidence</w:t>
+      </w:r>
+    </w:p>
+    <w:p>
+      <w:pPr>
+        <w:pStyle w:val="ListBullet"/>
+      </w:pPr>
+      <w:r>
         <w:t>Try the recall before opening notes. Then use a different colour or a labelled second line to correct your explanation.</w:t>
       </w:r>
     </w:p>
@@ -54,25 +77,10 @@
     </w:p>
     <w:p>
       <w:pPr>
-        <w:spacing w:line="336" w:lineRule="auto" w:after="180"/>
-      </w:pPr>
-      <w:r>
-        <w:rPr>
-          <w:b w:val="0"/>
-        </w:rPr>
-        <w:t xml:space="preserve">Without opening the old lesson, explain one key idea from Capstone </w:t>
-      </w:r>
-      <w:r>
-        <w:rPr>
-          <w:b/>
-        </w:rPr>
-        <w:t>limitation</w:t>
-      </w:r>
-      <w:r>
-        <w:rPr>
-          <w:b w:val="0"/>
-        </w:rPr>
-        <w:t>s and revision. Give an example and a mistake that the idea helps you avoid.</w:t>
+        <w:pStyle w:val="ListBullet"/>
+      </w:pPr>
+      <w:r>
+        <w:t>Without opening the old lesson, explain one key idea from Capstone limitations and revision. Give an example and a mistake that the idea helps you avoid.</w:t>
       </w:r>
     </w:p>
     <w:p>
@@ -108,12 +116,9 @@
     </w:p>
     <w:p>
       <w:pPr>
-        <w:spacing w:line="336" w:lineRule="auto" w:after="180"/>
-      </w:pPr>
-      <w:r>
-        <w:rPr>
-          <w:b w:val="0"/>
-        </w:rPr>
+        <w:pStyle w:val="ListBullet"/>
+      </w:pPr>
+      <w:r>
         <w:t>Without opening the old lesson, explain one key idea from Capstone hypothesis and baseline. Give an example and a mistake that the idea helps you avoid.</w:t>
       </w:r>
     </w:p>
@@ -150,12 +155,9 @@
     </w:p>
     <w:p>
       <w:pPr>
-        <w:spacing w:line="336" w:lineRule="auto" w:after="180"/>
-      </w:pPr>
-      <w:r>
-        <w:rPr>
-          <w:b w:val="0"/>
-        </w:rPr>
+        <w:pStyle w:val="ListBullet"/>
+      </w:pPr>
+      <w:r>
         <w:t>Without opening the old lesson, explain one key idea from Dataset shift in neural models. Give an example and a mistake that the idea helps you avoid.</w:t>
       </w:r>
     </w:p>
@@ -192,94 +194,26 @@
     </w:p>
     <w:p>
       <w:pPr>
-        <w:spacing w:line="336" w:lineRule="auto" w:after="180"/>
-        <w:shd w:fill="F1F6F8"/>
-      </w:pPr>
-      <w:r>
-        <w:rPr>
-          <w:b w:val="0"/>
-        </w:rPr>
+        <w:pStyle w:val="ListBullet"/>
+      </w:pPr>
+      <w:r>
         <w:t>Use this reference for the original W1–W3 and W5 exercises. The separately named independent case supplies its own changed facts; use those facts for that attempt before feedback.</w:t>
       </w:r>
     </w:p>
     <w:p>
       <w:pPr>
-        <w:spacing w:line="336" w:lineRule="auto" w:after="180"/>
-      </w:pPr>
-      <w:r>
-        <w:rPr>
-          <w:b w:val="0"/>
-        </w:rPr>
-        <w:t xml:space="preserve">A </w:t>
-      </w:r>
-      <w:r>
-        <w:rPr>
-          <w:b/>
-        </w:rPr>
-        <w:t>defense</w:t>
-      </w:r>
-      <w:r>
-        <w:rPr>
-          <w:b w:val="0"/>
-        </w:rPr>
-        <w:t xml:space="preserve"> is not a sales pitch. Assemble the original question and criterion, data roles, baseline, model equation, settings, raw checkpoints, validation selection, frozen final </w:t>
-      </w:r>
-      <w:r>
-        <w:rPr>
-          <w:b/>
-        </w:rPr>
-        <w:t>prediction</w:t>
-      </w:r>
-      <w:r>
-        <w:rPr>
-          <w:b w:val="0"/>
-        </w:rPr>
-        <w:t xml:space="preserve">s, </w:t>
-      </w:r>
-      <w:r>
-        <w:rPr>
-          <w:b/>
-        </w:rPr>
-        <w:t>limitation</w:t>
-      </w:r>
-      <w:r>
-        <w:rPr>
-          <w:b w:val="0"/>
-        </w:rPr>
-        <w:t>s and revision history.</w:t>
-      </w:r>
-    </w:p>
-    <w:p>
-      <w:pPr>
-        <w:spacing w:line="336" w:lineRule="auto" w:after="180"/>
-      </w:pPr>
-      <w:r>
-        <w:rPr>
-          <w:b w:val="0"/>
-        </w:rPr>
-        <w:t>Someone reading the record should be able to recompute a reported MSE and see which decisions each dataset informed.</w:t>
-      </w:r>
-    </w:p>
-    <w:p>
-      <w:pPr>
-        <w:spacing w:line="336" w:lineRule="auto" w:after="180"/>
-      </w:pPr>
-      <w:r>
-        <w:rPr>
-          <w:b w:val="0"/>
-        </w:rPr>
-        <w:t>For this capstone, two rates were compared under matched conditions. Rate 0.2 selected a = 2 with validation MSE 0 versus 0.78125 for rate 0.1.</w:t>
-      </w:r>
-    </w:p>
-    <w:p>
-      <w:pPr>
-        <w:spacing w:line="336" w:lineRule="auto" w:after="180"/>
-      </w:pPr>
-      <w:r>
-        <w:rPr>
-          <w:b w:val="0"/>
-        </w:rPr>
-        <w:t>The frozen candidate then achieved final MSE 5 versus baseline 20.25 on four constructed cases. These are different comparisons and must not be collapsed into “the network was 100% accurate”.</w:t>
+        <w:pStyle w:val="ListBullet"/>
+      </w:pPr>
+      <w:r>
+        <w:t>A defense is not a sales pitch. Assemble the original question and criterion, data roles, baseline, model equation, settings, raw checkpoints, validation selection, frozen final predictions, limitations and revision history. Someone reading the record should be able to recompute a reported MSE and see which decisions each dataset informed.</w:t>
+      </w:r>
+    </w:p>
+    <w:p>
+      <w:pPr>
+        <w:pStyle w:val="ListBullet"/>
+      </w:pPr>
+      <w:r>
+        <w:t>For this capstone, two rates were compared under matched conditions. Rate 0.2 selected a = 2 with validation MSE 0 versus 0.78125 for rate 0.1. The frozen candidate then achieved final MSE 5 versus baseline 20.25 on four constructed cases. These are different comparisons and must not be collapsed into “the network was 100% accurate”.</w:t>
       </w:r>
     </w:p>
     <w:p>
@@ -287,135 +221,44 @@
         <w:pStyle w:val="Heading1"/>
       </w:pPr>
       <w:r>
-        <w:t>02. Practise with fading help</w:t>
-      </w:r>
-    </w:p>
-    <w:p>
-      <w:r>
-        <w:t>Complete the supported Neural network experiment defense trace and record the first step you can explain without help.</w:t>
-      </w:r>
-    </w:p>
-    <w:p>
-      <w:pPr>
-        <w:spacing w:line="336" w:lineRule="auto" w:after="180"/>
-      </w:pPr>
-      <w:r>
-        <w:rPr>
-          <w:b w:val="0"/>
-        </w:rPr>
-        <w:t xml:space="preserve">Use W2: Defend the result for Neural network experiment </w:t>
-      </w:r>
-      <w:r>
-        <w:rPr>
-          <w:b/>
-        </w:rPr>
-        <w:t>defense</w:t>
-      </w:r>
-      <w:r>
-        <w:rPr>
-          <w:b w:val="0"/>
-        </w:rPr>
-        <w:t>. Record the answer once; the lesson and workbook refer to the same attempt.</w:t>
-      </w:r>
-    </w:p>
-    <w:tbl>
-      <w:tblPr>
-        <w:tblStyle w:val="LightShading-Accent1"/>
-        <w:tblW w:type="auto" w:w="0"/>
-        <w:tblLook w:firstColumn="1" w:firstRow="1" w:lastColumn="0" w:lastRow="0" w:noHBand="0" w:noVBand="1" w:val="04A0"/>
-      </w:tblPr>
-      <w:tblGrid>
-        <w:gridCol w:w="2556"/>
-        <w:gridCol w:w="2556"/>
-        <w:gridCol w:w="2556"/>
-        <w:gridCol w:w="2556"/>
-      </w:tblGrid>
-      <w:tr>
-        <w:trPr>
-          <w:tblHeader/>
-        </w:trPr>
-        <w:tc>
-          <w:tcPr>
-            <w:tcW w:type="dxa" w:w="2556"/>
-          </w:tcPr>
-          <w:p>
-            <w:r>
-              <w:t>Given inputs</w:t>
-            </w:r>
-          </w:p>
-        </w:tc>
-        <w:tc>
-          <w:tcPr>
-            <w:tcW w:type="dxa" w:w="2556"/>
-          </w:tcPr>
-          <w:p>
-            <w:r>
-              <w:t>Procedure I chose</w:t>
-            </w:r>
-          </w:p>
-        </w:tc>
-        <w:tc>
-          <w:tcPr>
-            <w:tcW w:type="dxa" w:w="2556"/>
-          </w:tcPr>
-          <w:p>
-            <w:r>
-              <w:t>Middle steps</w:t>
-            </w:r>
-          </w:p>
-        </w:tc>
-        <w:tc>
-          <w:tcPr>
-            <w:tcW w:type="dxa" w:w="2556"/>
-          </w:tcPr>
-          <w:p>
-            <w:r>
-              <w:t>Result and check</w:t>
-            </w:r>
-          </w:p>
-        </w:tc>
-      </w:tr>
-      <w:tr>
-        <w:tc>
-          <w:tcPr>
-            <w:tcW w:type="dxa" w:w="2556"/>
-          </w:tcPr>
-          <w:p>
-            <w:r/>
-          </w:p>
-        </w:tc>
-        <w:tc>
-          <w:tcPr>
-            <w:tcW w:type="dxa" w:w="2556"/>
-          </w:tcPr>
-          <w:p>
-            <w:r/>
-          </w:p>
-        </w:tc>
-        <w:tc>
-          <w:tcPr>
-            <w:tcW w:type="dxa" w:w="2556"/>
-          </w:tcPr>
-          <w:p>
-            <w:r/>
-          </w:p>
-        </w:tc>
-        <w:tc>
-          <w:tcPr>
-            <w:tcW w:type="dxa" w:w="2556"/>
-          </w:tcPr>
-          <w:p>
-            <w:r/>
-          </w:p>
-        </w:tc>
-      </w:tr>
-    </w:tbl>
+        <w:t>05. W1 · Explain the current example</w:t>
+      </w:r>
+    </w:p>
+    <w:p>
+      <w:r>
+        <w:t>Keep this task’s inputs,rule and response together.</w:t>
+      </w:r>
+    </w:p>
+    <w:p>
+      <w:pPr>
+        <w:pStyle w:val="Heading2"/>
+      </w:pPr>
+      <w:r>
+        <w:t>Complete task and evidence</w:t>
+      </w:r>
+    </w:p>
+    <w:p>
+      <w:pPr>
+        <w:pStyle w:val="ListBullet"/>
+      </w:pPr>
+      <w:r>
+        <w:t>Main capstone: ReLU(a*x), no bias, initial 1; train (1, 2), (2, 4), two full-batch updates. Rates .1/.2 end at a1.75/2, validation on (3, 6), (4, 8) has MSE .78125/0. Select .2 by lower validation MSE, then freeze a2. Final rows (5, 10), (6, 12), (−1, −2), (−2, −4): baseline a1 squared errors 25, 36, 4, 16, MSE 20.25; candidate 0, 0, 4, 16, MSE 5. Negative candidate subset MSE 10 over two rows. Improvement is relative to the initial-weight baseline, not a fitted signed line. Nonnegative output cannot represent negative targets. Proposed signed output requires a new recorded procedure and fresh reserved evaluation after development. No timing or energy measured. Separate supported comparison MSE 8→2 on four final rows: reduction 6 units or75% of baseline MSE, not classification accuracy. Separate picture neuron [2, 1] with weights [.5, −1], bias.2 gives z/output.2; second input 2 gives z−.8/output 0. No probability or accuracy measure is supplied for that neuron. Publicly inspected cases are teaching/exposed cases for the reader, not automatically fresh assessment evidence.</w:t>
+      </w:r>
+    </w:p>
+    <w:p>
+      <w:pPr>
+        <w:pStyle w:val="ListBullet"/>
+      </w:pPr>
+      <w:r>
+        <w:t>Name eight items needed to check the capstone from question through final result.</w:t>
+      </w:r>
+    </w:p>
     <w:p>
       <w:pPr>
         <w:pStyle w:val="Heading3"/>
       </w:pPr>
       <w:r>
-        <w:t>The step I completed without help, and the hint I needed</w:t>
+        <w:t>My reasoning and evidence</w:t>
       </w:r>
     </w:p>
     <w:p>
@@ -434,50 +277,55 @@
       </w:r>
     </w:p>
     <w:p>
+      <w:r>
+        <w:t>________________________________________________________________</w:t>
+      </w:r>
+    </w:p>
+    <w:p>
+      <w:r>
+        <w:t>________________________________________________________________</w:t>
+      </w:r>
+    </w:p>
+    <w:p>
+      <w:r>
+        <w:t>________________________________________________________________</w:t>
+      </w:r>
+    </w:p>
+    <w:p>
       <w:pPr>
         <w:pStyle w:val="Heading1"/>
       </w:pPr>
       <w:r>
-        <w:t>03. Individual reasoning check</w:t>
-      </w:r>
-    </w:p>
-    <w:p>
-      <w:r>
-        <w:t>Check the proposed Neural network experiment defense explanation against the supplied facts before discussing it.</w:t>
-      </w:r>
-    </w:p>
-    <w:p>
-      <w:pPr>
-        <w:spacing w:line="336" w:lineRule="auto" w:after="180"/>
-      </w:pPr>
-      <w:r>
-        <w:rPr>
-          <w:b w:val="0"/>
-        </w:rPr>
-        <w:t xml:space="preserve">Use the worked case for Neural network experiment </w:t>
-      </w:r>
-      <w:r>
-        <w:rPr>
-          <w:b/>
-        </w:rPr>
-        <w:t>defense</w:t>
-      </w:r>
-      <w:r>
-        <w:rPr>
-          <w:b w:val="0"/>
-        </w:rPr>
-        <w:t>. Proposed explanation: “A polished demonstration is an evaluation”. Decide whether this explanation is supported.</w:t>
-      </w:r>
-    </w:p>
-    <w:p>
-      <w:pPr>
-        <w:spacing w:line="336" w:lineRule="auto" w:after="180"/>
-      </w:pPr>
-      <w:r>
-        <w:rPr>
-          <w:b w:val="0"/>
-        </w:rPr>
-        <w:t>Point to the step or supplied fact that decides; explain your repair if needed.</w:t>
+        <w:t>06. W2 · Trace the calculation</w:t>
+      </w:r>
+    </w:p>
+    <w:p>
+      <w:r>
+        <w:t>Keep this task’s inputs,rule and response together.</w:t>
+      </w:r>
+    </w:p>
+    <w:p>
+      <w:pPr>
+        <w:pStyle w:val="Heading2"/>
+      </w:pPr>
+      <w:r>
+        <w:t>Complete task and evidence</w:t>
+      </w:r>
+    </w:p>
+    <w:p>
+      <w:pPr>
+        <w:pStyle w:val="ListBullet"/>
+      </w:pPr>
+      <w:r>
+        <w:t>Main capstone: ReLU(a*x), no bias, initial 1; train (1, 2), (2, 4), two full-batch updates. Rates .1/.2 end at a1.75/2, validation on (3, 6), (4, 8) has MSE .78125/0. Select .2 by lower validation MSE, then freeze a2. Final rows (5, 10), (6, 12), (−1, −2), (−2, −4): baseline a1 squared errors 25, 36, 4, 16, MSE 20.25; candidate 0, 0, 4, 16, MSE 5. Negative candidate subset MSE 10 over two rows. Improvement is relative to the initial-weight baseline, not a fitted signed line. Nonnegative output cannot represent negative targets. Proposed signed output requires a new recorded procedure and fresh reserved evaluation after development. No timing or energy measured. Separate supported comparison MSE 8→2 on four final rows: reduction 6 units or75% of baseline MSE, not classification accuracy. Separate picture neuron [2, 1] with weights [.5, −1], bias.2 gives z/output.2; second input 2 gives z−.8/output 0. No probability or accuracy measure is supplied for that neuron. Publicly inspected cases are teaching/exposed cases for the reader, not automatically fresh assessment evidence.</w:t>
+      </w:r>
+    </w:p>
+    <w:p>
+      <w:pPr>
+        <w:pStyle w:val="ListBullet"/>
+      </w:pPr>
+      <w:r>
+        <w:t>State the validation selection and frozen final comparison using their correct metrics and scopes.</w:t>
       </w:r>
     </w:p>
     <w:p>
@@ -485,7 +333,7 @@
         <w:pStyle w:val="Heading3"/>
       </w:pPr>
       <w:r>
-        <w:t>My explanation before partner discussion</w:t>
+        <w:t>My reasoning and evidence</w:t>
       </w:r>
     </w:p>
     <w:p>
@@ -509,16 +357,50 @@
       </w:r>
     </w:p>
     <w:p>
+      <w:r>
+        <w:t>________________________________________________________________</w:t>
+      </w:r>
+    </w:p>
+    <w:p>
+      <w:r>
+        <w:t>________________________________________________________________</w:t>
+      </w:r>
+    </w:p>
+    <w:p>
       <w:pPr>
         <w:pStyle w:val="Heading1"/>
       </w:pPr>
       <w:r>
-        <w:t>04. Independent transfer case</w:t>
-      </w:r>
-    </w:p>
-    <w:p>
-      <w:r>
-        <w:t>Write one first attempt at the reserved independent case before feedback. Repeated copies of that case refer to the same recorded attempt.</w:t>
+        <w:t>07. W3 · Repair a misconception</w:t>
+      </w:r>
+    </w:p>
+    <w:p>
+      <w:r>
+        <w:t>Keep this task’s inputs,rule and response together.</w:t>
+      </w:r>
+    </w:p>
+    <w:p>
+      <w:pPr>
+        <w:pStyle w:val="Heading2"/>
+      </w:pPr>
+      <w:r>
+        <w:t>Complete task and evidence</w:t>
+      </w:r>
+    </w:p>
+    <w:p>
+      <w:pPr>
+        <w:pStyle w:val="ListBullet"/>
+      </w:pPr>
+      <w:r>
+        <w:t>Main capstone: ReLU(a*x), no bias, initial 1; train (1, 2), (2, 4), two full-batch updates. Rates .1/.2 end at a1.75/2, validation on (3, 6), (4, 8) has MSE .78125/0. Select .2 by lower validation MSE, then freeze a2. Final rows (5, 10), (6, 12), (−1, −2), (−2, −4): baseline a1 squared errors 25, 36, 4, 16, MSE 20.25; candidate 0, 0, 4, 16, MSE 5. Negative candidate subset MSE 10 over two rows. Improvement is relative to the initial-weight baseline, not a fitted signed line. Nonnegative output cannot represent negative targets. Proposed signed output requires a new recorded procedure and fresh reserved evaluation after development. No timing or energy measured. Separate supported comparison MSE 8→2 on four final rows: reduction 6 units or75% of baseline MSE, not classification accuracy. Separate picture neuron [2, 1] with weights [.5, −1], bias.2 gives z/output.2; second input 2 gives z−.8/output 0. No probability or accuracy measure is supplied for that neuron. Publicly inspected cases are teaching/exposed cases for the reader, not automatically fresh assessment evidence.</w:t>
+      </w:r>
+    </w:p>
+    <w:p>
+      <w:pPr>
+        <w:pStyle w:val="ListBullet"/>
+      </w:pPr>
+      <w:r>
+        <w:t>A presenter claims the experiment proves neural networks beat fitted lines and use less energy. What evidence is missing?</w:t>
       </w:r>
     </w:p>
     <w:p>
@@ -526,52 +408,149 @@
         <w:pStyle w:val="Heading3"/>
       </w:pPr>
       <w:r>
+        <w:t>My reasoning and evidence</w:t>
+      </w:r>
+    </w:p>
+    <w:p>
+      <w:r>
+        <w:t>________________________________________________________________</w:t>
+      </w:r>
+    </w:p>
+    <w:p>
+      <w:r>
+        <w:t>________________________________________________________________</w:t>
+      </w:r>
+    </w:p>
+    <w:p>
+      <w:r>
+        <w:t>________________________________________________________________</w:t>
+      </w:r>
+    </w:p>
+    <w:p>
+      <w:r>
+        <w:t>________________________________________________________________</w:t>
+      </w:r>
+    </w:p>
+    <w:p>
+      <w:r>
+        <w:t>________________________________________________________________</w:t>
+      </w:r>
+    </w:p>
+    <w:p>
+      <w:r>
+        <w:t>________________________________________________________________</w:t>
+      </w:r>
+    </w:p>
+    <w:p>
+      <w:pPr>
+        <w:pStyle w:val="Heading1"/>
+      </w:pPr>
+      <w:r>
+        <w:t>09. W5 · Explain the limitation</w:t>
+      </w:r>
+    </w:p>
+    <w:p>
+      <w:r>
+        <w:t>Keep this task’s inputs,rule and response together.</w:t>
+      </w:r>
+    </w:p>
+    <w:p>
+      <w:pPr>
+        <w:pStyle w:val="Heading2"/>
+      </w:pPr>
+      <w:r>
+        <w:t>Complete task and evidence</w:t>
+      </w:r>
+    </w:p>
+    <w:p>
+      <w:pPr>
+        <w:pStyle w:val="ListBullet"/>
+      </w:pPr>
+      <w:r>
+        <w:t>Main capstone: ReLU(a*x), no bias, initial 1; train (1, 2), (2, 4), two full-batch updates. Rates .1/.2 end at a1.75/2, validation on (3, 6), (4, 8) has MSE .78125/0. Select .2 by lower validation MSE, then freeze a2. Final rows (5, 10), (6, 12), (−1, −2), (−2, −4): baseline a1 squared errors 25, 36, 4, 16, MSE 20.25; candidate 0, 0, 4, 16, MSE 5. Negative candidate subset MSE 10 over two rows. Improvement is relative to the initial-weight baseline, not a fitted signed line. Nonnegative output cannot represent negative targets. Proposed signed output requires a new recorded procedure and fresh reserved evaluation after development. No timing or energy measured. Separate supported comparison MSE 8→2 on four final rows: reduction 6 units or75% of baseline MSE, not classification accuracy. Separate picture neuron [2, 1] with weights [.5, −1], bias.2 gives z/output.2; second input 2 gives z−.8/output 0. No probability or accuracy measure is supplied for that neuron. Publicly inspected cases are teaching/exposed cases for the reader, not automatically fresh assessment evidence.</w:t>
+      </w:r>
+    </w:p>
+    <w:p>
+      <w:pPr>
+        <w:pStyle w:val="ListBullet"/>
+      </w:pPr>
+      <w:r>
+        <w:t>Propose a fair next comparison with a fitted signed line. State how to preserve previous evidence and reserve new evaluation.</w:t>
+      </w:r>
+    </w:p>
+    <w:p>
+      <w:pPr>
+        <w:pStyle w:val="Heading3"/>
+      </w:pPr>
+      <w:r>
+        <w:t>My reasoning and evidence</w:t>
+      </w:r>
+    </w:p>
+    <w:p>
+      <w:r>
+        <w:t>________________________________________________________________</w:t>
+      </w:r>
+    </w:p>
+    <w:p>
+      <w:r>
+        <w:t>________________________________________________________________</w:t>
+      </w:r>
+    </w:p>
+    <w:p>
+      <w:r>
+        <w:t>________________________________________________________________</w:t>
+      </w:r>
+    </w:p>
+    <w:p>
+      <w:r>
+        <w:t>________________________________________________________________</w:t>
+      </w:r>
+    </w:p>
+    <w:p>
+      <w:r>
+        <w:t>________________________________________________________________</w:t>
+      </w:r>
+    </w:p>
+    <w:p>
+      <w:r>
+        <w:t>________________________________________________________________</w:t>
+      </w:r>
+    </w:p>
+    <w:p>
+      <w:pPr>
+        <w:pStyle w:val="Heading1"/>
+      </w:pPr>
+      <w:r>
+        <w:t>04. Try alone · Selected transfer</w:t>
+      </w:r>
+    </w:p>
+    <w:p>
+      <w:r>
+        <w:t>Keep this task’s inputs,rule and response together.</w:t>
+      </w:r>
+    </w:p>
+    <w:p>
+      <w:pPr>
+        <w:pStyle w:val="Heading2"/>
+      </w:pPr>
+      <w:r>
+        <w:t>Complete task and evidence</w:t>
+      </w:r>
+    </w:p>
+    <w:p>
+      <w:pPr>
+        <w:pStyle w:val="Heading3"/>
+      </w:pPr>
+      <w:r>
         <w:t>Independent case: Defend a new record independently</w:t>
       </w:r>
     </w:p>
     <w:p>
       <w:pPr>
-        <w:spacing w:line="336" w:lineRule="auto" w:after="180"/>
-      </w:pPr>
-      <w:r>
-        <w:rPr>
-          <w:b w:val="0"/>
-        </w:rPr>
-        <w:t xml:space="preserve">A separate experiment compares candidates C1 and C2 on two validation rows: MSE 1.5 and 1.0. The </w:t>
-      </w:r>
-      <w:r>
-        <w:rPr>
-          <w:b/>
-        </w:rPr>
-        <w:t>written rule</w:t>
-      </w:r>
-      <w:r>
-        <w:rPr>
-          <w:b w:val="0"/>
-        </w:rPr>
-        <w:t xml:space="preserve"> selects lower MSE.</w:t>
-      </w:r>
-    </w:p>
-    <w:p>
-      <w:pPr>
-        <w:spacing w:line="336" w:lineRule="auto" w:after="180"/>
-      </w:pPr>
-      <w:r>
-        <w:rPr>
-          <w:b w:val="0"/>
-        </w:rPr>
-        <w:t>After freezing C2, four fresh final rows give baseline squared errors 4,9,1,2 and C2 squared errors 1,1,2,0. Compute final MSE and relative reduction.</w:t>
-      </w:r>
-    </w:p>
-    <w:p>
-      <w:pPr>
-        <w:spacing w:line="336" w:lineRule="auto" w:after="180"/>
-      </w:pPr>
-      <w:r>
-        <w:rPr>
-          <w:b w:val="0"/>
-        </w:rPr>
-        <w:t>Two condition-B rows are the last two rows; compare baseline and candidate MSE there. State what this record supports and what is unmeasured.</w:t>
+        <w:pStyle w:val="ListBullet"/>
+      </w:pPr>
+      <w:r>
+        <w:t>A separate experiment compares candidates C1 and C2 on two validation rows: MSE 1.5 and 1.0. The written rule selects lower MSE. After freezing C2, four fresh final rows give baseline squared errors 4,9,1,2 and C2 squared errors 1,1,2,0. Compute final MSE and relative reduction. Two condition-B rows are the last two rows; compare baseline and candidate MSE there. State what this record supports and what is unmeasured.</w:t>
       </w:r>
     </w:p>
     <w:p>
@@ -619,12 +598,9 @@
     </w:p>
     <w:p>
       <w:pPr>
-        <w:spacing w:line="336" w:lineRule="auto" w:after="180"/>
-      </w:pPr>
-      <w:r>
-        <w:rPr>
-          <w:b w:val="0"/>
-        </w:rPr>
+        <w:pStyle w:val="ListBullet"/>
+      </w:pPr>
+      <w:r>
         <w:t>Attempt this case before feedback. Record any help. Earlier examples below are further practice; a case already practised with feedback cannot establish fresh transfer.</w:t>
       </w:r>
     </w:p>
@@ -633,23 +609,28 @@
         <w:pStyle w:val="Heading1"/>
       </w:pPr>
       <w:r>
-        <w:t>05. W1 Build the evidence inventory</w:t>
-      </w:r>
-    </w:p>
-    <w:p>
-      <w:r>
-        <w:t>Build the evidence inventory. Apply the supplied Neural network experiment defense facts and keep your reasoning.</w:t>
-      </w:r>
-    </w:p>
-    <w:p>
-      <w:pPr>
-        <w:spacing w:line="336" w:lineRule="auto" w:after="180"/>
-      </w:pPr>
-      <w:r>
-        <w:rPr>
-          <w:b w:val="0"/>
-        </w:rPr>
-        <w:t>Name eight items needed to check the capstone from question through final result.</w:t>
+        <w:t>10. Project · Keep the mathematical evidence</w:t>
+      </w:r>
+    </w:p>
+    <w:p>
+      <w:r>
+        <w:t>Keep this task’s inputs,rule and response together.</w:t>
+      </w:r>
+    </w:p>
+    <w:p>
+      <w:pPr>
+        <w:pStyle w:val="Heading2"/>
+      </w:pPr>
+      <w:r>
+        <w:t>Complete task and evidence</w:t>
+      </w:r>
+    </w:p>
+    <w:p>
+      <w:pPr>
+        <w:pStyle w:val="ListBullet"/>
+      </w:pPr>
+      <w:r>
+        <w:t>For Image-pattern Network Investigation, use this week’s independent task as a rehearsal for the final evidence pack: A separate experiment compares candidates C1 and C2 on two validation rows: MSE 1.5 and 1.0. The written rule selects lower MSE. After freezing C2, four fresh final rows give baseline squared errors 4,9,1,2 and C2 squared errors 1,1,2,0. Compute final MSE and relative reduction. Two condition-B rows are the last two rows; compare baseline and candidate MSE there. State what this record supports and what is unmeasured. Keep actual observations separate from expected results, preserve failures, compare a baseline and explain the limits.</w:t>
       </w:r>
     </w:p>
     <w:p>
@@ -657,7 +638,7 @@
         <w:pStyle w:val="Heading3"/>
       </w:pPr>
       <w:r>
-        <w:t>My reasoning and evidence</w:t>
+        <w:t>My project change, supporting evidence and remaining limit</w:t>
       </w:r>
     </w:p>
     <w:p>
@@ -695,460 +676,20 @@
         <w:pStyle w:val="Heading1"/>
       </w:pPr>
       <w:r>
-        <w:t>06. W2 Defend the result</w:t>
-      </w:r>
-    </w:p>
-    <w:p>
-      <w:r>
-        <w:t>Defend the result. Apply the supplied Neural network experiment defense facts and keep your reasoning.</w:t>
-      </w:r>
-    </w:p>
-    <w:p>
-      <w:pPr>
-        <w:spacing w:line="336" w:lineRule="auto" w:after="180"/>
-      </w:pPr>
-      <w:r>
-        <w:rPr>
-          <w:b w:val="0"/>
-        </w:rPr>
-        <w:t>State the validation selection and frozen final comparison using their correct metrics and scopes.</w:t>
-      </w:r>
-    </w:p>
-    <w:p>
-      <w:pPr>
-        <w:pStyle w:val="Heading3"/>
-      </w:pPr>
-      <w:r>
-        <w:t>My reasoning and evidence</w:t>
-      </w:r>
-    </w:p>
-    <w:p>
-      <w:r>
-        <w:t>________________________________________________________________</w:t>
-      </w:r>
-    </w:p>
-    <w:p>
-      <w:r>
-        <w:t>________________________________________________________________</w:t>
-      </w:r>
-    </w:p>
-    <w:p>
-      <w:r>
-        <w:t>________________________________________________________________</w:t>
-      </w:r>
-    </w:p>
-    <w:p>
-      <w:r>
-        <w:t>________________________________________________________________</w:t>
-      </w:r>
-    </w:p>
-    <w:p>
-      <w:r>
-        <w:t>________________________________________________________________</w:t>
-      </w:r>
-    </w:p>
-    <w:p>
-      <w:r>
-        <w:t>________________________________________________________________</w:t>
-      </w:r>
-    </w:p>
-    <w:p>
-      <w:pPr>
-        <w:pStyle w:val="Heading1"/>
-      </w:pPr>
-      <w:r>
-        <w:t>07. W3 Challenge an unsupported claim</w:t>
-      </w:r>
-    </w:p>
-    <w:p>
-      <w:r>
-        <w:t>Challenge an unsupported claim. Apply the supplied Neural network experiment defense facts and keep your reasoning.</w:t>
-      </w:r>
-    </w:p>
-    <w:p>
-      <w:pPr>
-        <w:spacing w:line="336" w:lineRule="auto" w:after="180"/>
-        <w:shd w:fill="F5F1FB"/>
-      </w:pPr>
-      <w:r>
-        <w:rPr>
-          <w:b w:val="0"/>
-        </w:rPr>
-        <w:t xml:space="preserve">A presenter claims the experiment proves neural networks beat fitted lines and use less energy. What </w:t>
-      </w:r>
-      <w:r>
-        <w:rPr>
-          <w:b/>
-        </w:rPr>
-        <w:t>evidence</w:t>
-      </w:r>
-      <w:r>
-        <w:rPr>
-          <w:b w:val="0"/>
-        </w:rPr>
-        <w:t xml:space="preserve"> is missing?</w:t>
-      </w:r>
-    </w:p>
-    <w:p>
-      <w:pPr>
-        <w:pStyle w:val="Heading3"/>
-      </w:pPr>
-      <w:r>
-        <w:t>My reasoning and evidence</w:t>
-      </w:r>
-    </w:p>
-    <w:p>
-      <w:r>
-        <w:t>________________________________________________________________</w:t>
-      </w:r>
-    </w:p>
-    <w:p>
-      <w:r>
-        <w:t>________________________________________________________________</w:t>
-      </w:r>
-    </w:p>
-    <w:p>
-      <w:r>
-        <w:t>________________________________________________________________</w:t>
-      </w:r>
-    </w:p>
-    <w:p>
-      <w:r>
-        <w:t>________________________________________________________________</w:t>
-      </w:r>
-    </w:p>
-    <w:p>
-      <w:r>
-        <w:t>________________________________________________________________</w:t>
-      </w:r>
-    </w:p>
-    <w:p>
-      <w:r>
-        <w:t>________________________________________________________________</w:t>
-      </w:r>
-    </w:p>
-    <w:p>
-      <w:pPr>
-        <w:pStyle w:val="Heading1"/>
-      </w:pPr>
-      <w:r>
-        <w:t>08. W4 Defend a new record independently</w:t>
-      </w:r>
-    </w:p>
-    <w:p>
-      <w:r>
-        <w:t>Attempt before feedback. If this repeats the selected independent case, reuse that first attempt; otherwise keep a separate record. Defend a new record independently. Apply the supplied Neural network experiment defense facts and keep your reasoning.</w:t>
-      </w:r>
-    </w:p>
-    <w:p>
-      <w:pPr>
-        <w:spacing w:line="336" w:lineRule="auto" w:after="180"/>
-      </w:pPr>
-      <w:r>
-        <w:rPr>
-          <w:b w:val="0"/>
-        </w:rPr>
-        <w:t xml:space="preserve">A separate experiment compares candidates C1 and C2 on two validation rows: MSE 1.5 and 1.0. The </w:t>
-      </w:r>
-      <w:r>
-        <w:rPr>
-          <w:b/>
-        </w:rPr>
-        <w:t>written rule</w:t>
-      </w:r>
-      <w:r>
-        <w:rPr>
-          <w:b w:val="0"/>
-        </w:rPr>
-        <w:t xml:space="preserve"> selects lower MSE.</w:t>
-      </w:r>
-    </w:p>
-    <w:p>
-      <w:pPr>
-        <w:spacing w:line="336" w:lineRule="auto" w:after="180"/>
-      </w:pPr>
-      <w:r>
-        <w:rPr>
-          <w:b w:val="0"/>
-        </w:rPr>
-        <w:t>After freezing C2, four fresh final rows give baseline squared errors 4,9,1,2 and C2 squared errors 1,1,2,0. Compute final MSE and relative reduction.</w:t>
-      </w:r>
-    </w:p>
-    <w:p>
-      <w:pPr>
-        <w:spacing w:line="336" w:lineRule="auto" w:after="180"/>
-      </w:pPr>
-      <w:r>
-        <w:rPr>
-          <w:b w:val="0"/>
-        </w:rPr>
-        <w:t>Two condition-B rows are the last two rows; compare baseline and candidate MSE there. State what this record supports and what is unmeasured.</w:t>
-      </w:r>
-    </w:p>
-    <w:p>
-      <w:pPr>
-        <w:pStyle w:val="Heading3"/>
-      </w:pPr>
-      <w:r>
-        <w:t>My reasoning and evidence</w:t>
-      </w:r>
-    </w:p>
-    <w:p>
-      <w:r>
-        <w:t>________________________________________________________________</w:t>
-      </w:r>
-    </w:p>
-    <w:p>
-      <w:r>
-        <w:t>________________________________________________________________</w:t>
-      </w:r>
-    </w:p>
-    <w:p>
-      <w:r>
-        <w:t>________________________________________________________________</w:t>
-      </w:r>
-    </w:p>
-    <w:p>
-      <w:r>
-        <w:t>________________________________________________________________</w:t>
-      </w:r>
-    </w:p>
-    <w:p>
-      <w:r>
-        <w:t>________________________________________________________________</w:t>
-      </w:r>
-    </w:p>
-    <w:p>
-      <w:r>
-        <w:t>________________________________________________________________</w:t>
-      </w:r>
-    </w:p>
-    <w:p>
-      <w:r>
-        <w:t>________________________________________________________________</w:t>
-      </w:r>
-    </w:p>
-    <w:p>
-      <w:r>
-        <w:t>________________________________________________________________</w:t>
-      </w:r>
-    </w:p>
-    <w:p>
-      <w:pPr>
-        <w:pStyle w:val="Heading1"/>
-      </w:pPr>
-      <w:r>
-        <w:t>09. W5 Record the next investigation</w:t>
-      </w:r>
-    </w:p>
-    <w:p>
-      <w:r>
-        <w:t>Record the next investigation. Apply the supplied Neural network experiment defense facts and keep your reasoning.</w:t>
-      </w:r>
-    </w:p>
-    <w:p>
-      <w:pPr>
-        <w:spacing w:line="336" w:lineRule="auto" w:after="180"/>
-      </w:pPr>
-      <w:r>
-        <w:rPr>
-          <w:b w:val="0"/>
-        </w:rPr>
-        <w:t xml:space="preserve">Propose a fair next comparison with a fitted signed line. State how to preserve previous </w:t>
-      </w:r>
-      <w:r>
-        <w:rPr>
-          <w:b/>
-        </w:rPr>
-        <w:t>evidence</w:t>
-      </w:r>
-      <w:r>
-        <w:rPr>
-          <w:b w:val="0"/>
-        </w:rPr>
-        <w:t xml:space="preserve"> and reserve new evaluation.</w:t>
-      </w:r>
-    </w:p>
-    <w:p>
-      <w:pPr>
-        <w:pStyle w:val="Heading3"/>
-      </w:pPr>
-      <w:r>
-        <w:t>My reasoning and evidence</w:t>
-      </w:r>
-    </w:p>
-    <w:p>
-      <w:r>
-        <w:t>________________________________________________________________</w:t>
-      </w:r>
-    </w:p>
-    <w:p>
-      <w:r>
-        <w:t>________________________________________________________________</w:t>
-      </w:r>
-    </w:p>
-    <w:p>
-      <w:r>
-        <w:t>________________________________________________________________</w:t>
-      </w:r>
-    </w:p>
-    <w:p>
-      <w:r>
-        <w:t>________________________________________________________________</w:t>
-      </w:r>
-    </w:p>
-    <w:p>
-      <w:r>
-        <w:t>________________________________________________________________</w:t>
-      </w:r>
-    </w:p>
-    <w:p>
-      <w:r>
-        <w:t>________________________________________________________________</w:t>
-      </w:r>
-    </w:p>
-    <w:p>
-      <w:pPr>
-        <w:pStyle w:val="Heading1"/>
-      </w:pPr>
-      <w:r>
-        <w:t>10. Project checkpoint and reflection</w:t>
-      </w:r>
-    </w:p>
-    <w:p>
-      <w:r>
-        <w:t>Connect Neural network experiment defense to Image-pattern Network Investigation, identify a limit and choose the next useful test.</w:t>
-      </w:r>
-    </w:p>
-    <w:p>
-      <w:pPr>
-        <w:spacing w:line="336" w:lineRule="auto" w:after="180"/>
-      </w:pPr>
-      <w:r>
-        <w:rPr>
-          <w:b w:val="0"/>
-        </w:rPr>
-        <w:t xml:space="preserve">For Image-pattern Network Investigation, use this week’s independent task as a rehearsal for the final </w:t>
-      </w:r>
-      <w:r>
-        <w:rPr>
-          <w:b/>
-        </w:rPr>
-        <w:t>evidence</w:t>
-      </w:r>
-      <w:r>
-        <w:rPr>
-          <w:b w:val="0"/>
-        </w:rPr>
-        <w:t xml:space="preserve"> pack: A separate experiment compares candidates C1 and C2 on two validation rows: MSE 1.5 and 1.0.</w:t>
-      </w:r>
-    </w:p>
-    <w:p>
-      <w:pPr>
-        <w:spacing w:line="336" w:lineRule="auto" w:after="180"/>
-      </w:pPr>
-      <w:r>
-        <w:rPr>
-          <w:b w:val="0"/>
-        </w:rPr>
-        <w:t xml:space="preserve">The </w:t>
-      </w:r>
-      <w:r>
-        <w:rPr>
-          <w:b/>
-        </w:rPr>
-        <w:t>written rule</w:t>
-      </w:r>
-      <w:r>
-        <w:rPr>
-          <w:b w:val="0"/>
-        </w:rPr>
-        <w:t xml:space="preserve"> selects lower MSE. After freezing C2, four fresh final rows give baseline squared errors 4,9,1,2 and C2 squared errors 1,1,2,0. Compute final MSE and relative reduction.</w:t>
-      </w:r>
-    </w:p>
-    <w:p>
-      <w:pPr>
-        <w:spacing w:line="336" w:lineRule="auto" w:after="180"/>
-      </w:pPr>
-      <w:r>
-        <w:rPr>
-          <w:b w:val="0"/>
-        </w:rPr>
-        <w:t>Two condition-B rows are the last two rows; compare baseline and candidate MSE there. State what this record supports and what is unmeasured.</w:t>
-      </w:r>
-    </w:p>
-    <w:p>
-      <w:pPr>
-        <w:spacing w:line="336" w:lineRule="auto" w:after="180"/>
-      </w:pPr>
-      <w:r>
-        <w:rPr>
-          <w:b w:val="0"/>
-        </w:rPr>
-        <w:t xml:space="preserve">Keep actual </w:t>
-      </w:r>
-      <w:r>
-        <w:rPr>
-          <w:b/>
-        </w:rPr>
-        <w:t>observation</w:t>
-      </w:r>
-      <w:r>
-        <w:rPr>
-          <w:b w:val="0"/>
-        </w:rPr>
-        <w:t>s separate from expected results, preserve failures, compare a baseline and explain the limits.</w:t>
-      </w:r>
-    </w:p>
-    <w:p>
-      <w:pPr>
-        <w:pStyle w:val="Heading3"/>
-      </w:pPr>
-      <w:r>
-        <w:t>My project change, supporting evidence and remaining limit</w:t>
-      </w:r>
-    </w:p>
-    <w:p>
-      <w:r>
-        <w:t>________________________________________________________________</w:t>
-      </w:r>
-    </w:p>
-    <w:p>
-      <w:r>
-        <w:t>________________________________________________________________</w:t>
-      </w:r>
-    </w:p>
-    <w:p>
-      <w:r>
-        <w:t>________________________________________________________________</w:t>
-      </w:r>
-    </w:p>
-    <w:p>
-      <w:r>
-        <w:t>________________________________________________________________</w:t>
-      </w:r>
-    </w:p>
-    <w:p>
-      <w:r>
-        <w:t>________________________________________________________________</w:t>
-      </w:r>
-    </w:p>
-    <w:p>
-      <w:r>
-        <w:t>________________________________________________________________</w:t>
-      </w:r>
-    </w:p>
-    <w:p>
-      <w:pPr>
-        <w:pStyle w:val="Heading1"/>
-      </w:pPr>
-      <w:r>
-        <w:t>11. Feedback, return check and learning record</w:t>
-      </w:r>
-    </w:p>
-    <w:p>
-      <w:r>
-        <w:t>Record the first repaired step and a different case to revisit after a delay.</w:t>
+        <w:t>11. Feedback · Repair and return</w:t>
+      </w:r>
+    </w:p>
+    <w:p>
+      <w:r>
+        <w:t>Keep this task’s inputs,rule and response together.</w:t>
+      </w:r>
+    </w:p>
+    <w:p>
+      <w:pPr>
+        <w:pStyle w:val="Heading2"/>
+      </w:pPr>
+      <w:r>
+        <w:t>Complete task and evidence</w:t>
       </w:r>
     </w:p>
     <w:tbl>
@@ -1289,12 +830,9 @@
     </w:tbl>
     <w:p>
       <w:pPr>
-        <w:spacing w:line="336" w:lineRule="auto" w:after="180"/>
-      </w:pPr>
-      <w:r>
-        <w:rPr>
-          <w:b w:val="0"/>
-        </w:rPr>
+        <w:pStyle w:val="ListBullet"/>
+      </w:pPr>
+      <w:r>
         <w:t>Revisit this idea with your teacher after a delay. Familiarity is different from explaining and using it on a changed case.</w:t>
       </w:r>
     </w:p>
@@ -1303,40 +841,322 @@
         <w:pStyle w:val="Heading1"/>
       </w:pPr>
       <w:r>
-        <w:t>12. Pictorial case practice: Neural network experiment defense</w:t>
-      </w:r>
-    </w:p>
-    <w:p>
-      <w:r>
-        <w:t>Defend an individual network calculation. At the defence, a team shows a single toy neuron before describing the whole image-pattern experiment. Explain the labelled step before checking the changed condition.</w:t>
-      </w:r>
-    </w:p>
-    <w:p>
-      <w:pPr>
-        <w:spacing w:line="336" w:lineRule="auto" w:after="180"/>
-      </w:pPr>
-      <w:r>
-        <w:rPr>
-          <w:b w:val="0"/>
-        </w:rPr>
+        <w:t>Reference bank and extra practice</w:t>
+      </w:r>
+    </w:p>
+    <w:p>
+      <w:pPr>
+        <w:pStyle w:val="Heading1"/>
+      </w:pPr>
+      <w:r>
+        <w:t>02. Reference · Supported W2 record</w:t>
+      </w:r>
+    </w:p>
+    <w:p>
+      <w:r>
+        <w:t>Keep this task’s inputs,rule and response together.</w:t>
+      </w:r>
+    </w:p>
+    <w:p>
+      <w:pPr>
+        <w:pStyle w:val="Heading2"/>
+      </w:pPr>
+      <w:r>
+        <w:t>Complete task and evidence</w:t>
+      </w:r>
+    </w:p>
+    <w:p>
+      <w:pPr>
+        <w:pStyle w:val="ListBullet"/>
+      </w:pPr>
+      <w:r>
+        <w:t>Use W2: Defend the result for Neural network experiment defense. Record the answer once; the lesson and workbook refer to the same attempt.</w:t>
+      </w:r>
+    </w:p>
+    <w:tbl>
+      <w:tblPr>
+        <w:tblStyle w:val="LightShading-Accent1"/>
+        <w:tblW w:type="auto" w:w="0"/>
+        <w:tblLook w:firstColumn="1" w:firstRow="1" w:lastColumn="0" w:lastRow="0" w:noHBand="0" w:noVBand="1" w:val="04A0"/>
+      </w:tblPr>
+      <w:tblGrid>
+        <w:gridCol w:w="2556"/>
+        <w:gridCol w:w="2556"/>
+        <w:gridCol w:w="2556"/>
+        <w:gridCol w:w="2556"/>
+      </w:tblGrid>
+      <w:tr>
+        <w:trPr>
+          <w:tblHeader/>
+        </w:trPr>
+        <w:tc>
+          <w:tcPr>
+            <w:tcW w:type="dxa" w:w="2556"/>
+          </w:tcPr>
+          <w:p>
+            <w:r>
+              <w:t>Given inputs</w:t>
+            </w:r>
+          </w:p>
+        </w:tc>
+        <w:tc>
+          <w:tcPr>
+            <w:tcW w:type="dxa" w:w="2556"/>
+          </w:tcPr>
+          <w:p>
+            <w:r>
+              <w:t>Procedure I chose</w:t>
+            </w:r>
+          </w:p>
+        </w:tc>
+        <w:tc>
+          <w:tcPr>
+            <w:tcW w:type="dxa" w:w="2556"/>
+          </w:tcPr>
+          <w:p>
+            <w:r>
+              <w:t>Middle steps</w:t>
+            </w:r>
+          </w:p>
+        </w:tc>
+        <w:tc>
+          <w:tcPr>
+            <w:tcW w:type="dxa" w:w="2556"/>
+          </w:tcPr>
+          <w:p>
+            <w:r>
+              <w:t>Result and check</w:t>
+            </w:r>
+          </w:p>
+        </w:tc>
+      </w:tr>
+      <w:tr>
+        <w:tc>
+          <w:tcPr>
+            <w:tcW w:type="dxa" w:w="2556"/>
+          </w:tcPr>
+          <w:p>
+            <w:r/>
+          </w:p>
+        </w:tc>
+        <w:tc>
+          <w:tcPr>
+            <w:tcW w:type="dxa" w:w="2556"/>
+          </w:tcPr>
+          <w:p>
+            <w:r/>
+          </w:p>
+        </w:tc>
+        <w:tc>
+          <w:tcPr>
+            <w:tcW w:type="dxa" w:w="2556"/>
+          </w:tcPr>
+          <w:p>
+            <w:r/>
+          </w:p>
+        </w:tc>
+        <w:tc>
+          <w:tcPr>
+            <w:tcW w:type="dxa" w:w="2556"/>
+          </w:tcPr>
+          <w:p>
+            <w:r/>
+          </w:p>
+        </w:tc>
+      </w:tr>
+    </w:tbl>
+    <w:p>
+      <w:pPr>
+        <w:pStyle w:val="Heading3"/>
+      </w:pPr>
+      <w:r>
+        <w:t>The step I completed without help, and the hint I needed</w:t>
+      </w:r>
+    </w:p>
+    <w:p>
+      <w:r>
+        <w:t>________________________________________________________________</w:t>
+      </w:r>
+    </w:p>
+    <w:p>
+      <w:r>
+        <w:t>________________________________________________________________</w:t>
+      </w:r>
+    </w:p>
+    <w:p>
+      <w:r>
+        <w:t>________________________________________________________________</w:t>
+      </w:r>
+    </w:p>
+    <w:p>
+      <w:pPr>
+        <w:pStyle w:val="Heading1"/>
+      </w:pPr>
+      <w:r>
+        <w:t>03. Extra practice · Individual reasoning check</w:t>
+      </w:r>
+    </w:p>
+    <w:p>
+      <w:r>
+        <w:t>Keep this task’s inputs,rule and response together.</w:t>
+      </w:r>
+    </w:p>
+    <w:p>
+      <w:pPr>
+        <w:pStyle w:val="Heading2"/>
+      </w:pPr>
+      <w:r>
+        <w:t>Complete task and evidence</w:t>
+      </w:r>
+    </w:p>
+    <w:p>
+      <w:pPr>
+        <w:pStyle w:val="ListBullet"/>
+      </w:pPr>
+      <w:r>
+        <w:t>Use the worked case for Neural network experiment defense. Proposed explanation: “A polished demonstration is an evaluation”. Decide whether this explanation is supported. Point to the step or supplied fact that decides; explain your repair if needed.</w:t>
+      </w:r>
+    </w:p>
+    <w:p>
+      <w:pPr>
+        <w:pStyle w:val="Heading3"/>
+      </w:pPr>
+      <w:r>
+        <w:t>My explanation before partner discussion</w:t>
+      </w:r>
+    </w:p>
+    <w:p>
+      <w:r>
+        <w:t>________________________________________________________________</w:t>
+      </w:r>
+    </w:p>
+    <w:p>
+      <w:r>
+        <w:t>________________________________________________________________</w:t>
+      </w:r>
+    </w:p>
+    <w:p>
+      <w:r>
+        <w:t>________________________________________________________________</w:t>
+      </w:r>
+    </w:p>
+    <w:p>
+      <w:r>
+        <w:t>________________________________________________________________</w:t>
+      </w:r>
+    </w:p>
+    <w:p>
+      <w:pPr>
+        <w:pStyle w:val="Heading1"/>
+      </w:pPr>
+      <w:r>
+        <w:t>08. Reference · Earlier W4 response copy</w:t>
+      </w:r>
+    </w:p>
+    <w:p>
+      <w:r>
+        <w:t>Keep this task’s inputs,rule and response together.</w:t>
+      </w:r>
+    </w:p>
+    <w:p>
+      <w:pPr>
+        <w:pStyle w:val="Heading2"/>
+      </w:pPr>
+      <w:r>
+        <w:t>Complete task and evidence</w:t>
+      </w:r>
+    </w:p>
+    <w:p>
+      <w:pPr>
+        <w:pStyle w:val="ListBullet"/>
+      </w:pPr>
+      <w:r>
+        <w:t>A separate experiment compares candidates C1 and C2 on two validation rows: MSE 1.5 and 1.0. The written rule selects lower MSE. After freezing C2, four fresh final rows give baseline squared errors 4,9,1,2 and C2 squared errors 1,1,2,0. Compute final MSE and relative reduction. Two condition-B rows are the last two rows; compare baseline and candidate MSE there. State what this record supports and what is unmeasured.</w:t>
+      </w:r>
+    </w:p>
+    <w:p>
+      <w:pPr>
+        <w:pStyle w:val="Heading3"/>
+      </w:pPr>
+      <w:r>
+        <w:t>My reasoning and evidence</w:t>
+      </w:r>
+    </w:p>
+    <w:p>
+      <w:r>
+        <w:t>________________________________________________________________</w:t>
+      </w:r>
+    </w:p>
+    <w:p>
+      <w:r>
+        <w:t>________________________________________________________________</w:t>
+      </w:r>
+    </w:p>
+    <w:p>
+      <w:r>
+        <w:t>________________________________________________________________</w:t>
+      </w:r>
+    </w:p>
+    <w:p>
+      <w:r>
+        <w:t>________________________________________________________________</w:t>
+      </w:r>
+    </w:p>
+    <w:p>
+      <w:r>
+        <w:t>________________________________________________________________</w:t>
+      </w:r>
+    </w:p>
+    <w:p>
+      <w:r>
+        <w:t>________________________________________________________________</w:t>
+      </w:r>
+    </w:p>
+    <w:p>
+      <w:r>
+        <w:t>________________________________________________________________</w:t>
+      </w:r>
+    </w:p>
+    <w:p>
+      <w:r>
+        <w:t>________________________________________________________________</w:t>
+      </w:r>
+    </w:p>
+    <w:p>
+      <w:pPr>
+        <w:pStyle w:val="Heading1"/>
+      </w:pPr>
+      <w:r>
+        <w:t>12. Extra practice · Pictured case</w:t>
+      </w:r>
+    </w:p>
+    <w:p>
+      <w:r>
+        <w:t>Keep this task’s inputs,rule and response together.</w:t>
+      </w:r>
+    </w:p>
+    <w:p>
+      <w:pPr>
+        <w:pStyle w:val="Heading2"/>
+      </w:pPr>
+      <w:r>
+        <w:t>Complete task and evidence</w:t>
+      </w:r>
+    </w:p>
+    <w:p>
+      <w:pPr>
+        <w:pStyle w:val="ListBullet"/>
+      </w:pPr>
+      <w:r>
         <w:t>Defend an individual network calculation. At the defence, a team shows a single toy neuron before describing the whole image-pattern experiment.</w:t>
       </w:r>
     </w:p>
     <w:p>
       <w:pPr>
-        <w:spacing w:line="336" w:lineRule="auto" w:after="180"/>
-      </w:pPr>
-      <w:r>
-        <w:rPr>
-          <w:b/>
-        </w:rPr>
-        <w:t>Input</w:t>
-      </w:r>
-      <w:r>
-        <w:rPr>
-          <w:b w:val="0"/>
-        </w:rPr>
-        <w:t>s are [2,1]; weights [0.5,-1]; bias 0.2; activation is ReLU, max(0,z). This is a demonstration, not a probability model.</w:t>
+        <w:pStyle w:val="ListBullet"/>
+      </w:pPr>
+      <w:r>
+        <w:t>Inputs are [2,1]; weights [0.5,-1]; bias 0.2; activation is ReLU, max(0,z). This is a demonstration, not a probability model.</w:t>
       </w:r>
     </w:p>
     <w:p>
@@ -1413,37 +1233,10 @@
     </w:p>
     <w:p>
       <w:pPr>
-        <w:spacing w:line="336" w:lineRule="auto" w:after="180"/>
-      </w:pPr>
-      <w:r>
-        <w:rPr>
-          <w:b w:val="0"/>
-        </w:rPr>
-        <w:t xml:space="preserve">Calculate both weighted terms, z and ReLU </w:t>
-      </w:r>
-      <w:r>
-        <w:rPr>
-          <w:b/>
-        </w:rPr>
-        <w:t>output</w:t>
-      </w:r>
-      <w:r>
-        <w:rPr>
-          <w:b w:val="0"/>
-        </w:rPr>
-        <w:t xml:space="preserve">. Predict the changed second </w:t>
-      </w:r>
-      <w:r>
-        <w:rPr>
-          <w:b/>
-        </w:rPr>
-        <w:t>input</w:t>
-      </w:r>
-      <w:r>
-        <w:rPr>
-          <w:b w:val="0"/>
-        </w:rPr>
-        <w:t xml:space="preserve"> and explain why 0.2 cannot be called 20% accuracy.</w:t>
+        <w:pStyle w:val="ListBullet"/>
+      </w:pPr>
+      <w:r>
+        <w:t>Calculate both weighted terms, z and ReLU output. Predict the changed second input and explain why 0.2 cannot be called 20% accuracy.</w:t>
       </w:r>
     </w:p>
     <w:p>
@@ -1486,56 +1279,18 @@
     </w:p>
     <w:p>
       <w:pPr>
-        <w:pStyle w:val="Heading3"/>
-      </w:pPr>
-      <w:r>
-        <w:t>Record the help used</w:t>
-      </w:r>
-    </w:p>
-    <w:p>
-      <w:pPr>
-        <w:spacing w:line="336" w:lineRule="auto" w:after="180"/>
-        <w:shd w:fill="F1F6F8"/>
-      </w:pPr>
-      <w:r>
-        <w:rPr>
-          <w:b w:val="0"/>
-        </w:rPr>
-        <w:t xml:space="preserve">Support used: alone / hint / worked example. This record is practice </w:t>
-      </w:r>
-      <w:r>
-        <w:rPr>
-          <w:b/>
-        </w:rPr>
-        <w:t>evidence</w:t>
-      </w:r>
-      <w:r>
-        <w:rPr>
-          <w:b w:val="0"/>
-        </w:rPr>
-        <w:t>.</w:t>
-      </w:r>
-    </w:p>
-    <w:p>
-      <w:pPr>
-        <w:spacing w:line="336" w:lineRule="auto" w:after="180"/>
-      </w:pPr>
-      <w:r>
-        <w:rPr>
-          <w:b w:val="0"/>
-        </w:rPr>
-        <w:t>Project connection: For the Image-pattern Network Investigation, save the labelled trace and the changed-case explanation beside the experiment record.</w:t>
-      </w:r>
-    </w:p>
-    <w:p>
-      <w:pPr>
-        <w:spacing w:line="336" w:lineRule="auto" w:after="180"/>
-      </w:pPr>
-      <w:r>
-        <w:rPr>
-          <w:b w:val="0"/>
-        </w:rPr>
-        <w:t>State exactly what this example supports before linking it to the wider capstone claim.</w:t>
+        <w:pStyle w:val="ListBullet"/>
+      </w:pPr>
+      <w:r>
+        <w:t>Support used: alone / hint / worked example. This record is practice evidence.</w:t>
+      </w:r>
+    </w:p>
+    <w:p>
+      <w:pPr>
+        <w:pStyle w:val="ListBullet"/>
+      </w:pPr>
+      <w:r>
+        <w:t>Project connection: For the Image-pattern Network Investigation, save the labelled trace and the changed-case explanation beside the experiment record. State exactly what this example supports before linking it to the wider capstone claim.</w:t>
       </w:r>
     </w:p>
     <w:p>
@@ -1543,56 +1298,43 @@
         <w:pStyle w:val="Heading1"/>
       </w:pPr>
       <w:r>
-        <w:t>13. Project portfolio milestone</w:t>
-      </w:r>
-    </w:p>
-    <w:p>
-      <w:r>
-        <w:t>Keep this week’s input, deciding step, result and limit together in the Image-pattern Network Investigation record.</w:t>
-      </w:r>
-    </w:p>
-    <w:p>
-      <w:pPr>
-        <w:spacing w:line="336" w:lineRule="auto" w:after="180"/>
-      </w:pPr>
-      <w:r>
-        <w:rPr>
-          <w:b w:val="0"/>
-        </w:rPr>
+        <w:t>13. Reference · Project milestone</w:t>
+      </w:r>
+    </w:p>
+    <w:p>
+      <w:r>
+        <w:t>Keep this task’s inputs,rule and response together.</w:t>
+      </w:r>
+    </w:p>
+    <w:p>
+      <w:pPr>
+        <w:pStyle w:val="Heading2"/>
+      </w:pPr>
+      <w:r>
+        <w:t>Complete task and evidence</w:t>
+      </w:r>
+    </w:p>
+    <w:p>
+      <w:pPr>
+        <w:pStyle w:val="ListBullet"/>
+      </w:pPr>
+      <w:r>
         <w:t>Project: Image-pattern Network Investigation</w:t>
       </w:r>
     </w:p>
     <w:p>
       <w:pPr>
-        <w:spacing w:line="336" w:lineRule="auto" w:after="180"/>
-      </w:pPr>
-      <w:r>
-        <w:rPr>
-          <w:b w:val="0"/>
-        </w:rPr>
-        <w:t xml:space="preserve">Current milestone: Present and defend. Demonstrate the system, explain one failure and justify the next improvement with </w:t>
-      </w:r>
-      <w:r>
-        <w:rPr>
-          <w:b/>
-        </w:rPr>
-        <w:t>evidence</w:t>
-      </w:r>
-      <w:r>
-        <w:rPr>
-          <w:b w:val="0"/>
-        </w:rPr>
-        <w:t>.</w:t>
-      </w:r>
-    </w:p>
-    <w:p>
-      <w:pPr>
-        <w:spacing w:line="336" w:lineRule="auto" w:after="180"/>
-      </w:pPr>
-      <w:r>
-        <w:rPr>
-          <w:b w:val="0"/>
-        </w:rPr>
+        <w:pStyle w:val="ListBullet"/>
+      </w:pPr>
+      <w:r>
+        <w:t>Current milestone: Present and defend. Demonstrate the system, explain one failure and justify the next improvement with evidence.</w:t>
+      </w:r>
+    </w:p>
+    <w:p>
+      <w:pPr>
+        <w:pStyle w:val="ListBullet"/>
+      </w:pPr>
+      <w:r>
         <w:t>For the Image-pattern Network Investigation, save the labelled trace and the changed-case explanation beside the experiment record. State exactly what this example supports before linking it to the wider capstone claim.</w:t>
       </w:r>
     </w:p>
@@ -1750,12 +1492,456 @@
         <w:pStyle w:val="Heading1"/>
       </w:pPr>
       <w:r>
-        <w:t>14. Supported practice and learning evidence</w:t>
-      </w:r>
-    </w:p>
-    <w:p>
-      <w:r>
-        <w:t>Try the supported questions before comparing with hints and feedback. Record what you repaired and the evidence you retained.</w:t>
+        <w:t>14. Extra practice · Predict,check and repair</w:t>
+      </w:r>
+    </w:p>
+    <w:p>
+      <w:r>
+        <w:t>Keep supported feedback separate from the independent case.</w:t>
+      </w:r>
+    </w:p>
+    <w:p>
+      <w:pPr>
+        <w:pStyle w:val="Heading2"/>
+      </w:pPr>
+      <w:r>
+        <w:t>First supported question and optional hint</w:t>
+      </w:r>
+    </w:p>
+    <w:p>
+      <w:pPr>
+        <w:pStyle w:val="ListBullet"/>
+      </w:pPr>
+      <w:r>
+        <w:t>Defend an individual network calculation. At the defence, a team shows a single toy neuron before describing the whole image-pattern experiment.</w:t>
+      </w:r>
+    </w:p>
+    <w:p>
+      <w:pPr>
+        <w:pStyle w:val="Heading3"/>
+      </w:pPr>
+      <w:r>
+        <w:t>Practice 1: explain the deciding evidence</w:t>
+      </w:r>
+    </w:p>
+    <w:p>
+      <w:pPr>
+        <w:pStyle w:val="ListBullet"/>
+      </w:pPr>
+      <w:r>
+        <w:t>Which labelled step matches this detail? max(0,0.2)=0.2; this activation is not a confidence percentage.</w:t>
+      </w:r>
+    </w:p>
+    <w:p>
+      <w:pPr>
+        <w:pStyle w:val="ListBullet"/>
+      </w:pPr>
+      <w:r>
+        <w:t>1. Add weighted terms</w:t>
+      </w:r>
+    </w:p>
+    <w:p>
+      <w:pPr>
+        <w:pStyle w:val="ListBullet"/>
+      </w:pPr>
+      <w:r>
+        <w:t>2. Apply ReLU</w:t>
+      </w:r>
+    </w:p>
+    <w:p>
+      <w:pPr>
+        <w:pStyle w:val="ListBullet"/>
+      </w:pPr>
+      <w:r>
+        <w:t>3. Multiply inputs</w:t>
+      </w:r>
+    </w:p>
+    <w:p>
+      <w:pPr>
+        <w:pStyle w:val="Heading3"/>
+      </w:pPr>
+      <w:r>
+        <w:t>My selected conclusion, deciding fact and explanation</w:t>
+      </w:r>
+    </w:p>
+    <w:p>
+      <w:r>
+        <w:t>________________________________________________________________</w:t>
+      </w:r>
+    </w:p>
+    <w:p>
+      <w:r>
+        <w:t>________________________________________________________________</w:t>
+      </w:r>
+    </w:p>
+    <w:p>
+      <w:r>
+        <w:t>________________________________________________________________</w:t>
+      </w:r>
+    </w:p>
+    <w:p>
+      <w:r>
+        <w:t>________________________________________________________________</w:t>
+      </w:r>
+    </w:p>
+    <w:p>
+      <w:r>
+        <w:t>________________________________________________________________</w:t>
+      </w:r>
+    </w:p>
+    <w:p>
+      <w:pPr>
+        <w:pStyle w:val="ListBullet"/>
+      </w:pPr>
+      <w:r>
+        <w:t>Hint if needed: Read the steps in the pictorial case. Match the supplied detail to the stage that performs or records it.</w:t>
+      </w:r>
+    </w:p>
+    <w:p>
+      <w:pPr>
+        <w:pStyle w:val="Heading2"/>
+      </w:pPr>
+      <w:r>
+        <w:t>Check after the first attempt · reference / check after trying</w:t>
+      </w:r>
+    </w:p>
+    <w:p>
+      <w:pPr>
+        <w:spacing w:line="336" w:lineRule="auto" w:after="180"/>
+      </w:pPr>
+      <w:r>
+        <w:rPr>
+          <w:b w:val="0"/>
+        </w:rPr>
+        <w:t>After your attempt, compare with the supported explanation: Apply ReLU max(0,0.2)=0.2; this activation is not a confidence percentage.</w:t>
+      </w:r>
+    </w:p>
+    <w:p>
+      <w:pPr>
+        <w:spacing w:line="336" w:lineRule="auto" w:after="180"/>
+      </w:pPr>
+      <w:r>
+        <w:rPr>
+          <w:b w:val="0"/>
+        </w:rPr>
+        <w:t>A defence should distinguish a traceable network calculation from a claim about classification quality. The neuron transforms supplied numbers; held-out labelled cases are needed to assess the complete system.</w:t>
+      </w:r>
+    </w:p>
+    <w:p>
+      <w:pPr>
+        <w:pStyle w:val="Heading2"/>
+      </w:pPr>
+      <w:r>
+        <w:t>Changed-case question and optional hint</w:t>
+      </w:r>
+    </w:p>
+    <w:p>
+      <w:pPr>
+        <w:pStyle w:val="Heading3"/>
+      </w:pPr>
+      <w:r>
+        <w:t>Practice 2: explain the deciding evidence</w:t>
+      </w:r>
+    </w:p>
+    <w:p>
+      <w:pPr>
+        <w:pStyle w:val="ListBullet"/>
+      </w:pPr>
+      <w:r>
+        <w:t>Changed-case practice: Change the second input from 1 to 2. Which conclusion is supported by the supplied facts?</w:t>
+      </w:r>
+    </w:p>
+    <w:p>
+      <w:pPr>
+        <w:pStyle w:val="ListBullet"/>
+      </w:pPr>
+      <w:r>
+        <w:t>1. We can decide the result without examining the changed input or the procedure.</w:t>
+      </w:r>
+    </w:p>
+    <w:p>
+      <w:pPr>
+        <w:pStyle w:val="ListBullet"/>
+      </w:pPr>
+      <w:r>
+        <w:t>2. This one example guarantees correct results for every future input.</w:t>
+      </w:r>
+    </w:p>
+    <w:p>
+      <w:pPr>
+        <w:pStyle w:val="ListBullet"/>
+      </w:pPr>
+      <w:r>
+        <w:t>3. z becomes 1-2+0.2=-0.8 and ReLU returns 0.</w:t>
+      </w:r>
+    </w:p>
+    <w:p>
+      <w:pPr>
+        <w:pStyle w:val="Heading3"/>
+      </w:pPr>
+      <w:r>
+        <w:t>My selected conclusion, deciding fact and explanation</w:t>
+      </w:r>
+    </w:p>
+    <w:p>
+      <w:r>
+        <w:t>________________________________________________________________</w:t>
+      </w:r>
+    </w:p>
+    <w:p>
+      <w:r>
+        <w:t>________________________________________________________________</w:t>
+      </w:r>
+    </w:p>
+    <w:p>
+      <w:r>
+        <w:t>________________________________________________________________</w:t>
+      </w:r>
+    </w:p>
+    <w:p>
+      <w:r>
+        <w:t>________________________________________________________________</w:t>
+      </w:r>
+    </w:p>
+    <w:p>
+      <w:r>
+        <w:t>________________________________________________________________</w:t>
+      </w:r>
+    </w:p>
+    <w:p>
+      <w:pPr>
+        <w:pStyle w:val="ListBullet"/>
+      </w:pPr>
+      <w:r>
+        <w:t>Hint if needed: Use the changed condition and the deciding step in the pictorial trace. The answer must say what follows from those facts.</w:t>
+      </w:r>
+    </w:p>
+    <w:p>
+      <w:pPr>
+        <w:pStyle w:val="Heading2"/>
+      </w:pPr>
+      <w:r>
+        <w:t>Check after the changed attempt · reference / check after trying</w:t>
+      </w:r>
+    </w:p>
+    <w:p>
+      <w:pPr>
+        <w:spacing w:line="336" w:lineRule="auto" w:after="180"/>
+      </w:pPr>
+      <w:r>
+        <w:rPr>
+          <w:b w:val="0"/>
+        </w:rPr>
+        <w:t>After your attempt, compare with the supported explanation: z becomes 1-2+0.2=-0.8 and ReLU returns 0. The negative weighted term grows; ReLU clips a negative pre-activation to zero.</w:t>
+      </w:r>
+    </w:p>
+    <w:p>
+      <w:pPr>
+        <w:pStyle w:val="Heading2"/>
+      </w:pPr>
+      <w:r>
+        <w:t>Repair and retain the record</w:t>
+      </w:r>
+    </w:p>
+    <w:p>
+      <w:pPr>
+        <w:spacing w:line="336" w:lineRule="auto" w:after="180"/>
+      </w:pPr>
+      <w:r>
+        <w:rPr>
+          <w:b w:val="0"/>
+        </w:rPr>
+        <w:t xml:space="preserve">Review Capstone </w:t>
+      </w:r>
+      <w:r>
+        <w:rPr>
+          <w:b/>
+        </w:rPr>
+        <w:t>limitation</w:t>
+      </w:r>
+      <w:r>
+        <w:rPr>
+          <w:b w:val="0"/>
+        </w:rPr>
+        <w:t>s and revision (ai-5/35). Goal: Evaluate a frozen candidate and baseline on final rows. Short practice: Calculate the slice rates and explain the claim revision.</w:t>
+      </w:r>
+    </w:p>
+    <w:p>
+      <w:pPr>
+        <w:spacing w:line="336" w:lineRule="auto" w:after="180"/>
+      </w:pPr>
+      <w:r>
+        <w:rPr>
+          <w:b w:val="0"/>
+        </w:rPr>
+        <w:t xml:space="preserve">If the team trains on the shifted evaluation patterns, what kind of </w:t>
+      </w:r>
+      <w:r>
+        <w:rPr>
+          <w:b/>
+        </w:rPr>
+        <w:t>evidence</w:t>
+      </w:r>
+      <w:r>
+        <w:rPr>
+          <w:b w:val="0"/>
+        </w:rPr>
+        <w:t xml:space="preserve"> does their rerun provide?. Return to this week and explain what you changed.</w:t>
+      </w:r>
+    </w:p>
+    <w:p>
+      <w:pPr>
+        <w:spacing w:line="336" w:lineRule="auto" w:after="180"/>
+      </w:pPr>
+      <w:r>
+        <w:rPr>
+          <w:b w:val="0"/>
+        </w:rPr>
+        <w:t>Review Capstone hypothesis and baseline (ai-5/33). Goal: Write a testable capstone hypothesis and a credible baseline. Short practice: Name the intended change, the baseline and the measured outcome.</w:t>
+      </w:r>
+    </w:p>
+    <w:p>
+      <w:pPr>
+        <w:spacing w:line="336" w:lineRule="auto" w:after="180"/>
+      </w:pPr>
+      <w:r>
+        <w:rPr>
+          <w:b w:val="0"/>
+        </w:rPr>
+        <w:t xml:space="preserve">Why must both versions avoid </w:t>
+      </w:r>
+      <w:r>
+        <w:rPr>
+          <w:b/>
+        </w:rPr>
+        <w:t>training</w:t>
+      </w:r>
+      <w:r>
+        <w:rPr>
+          <w:b w:val="0"/>
+        </w:rPr>
+        <w:t xml:space="preserve"> on the eight reserved labels?. Return to this week and explain what you changed.</w:t>
+      </w:r>
+    </w:p>
+    <w:p>
+      <w:pPr>
+        <w:spacing w:line="336" w:lineRule="auto" w:after="180"/>
+      </w:pPr>
+      <w:r>
+        <w:rPr>
+          <w:b w:val="0"/>
+        </w:rPr>
+        <w:t xml:space="preserve">Review Dataset shift in neural models (ai-5/30). Goal: Explain how a changed </w:t>
+      </w:r>
+      <w:r>
+        <w:rPr>
+          <w:b/>
+        </w:rPr>
+        <w:t>input</w:t>
+      </w:r>
+      <w:r>
+        <w:rPr>
+          <w:b w:val="0"/>
+        </w:rPr>
+        <w:t xml:space="preserve"> mix can change overall accuracy. Short practice: Did the supplied model’s dim-light accuracy deteriorate?</w:t>
+      </w:r>
+    </w:p>
+    <w:p>
+      <w:pPr>
+        <w:spacing w:line="336" w:lineRule="auto" w:after="180"/>
+      </w:pPr>
+      <w:r>
+        <w:rPr>
+          <w:b w:val="0"/>
+        </w:rPr>
+        <w:t xml:space="preserve">Point to the relevant step in the picture, then write the changed result and the rule or </w:t>
+      </w:r>
+      <w:r>
+        <w:rPr>
+          <w:b/>
+        </w:rPr>
+        <w:t>evidence</w:t>
+      </w:r>
+      <w:r>
+        <w:rPr>
+          <w:b w:val="0"/>
+        </w:rPr>
+        <w:t xml:space="preserve"> that supports it.. Return to this week and explain what you changed.</w:t>
+      </w:r>
+    </w:p>
+    <w:p>
+      <w:pPr>
+        <w:spacing w:line="336" w:lineRule="auto" w:after="180"/>
+      </w:pPr>
+      <w:r>
+        <w:rPr>
+          <w:b w:val="0"/>
+        </w:rPr>
+        <w:t xml:space="preserve">Use Download completed work in the hosted lesson to export your answers, reflections, practice feedback and code-run </w:t>
+      </w:r>
+      <w:r>
+        <w:rPr>
+          <w:b/>
+        </w:rPr>
+        <w:t>evidence</w:t>
+      </w:r>
+      <w:r>
+        <w:rPr>
+          <w:b w:val="0"/>
+        </w:rPr>
+        <w:t>. Open the HTML copy to read or print it.</w:t>
+      </w:r>
+    </w:p>
+    <w:p>
+      <w:pPr>
+        <w:spacing w:line="336" w:lineRule="auto" w:after="180"/>
+      </w:pPr>
+      <w:r>
+        <w:rPr>
+          <w:b w:val="0"/>
+        </w:rPr>
+        <w:t>Drafts stay in this browser when storage is available; clear drafts on a shared device.</w:t>
+      </w:r>
+    </w:p>
+    <w:p>
+      <w:pPr>
+        <w:pStyle w:val="Heading3"/>
+      </w:pPr>
+      <w:r>
+        <w:t>What I repaired, the evidence I kept and the next test</w:t>
+      </w:r>
+    </w:p>
+    <w:p>
+      <w:r>
+        <w:t>________________________________________________________________</w:t>
+      </w:r>
+    </w:p>
+    <w:p>
+      <w:r>
+        <w:t>________________________________________________________________</w:t>
+      </w:r>
+    </w:p>
+    <w:p>
+      <w:r>
+        <w:t>________________________________________________________________</w:t>
+      </w:r>
+    </w:p>
+    <w:p>
+      <w:r>
+        <w:t>________________________________________________________________</w:t>
+      </w:r>
+    </w:p>
+    <w:p>
+      <w:r>
+        <w:t>________________________________________________________________</w:t>
+      </w:r>
+    </w:p>
+    <w:p>
+      <w:pPr>
+        <w:pStyle w:val="Heading2"/>
+      </w:pPr>
+      <w:r>
+        <w:t>Earlier wording, alternatives and picture transcripts · reference / check after trying</w:t>
       </w:r>
     </w:p>
     <w:p>
@@ -1771,80 +1957,10 @@
     </w:p>
     <w:p>
       <w:pPr>
-        <w:spacing w:line="336" w:lineRule="auto" w:after="180"/>
-      </w:pPr>
-      <w:r>
-        <w:rPr>
-          <w:b w:val="0"/>
-        </w:rPr>
-        <w:t>Defend an individual network calculation. At the defence, a team shows a single toy neuron before describing the whole image-pattern experiment.</w:t>
-      </w:r>
-    </w:p>
-    <w:p>
-      <w:pPr>
         <w:pStyle w:val="Heading3"/>
       </w:pPr>
       <w:r>
-        <w:t>Practice 1: explain the deciding evidence</w:t>
-      </w:r>
-    </w:p>
-    <w:p>
-      <w:pPr>
-        <w:spacing w:line="336" w:lineRule="auto" w:after="180"/>
-      </w:pPr>
-      <w:r>
-        <w:rPr>
-          <w:b w:val="0"/>
-        </w:rPr>
-        <w:t>Which labelled step matches this detail? max(0,0.2)=0.2; this activation is not a confidence percentage.</w:t>
-      </w:r>
-    </w:p>
-    <w:p>
-      <w:pPr>
-        <w:spacing w:line="336" w:lineRule="auto" w:after="180"/>
-        <w:shd w:fill="F4F9FC"/>
-      </w:pPr>
-      <w:r>
-        <w:rPr>
-          <w:b w:val="0"/>
-        </w:rPr>
-        <w:t>1. Add weighted terms</w:t>
-      </w:r>
-    </w:p>
-    <w:p>
-      <w:pPr>
-        <w:spacing w:line="336" w:lineRule="auto" w:after="180"/>
-        <w:shd w:fill="F4F9FC"/>
-      </w:pPr>
-      <w:r>
-        <w:rPr>
-          <w:b w:val="0"/>
-        </w:rPr>
-        <w:t>2. Apply ReLU</w:t>
-      </w:r>
-    </w:p>
-    <w:p>
-      <w:pPr>
-        <w:spacing w:line="336" w:lineRule="auto" w:after="180"/>
-        <w:shd w:fill="F4F9FC"/>
-      </w:pPr>
-      <w:r>
-        <w:rPr>
-          <w:b w:val="0"/>
-        </w:rPr>
-        <w:t xml:space="preserve">3. Multiply </w:t>
-      </w:r>
-      <w:r>
-        <w:rPr>
-          <w:b/>
-        </w:rPr>
-        <w:t>input</w:t>
-      </w:r>
-      <w:r>
-        <w:rPr>
-          <w:b w:val="0"/>
-        </w:rPr>
-        <w:t>s</w:t>
+        <w:t>Repair a missing building block</w:t>
       </w:r>
     </w:p>
     <w:p>
@@ -1852,484 +1968,25 @@
         <w:pStyle w:val="Heading3"/>
       </w:pPr>
       <w:r>
-        <w:t>My selected conclusion, deciding fact and explanation</w:t>
-      </w:r>
-    </w:p>
-    <w:p>
-      <w:r>
-        <w:t>________________________________________________________________</w:t>
-      </w:r>
-    </w:p>
-    <w:p>
-      <w:r>
-        <w:t>________________________________________________________________</w:t>
-      </w:r>
-    </w:p>
-    <w:p>
-      <w:r>
-        <w:t>________________________________________________________________</w:t>
-      </w:r>
-    </w:p>
-    <w:p>
-      <w:r>
-        <w:t>________________________________________________________________</w:t>
-      </w:r>
-    </w:p>
-    <w:p>
-      <w:r>
-        <w:t>________________________________________________________________</w:t>
-      </w:r>
-    </w:p>
-    <w:p>
-      <w:pPr>
-        <w:pStyle w:val="Heading3"/>
-      </w:pPr>
-      <w:r>
-        <w:t>Hint · try first</w:t>
-      </w:r>
-    </w:p>
-    <w:p>
-      <w:pPr>
-        <w:spacing w:line="336" w:lineRule="auto" w:after="180"/>
-        <w:shd w:fill="F1F6F8"/>
-      </w:pPr>
-      <w:r>
-        <w:rPr>
-          <w:b w:val="0"/>
-        </w:rPr>
-        <w:t>Hint if needed: Read the steps in the pictorial case. Match the supplied detail to the stage that performs or records it.</w:t>
-      </w:r>
-    </w:p>
-    <w:p>
-      <w:pPr>
-        <w:pStyle w:val="Heading3"/>
-      </w:pPr>
-      <w:r>
-        <w:t>Feedback · compare after trying</w:t>
-      </w:r>
-    </w:p>
-    <w:p>
-      <w:pPr>
-        <w:spacing w:line="336" w:lineRule="auto" w:after="180"/>
-        <w:shd w:fill="F1F6FC"/>
-      </w:pPr>
-      <w:r>
-        <w:rPr>
-          <w:b w:val="0"/>
-        </w:rPr>
-        <w:t>After your attempt, compare with the supported explanation: Apply ReLU max(0,0.2)=0.2; this activation is not a confidence percentage.</w:t>
-      </w:r>
-    </w:p>
-    <w:p>
-      <w:pPr>
-        <w:spacing w:line="336" w:lineRule="auto" w:after="180"/>
-        <w:shd w:fill="F1F6FC"/>
-      </w:pPr>
-      <w:r>
-        <w:rPr>
-          <w:b w:val="0"/>
-        </w:rPr>
-        <w:t>A defence should distinguish a traceable network calculation from a claim about classification quality. The neuron transforms supplied numbers; held-out labelled cases are needed to assess the complete system.</w:t>
-      </w:r>
-    </w:p>
-    <w:p>
-      <w:pPr>
-        <w:pStyle w:val="Heading3"/>
-      </w:pPr>
-      <w:r>
-        <w:t>Practice 2: explain the deciding evidence</w:t>
-      </w:r>
-    </w:p>
-    <w:p>
-      <w:pPr>
-        <w:pStyle w:val="Heading3"/>
-      </w:pPr>
-      <w:r>
-        <w:t>Changed case · predict first</w:t>
-      </w:r>
-    </w:p>
-    <w:p>
-      <w:pPr>
-        <w:spacing w:line="336" w:lineRule="auto" w:after="180"/>
-        <w:shd w:fill="F5F1FB"/>
-      </w:pPr>
-      <w:r>
-        <w:rPr>
-          <w:b w:val="0"/>
-        </w:rPr>
-        <w:t xml:space="preserve">Changed-case practice: Change the second </w:t>
-      </w:r>
-      <w:r>
-        <w:rPr>
-          <w:b/>
-        </w:rPr>
-        <w:t>input</w:t>
-      </w:r>
-      <w:r>
-        <w:rPr>
-          <w:b w:val="0"/>
-        </w:rPr>
-        <w:t xml:space="preserve"> from 1 to 2. Which conclusion is supported by the supplied facts?</w:t>
-      </w:r>
-    </w:p>
-    <w:p>
-      <w:pPr>
-        <w:spacing w:line="336" w:lineRule="auto" w:after="180"/>
-        <w:shd w:fill="F4F9FC"/>
-      </w:pPr>
-      <w:r>
-        <w:rPr>
-          <w:b w:val="0"/>
-        </w:rPr>
-        <w:t xml:space="preserve">1. We can decide the result without examining the changed </w:t>
-      </w:r>
-      <w:r>
-        <w:rPr>
-          <w:b/>
-        </w:rPr>
-        <w:t>input</w:t>
-      </w:r>
-      <w:r>
-        <w:rPr>
-          <w:b w:val="0"/>
-        </w:rPr>
-        <w:t xml:space="preserve"> or the procedure.</w:t>
-      </w:r>
-    </w:p>
-    <w:p>
-      <w:pPr>
-        <w:spacing w:line="336" w:lineRule="auto" w:after="180"/>
-        <w:shd w:fill="F4F9FC"/>
-      </w:pPr>
-      <w:r>
-        <w:rPr>
-          <w:b w:val="0"/>
-        </w:rPr>
-        <w:t xml:space="preserve">2. This one example guarantees correct results for every future </w:t>
-      </w:r>
-      <w:r>
-        <w:rPr>
-          <w:b/>
-        </w:rPr>
-        <w:t>input</w:t>
-      </w:r>
-      <w:r>
-        <w:rPr>
-          <w:b w:val="0"/>
-        </w:rPr>
-        <w:t>.</w:t>
-      </w:r>
-    </w:p>
-    <w:p>
-      <w:pPr>
-        <w:spacing w:line="336" w:lineRule="auto" w:after="180"/>
-        <w:shd w:fill="F4F9FC"/>
-      </w:pPr>
-      <w:r>
-        <w:rPr>
-          <w:b w:val="0"/>
-        </w:rPr>
-        <w:t>3. z becomes 1-2+0.2=-0.8 and ReLU returns 0.</w:t>
-      </w:r>
-    </w:p>
-    <w:p>
-      <w:pPr>
-        <w:pStyle w:val="Heading3"/>
-      </w:pPr>
-      <w:r>
-        <w:t>My selected conclusion, deciding fact and explanation</w:t>
-      </w:r>
-    </w:p>
-    <w:p>
-      <w:r>
-        <w:t>________________________________________________________________</w:t>
-      </w:r>
-    </w:p>
-    <w:p>
-      <w:r>
-        <w:t>________________________________________________________________</w:t>
-      </w:r>
-    </w:p>
-    <w:p>
-      <w:r>
-        <w:t>________________________________________________________________</w:t>
-      </w:r>
-    </w:p>
-    <w:p>
-      <w:r>
-        <w:t>________________________________________________________________</w:t>
-      </w:r>
-    </w:p>
-    <w:p>
-      <w:r>
-        <w:t>________________________________________________________________</w:t>
-      </w:r>
-    </w:p>
-    <w:p>
-      <w:pPr>
-        <w:pStyle w:val="Heading3"/>
-      </w:pPr>
-      <w:r>
-        <w:t>Hint · try first</w:t>
-      </w:r>
-    </w:p>
-    <w:p>
-      <w:pPr>
-        <w:spacing w:line="336" w:lineRule="auto" w:after="180"/>
-        <w:shd w:fill="F1F6F8"/>
-      </w:pPr>
-      <w:r>
-        <w:rPr>
-          <w:b w:val="0"/>
-        </w:rPr>
-        <w:t>Hint if needed: Use the changed condition and the deciding step in the pictorial trace. The answer must say what follows from those facts.</w:t>
-      </w:r>
-    </w:p>
-    <w:p>
-      <w:pPr>
-        <w:pStyle w:val="Heading3"/>
-      </w:pPr>
-      <w:r>
-        <w:t>Feedback · compare after trying</w:t>
-      </w:r>
-    </w:p>
-    <w:p>
-      <w:pPr>
-        <w:spacing w:line="336" w:lineRule="auto" w:after="180"/>
-        <w:shd w:fill="F1F6FC"/>
-      </w:pPr>
-      <w:r>
-        <w:rPr>
-          <w:b w:val="0"/>
-        </w:rPr>
-        <w:t>After your attempt, compare with the supported explanation: z becomes 1-2+0.2=-0.8 and ReLU returns 0. The negative weighted term grows; ReLU clips a negative pre-activation to zero.</w:t>
-      </w:r>
-    </w:p>
-    <w:p>
-      <w:pPr>
-        <w:pStyle w:val="Heading3"/>
-      </w:pPr>
-      <w:r>
-        <w:t>Repair a missing building block</w:t>
-      </w:r>
-    </w:p>
-    <w:p>
-      <w:pPr>
-        <w:spacing w:line="336" w:lineRule="auto" w:after="180"/>
-      </w:pPr>
-      <w:r>
-        <w:rPr>
-          <w:b w:val="0"/>
-        </w:rPr>
-        <w:t xml:space="preserve">Review Capstone </w:t>
-      </w:r>
-      <w:r>
-        <w:rPr>
-          <w:b/>
-        </w:rPr>
-        <w:t>limitation</w:t>
-      </w:r>
-      <w:r>
-        <w:rPr>
-          <w:b w:val="0"/>
-        </w:rPr>
-        <w:t>s and revision (ai-5/35). Goal: Evaluate a frozen candidate and baseline on final rows. Short practice: Calculate the slice rates and explain the claim revision.</w:t>
-      </w:r>
-    </w:p>
-    <w:p>
-      <w:pPr>
-        <w:spacing w:line="336" w:lineRule="auto" w:after="180"/>
-      </w:pPr>
-      <w:r>
-        <w:rPr>
-          <w:b w:val="0"/>
-        </w:rPr>
-        <w:t xml:space="preserve">If the team trains on the shifted evaluation patterns, what kind of </w:t>
-      </w:r>
-      <w:r>
-        <w:rPr>
-          <w:b/>
-        </w:rPr>
-        <w:t>evidence</w:t>
-      </w:r>
-      <w:r>
-        <w:rPr>
-          <w:b w:val="0"/>
-        </w:rPr>
-        <w:t xml:space="preserve"> does their rerun provide?. Return to this week and explain what you changed.</w:t>
-      </w:r>
-    </w:p>
-    <w:p>
-      <w:pPr>
-        <w:spacing w:line="336" w:lineRule="auto" w:after="180"/>
-      </w:pPr>
-      <w:r>
-        <w:rPr>
-          <w:b w:val="0"/>
-        </w:rPr>
-        <w:t>Review Capstone hypothesis and baseline (ai-5/33). Goal: Write a testable capstone hypothesis and a credible baseline. Short practice: Name the intended change, the baseline and the measured outcome.</w:t>
-      </w:r>
-    </w:p>
-    <w:p>
-      <w:pPr>
-        <w:spacing w:line="336" w:lineRule="auto" w:after="180"/>
-      </w:pPr>
-      <w:r>
-        <w:rPr>
-          <w:b w:val="0"/>
-        </w:rPr>
-        <w:t xml:space="preserve">Why must both versions avoid </w:t>
-      </w:r>
-      <w:r>
-        <w:rPr>
-          <w:b/>
-        </w:rPr>
-        <w:t>training</w:t>
-      </w:r>
-      <w:r>
-        <w:rPr>
-          <w:b w:val="0"/>
-        </w:rPr>
-        <w:t xml:space="preserve"> on the eight reserved labels?. Return to this week and explain what you changed.</w:t>
-      </w:r>
-    </w:p>
-    <w:p>
-      <w:pPr>
-        <w:spacing w:line="336" w:lineRule="auto" w:after="180"/>
-      </w:pPr>
-      <w:r>
-        <w:rPr>
-          <w:b w:val="0"/>
-        </w:rPr>
-        <w:t xml:space="preserve">Review Dataset shift in neural models (ai-5/30). Goal: Explain how a changed </w:t>
-      </w:r>
-      <w:r>
-        <w:rPr>
-          <w:b/>
-        </w:rPr>
-        <w:t>input</w:t>
-      </w:r>
-      <w:r>
-        <w:rPr>
-          <w:b w:val="0"/>
-        </w:rPr>
-        <w:t xml:space="preserve"> mix can change overall accuracy. Short practice: Did the supplied model’s dim-light accuracy deteriorate?</w:t>
-      </w:r>
-    </w:p>
-    <w:p>
-      <w:pPr>
-        <w:spacing w:line="336" w:lineRule="auto" w:after="180"/>
-      </w:pPr>
-      <w:r>
-        <w:rPr>
-          <w:b w:val="0"/>
-        </w:rPr>
-        <w:t xml:space="preserve">Point to the relevant step in the picture, then write the changed result and the rule or </w:t>
-      </w:r>
-      <w:r>
-        <w:rPr>
-          <w:b/>
-        </w:rPr>
-        <w:t>evidence</w:t>
-      </w:r>
-      <w:r>
-        <w:rPr>
-          <w:b w:val="0"/>
-        </w:rPr>
-        <w:t xml:space="preserve"> that supports it.. Return to this week and explain what you changed.</w:t>
-      </w:r>
-    </w:p>
-    <w:p>
-      <w:pPr>
-        <w:pStyle w:val="Heading3"/>
-      </w:pPr>
-      <w:r>
         <w:t>Keep your completed work</w:t>
       </w:r>
     </w:p>
     <w:p>
       <w:pPr>
-        <w:spacing w:line="336" w:lineRule="auto" w:after="180"/>
-      </w:pPr>
-      <w:r>
-        <w:rPr>
-          <w:b w:val="0"/>
-        </w:rPr>
-        <w:t xml:space="preserve">Use Download completed work in the hosted lesson to export your answers, reflections, practice feedback and code-run </w:t>
-      </w:r>
-      <w:r>
-        <w:rPr>
-          <w:b/>
-        </w:rPr>
-        <w:t>evidence</w:t>
-      </w:r>
-      <w:r>
-        <w:rPr>
-          <w:b w:val="0"/>
-        </w:rPr>
-        <w:t>. Open the HTML copy to read or print it.</w:t>
-      </w:r>
-    </w:p>
-    <w:p>
-      <w:pPr>
-        <w:spacing w:line="336" w:lineRule="auto" w:after="180"/>
-      </w:pPr>
-      <w:r>
-        <w:rPr>
-          <w:b w:val="0"/>
-        </w:rPr>
-        <w:t>Drafts stay in this browser when storage is available; clear drafts on a shared device.</w:t>
-      </w:r>
-    </w:p>
-    <w:p>
-      <w:pPr>
-        <w:pStyle w:val="Heading3"/>
-      </w:pPr>
-      <w:r>
-        <w:t>What I repaired, the evidence I kept and the next test</w:t>
-      </w:r>
-    </w:p>
-    <w:p>
-      <w:r>
-        <w:t>________________________________________________________________</w:t>
-      </w:r>
-    </w:p>
-    <w:p>
-      <w:r>
-        <w:t>________________________________________________________________</w:t>
-      </w:r>
-    </w:p>
-    <w:p>
-      <w:r>
-        <w:t>________________________________________________________________</w:t>
-      </w:r>
-    </w:p>
-    <w:p>
-      <w:r>
-        <w:t>________________________________________________________________</w:t>
-      </w:r>
-    </w:p>
-    <w:p>
-      <w:r>
-        <w:t>________________________________________________________________</w:t>
-      </w:r>
-    </w:p>
-    <w:p>
-      <w:pPr>
         <w:pStyle w:val="Heading1"/>
       </w:pPr>
       <w:r>
-        <w:t>15. Visual concept journey</w:t>
-      </w:r>
-    </w:p>
-    <w:p>
-      <w:r>
-        <w:t>Explain each Neural network experiment defense picture from its labels, then record a relevant limit.</w:t>
-      </w:r>
-    </w:p>
-    <w:p>
-      <w:pPr>
-        <w:pStyle w:val="Heading3"/>
+        <w:t>15. Reference · Six-picture response sheets</w:t>
+      </w:r>
+    </w:p>
+    <w:p>
+      <w:r>
+        <w:t>Choose the picture that helps explain the current step.</w:t>
+      </w:r>
+    </w:p>
+    <w:p>
+      <w:pPr>
+        <w:pStyle w:val="Heading2"/>
       </w:pPr>
       <w:r>
         <w:t>01. Neural network experiment defense: the case</w:t>
@@ -2408,7 +2065,6 @@
     <w:p>
       <w:pPr>
         <w:spacing w:line="336" w:lineRule="auto" w:after="180"/>
-        <w:shd w:fill="F5F1FB"/>
       </w:pPr>
       <w:r>
         <w:rPr>
@@ -2447,7 +2103,7 @@
     </w:p>
     <w:p>
       <w:pPr>
-        <w:pStyle w:val="Heading3"/>
+        <w:pStyle w:val="Heading2"/>
       </w:pPr>
       <w:r>
         <w:t>02. Follow the deciding steps</w:t>
@@ -2515,7 +2171,6 @@
     <w:p>
       <w:pPr>
         <w:spacing w:line="336" w:lineRule="auto" w:after="180"/>
-        <w:shd w:fill="F5F1FB"/>
       </w:pPr>
       <w:r>
         <w:rPr>
@@ -2566,7 +2221,7 @@
     </w:p>
     <w:p>
       <w:pPr>
-        <w:pStyle w:val="Heading3"/>
+        <w:pStyle w:val="Heading2"/>
       </w:pPr>
       <w:r>
         <w:t>03. One toy ReLU neuron: not a probability</w:t>
@@ -2646,7 +2301,6 @@
     <w:p>
       <w:pPr>
         <w:spacing w:line="336" w:lineRule="auto" w:after="180"/>
-        <w:shd w:fill="F5F1FB"/>
       </w:pPr>
       <w:r>
         <w:rPr>
@@ -2685,7 +2339,7 @@
     </w:p>
     <w:p>
       <w:pPr>
-        <w:pStyle w:val="Heading3"/>
+        <w:pStyle w:val="Heading2"/>
       </w:pPr>
       <w:r>
         <w:t>04. Change one thing. Trace what follows.</w:t>
@@ -2764,7 +2418,6 @@
     <w:p>
       <w:pPr>
         <w:spacing w:line="336" w:lineRule="auto" w:after="180"/>
-        <w:shd w:fill="F5F1FB"/>
       </w:pPr>
       <w:r>
         <w:rPr>
@@ -2803,7 +2456,7 @@
     </w:p>
     <w:p>
       <w:pPr>
-        <w:pStyle w:val="Heading3"/>
+        <w:pStyle w:val="Heading2"/>
       </w:pPr>
       <w:r>
         <w:t>05. Connect the explanation to its limit</w:t>
@@ -2870,7 +2523,6 @@
     <w:p>
       <w:pPr>
         <w:spacing w:line="336" w:lineRule="auto" w:after="180"/>
-        <w:shd w:fill="F5F1FB"/>
       </w:pPr>
       <w:r>
         <w:rPr>
@@ -2909,7 +2561,7 @@
     </w:p>
     <w:p>
       <w:pPr>
-        <w:pStyle w:val="Heading3"/>
+        <w:pStyle w:val="Heading2"/>
       </w:pPr>
       <w:r>
         <w:t>06. Make the idea visible in your project</w:t>
@@ -3012,7 +2664,6 @@
     <w:p>
       <w:pPr>
         <w:spacing w:line="336" w:lineRule="auto" w:after="180"/>
-        <w:shd w:fill="F5F1FB"/>
       </w:pPr>
       <w:r>
         <w:rPr>
@@ -3059,6 +2710,62 @@
     <w:p>
       <w:r>
         <w:t>________________________________________________________________</w:t>
+      </w:r>
+    </w:p>
+    <w:p>
+      <w:pPr>
+        <w:pStyle w:val="Heading2"/>
+      </w:pPr>
+      <w:r>
+        <w:t>Earlier wording, alternatives and picture transcripts · reference / check after trying</w:t>
+      </w:r>
+    </w:p>
+    <w:p>
+      <w:pPr>
+        <w:pStyle w:val="Heading3"/>
+      </w:pPr>
+      <w:r>
+        <w:t>01. Neural network experiment defense: the case</w:t>
+      </w:r>
+    </w:p>
+    <w:p>
+      <w:pPr>
+        <w:pStyle w:val="Heading3"/>
+      </w:pPr>
+      <w:r>
+        <w:t>02. Follow the deciding steps</w:t>
+      </w:r>
+    </w:p>
+    <w:p>
+      <w:pPr>
+        <w:pStyle w:val="Heading3"/>
+      </w:pPr>
+      <w:r>
+        <w:t>03. One toy ReLU neuron: not a probability</w:t>
+      </w:r>
+    </w:p>
+    <w:p>
+      <w:pPr>
+        <w:pStyle w:val="Heading3"/>
+      </w:pPr>
+      <w:r>
+        <w:t>04. Change one thing. Trace what follows.</w:t>
+      </w:r>
+    </w:p>
+    <w:p>
+      <w:pPr>
+        <w:pStyle w:val="Heading3"/>
+      </w:pPr>
+      <w:r>
+        <w:t>05. Connect the explanation to its limit</w:t>
+      </w:r>
+    </w:p>
+    <w:p>
+      <w:pPr>
+        <w:pStyle w:val="Heading3"/>
+      </w:pPr>
+      <w:r>
+        <w:t>06. Make the idea visible in your project</w:t>
       </w:r>
     </w:p>
     <w:sectPr>
